--- a/REFERENCE.docx
+++ b/REFERENCE.docx
@@ -139,10 +139,7 @@
               <w:t xml:space="preserve">100 − mean_CN</w:t>
             </w:r>
             <w:r>
-              <w:t xml:space="preserve">, where</w:t>
-            </w:r>
-            <w:r>
-              <w:t xml:space="preserve"> </w:t>
+              <w:t xml:space="preserve">, where </w:t>
             </w:r>
             <w:r>
               <w:rPr>
@@ -151,10 +148,7 @@
               <w:t xml:space="preserve">mean_CN</w:t>
             </w:r>
             <w:r>
-              <w:t xml:space="preserve"> </w:t>
-            </w:r>
-            <w:r>
-              <w:t xml:space="preserve">is the area-weighted average SCS Curve Number across all pixels.</w:t>
+              <w:t xml:space="preserve"> is the area-weighted average SCS Curve Number across all pixels.</w:t>
             </w:r>
           </w:p>
         </w:tc>
@@ -188,13 +182,7 @@
               <w:t xml:space="preserve">UFR_biophysical_table_MN.csv</w:t>
             </w:r>
             <w:r>
-              <w:t xml:space="preserve"> </w:t>
-            </w:r>
-            <w:r>
-              <w:t xml:space="preserve">(CN values by lucode × soil group),</w:t>
-            </w:r>
-            <w:r>
-              <w:t xml:space="preserve"> </w:t>
+              <w:t xml:space="preserve"> (CN values by lucode × soil group), </w:t>
             </w:r>
             <w:r>
               <w:rPr>
@@ -203,10 +191,7 @@
               <w:t xml:space="preserve">soil_group_MN.tif</w:t>
             </w:r>
             <w:r>
-              <w:t xml:space="preserve">,</w:t>
-            </w:r>
-            <w:r>
-              <w:t xml:space="preserve"> </w:t>
+              <w:t xml:space="preserve">, </w:t>
             </w:r>
             <w:r>
               <w:rPr>
@@ -252,10 +237,7 @@
               <w:t xml:space="preserve">BASELINE_CN = 75.7</w:t>
             </w:r>
             <w:r>
-              <w:t xml:space="preserve"> </w:t>
-            </w:r>
-            <w:r>
-              <w:t xml:space="preserve">→ baseline index = 24.3).</w:t>
+              <w:t xml:space="preserve"> → baseline index = 24.3).</w:t>
             </w:r>
           </w:p>
         </w:tc>
@@ -367,7 +349,7 @@
               <w:pStyle w:val="Compact"/>
             </w:pPr>
             <w:r>
-              <w:t xml:space="preserve">Approximate air-temperature change vs the unmodified baseline; positive = cooler, negative = warmer.</w:t>
+              <w:t xml:space="preserve">Approximate air-temperature difference vs the unmodified baseline, expressed as a direction and magnitude (e.g. “1.2°F cooler” or “0.8°F warmer”).</w:t>
             </w:r>
           </w:p>
         </w:tc>
@@ -401,10 +383,7 @@
               <w:t xml:space="preserve">ΔHM × 4.0 °F</w:t>
             </w:r>
             <w:r>
-              <w:t xml:space="preserve">, where</w:t>
-            </w:r>
-            <w:r>
-              <w:t xml:space="preserve"> </w:t>
+              <w:t xml:space="preserve">, where </w:t>
             </w:r>
             <w:r>
               <w:rPr>
@@ -413,13 +392,7 @@
               <w:t xml:space="preserve">ΔHM = mean_HM_scenario − BASELINE_HM (0.2719)</w:t>
             </w:r>
             <w:r>
-              <w:t xml:space="preserve"> </w:t>
-            </w:r>
-            <w:r>
-              <w:t xml:space="preserve">and</w:t>
-            </w:r>
-            <w:r>
-              <w:t xml:space="preserve"> </w:t>
+              <w:t xml:space="preserve"> and </w:t>
             </w:r>
             <w:r>
               <w:rPr>
@@ -428,10 +401,7 @@
               <w:t xml:space="preserve">HM = (shade + kc) / 2</w:t>
             </w:r>
             <w:r>
-              <w:t xml:space="preserve"> </w:t>
-            </w:r>
-            <w:r>
-              <w:t xml:space="preserve">averaged over all pixels.</w:t>
+              <w:t xml:space="preserve"> averaged over all pixels.</w:t>
             </w:r>
           </w:p>
         </w:tc>
@@ -465,10 +435,7 @@
               <w:t xml:space="preserve">biophysical_table_urban_cooling.csv</w:t>
             </w:r>
             <w:r>
-              <w:t xml:space="preserve"> </w:t>
-            </w:r>
-            <w:r>
-              <w:t xml:space="preserve">(shade and kc columns per NLCD lucode).</w:t>
+              <w:t xml:space="preserve"> (shade and kc columns per NLCD lucode).</w:t>
             </w:r>
           </w:p>
         </w:tc>
@@ -496,13 +463,7 @@
               <w:pStyle w:val="Compact"/>
             </w:pPr>
             <w:r>
-              <w:t xml:space="preserve">Raw HM values for the scenario and baseline shown side-by-side (e.g. </w:t>
-            </w:r>
-            <w:r>
-              <w:t xml:space="preserve">“HM 0.3142 vs 0.2719”</w:t>
-            </w:r>
-            <w:r>
-              <w:t xml:space="preserve">).</w:t>
+              <w:t>Raw HM values for the scenario and baseline shown side-by-side (e.g. “HM 0.3142 vs 0.2719”).</w:t>
             </w:r>
           </w:p>
         </w:tc>
@@ -642,10 +603,7 @@
               <w:pStyle w:val="Compact"/>
             </w:pPr>
             <w:r>
-              <w:t xml:space="preserve">SCS method:</w:t>
-            </w:r>
-            <w:r>
-              <w:t xml:space="preserve"> </w:t>
+              <w:t xml:space="preserve">SCS method: </w:t>
             </w:r>
             <w:r>
               <w:rPr>
@@ -654,10 +612,7 @@
               <w:t xml:space="preserve">S = (1000/CN) − 10</w:t>
             </w:r>
             <w:r>
-              <w:t xml:space="preserve">,</w:t>
-            </w:r>
-            <w:r>
-              <w:t xml:space="preserve"> </w:t>
+              <w:t xml:space="preserve">, </w:t>
             </w:r>
             <w:r>
               <w:rPr>
@@ -666,10 +621,7 @@
               <w:t xml:space="preserve">Ia = 0.2S</w:t>
             </w:r>
             <w:r>
-              <w:t xml:space="preserve">,</w:t>
-            </w:r>
-            <w:r>
-              <w:t xml:space="preserve"> </w:t>
+              <w:t xml:space="preserve">, </w:t>
             </w:r>
             <w:r>
               <w:rPr>
@@ -678,10 +630,7 @@
               <w:t xml:space="preserve">Q_in = (P−Ia)²/(P−Ia+S)</w:t>
             </w:r>
             <w:r>
-              <w:t xml:space="preserve">, then</w:t>
-            </w:r>
-            <w:r>
-              <w:t xml:space="preserve"> </w:t>
+              <w:t xml:space="preserve">, then </w:t>
             </w:r>
             <w:r>
               <w:rPr>
@@ -690,13 +639,7 @@
               <w:t xml:space="preserve">(Q_in/12) × total_developed_acres</w:t>
             </w:r>
             <w:r>
-              <w:t xml:space="preserve"> </w:t>
-            </w:r>
-            <w:r>
-              <w:t xml:space="preserve">in acre-feet.</w:t>
-            </w:r>
-            <w:r>
-              <w:t xml:space="preserve"> </w:t>
+              <w:t xml:space="preserve"> in acre-feet. </w:t>
             </w:r>
             <w:r>
               <w:rPr>
@@ -733,10 +676,7 @@
               <w:pStyle w:val="Compact"/>
             </w:pPr>
             <w:r>
-              <w:t xml:space="preserve">Derived from</w:t>
-            </w:r>
-            <w:r>
-              <w:t xml:space="preserve"> </w:t>
+              <w:t xml:space="preserve">Derived from </w:t>
             </w:r>
             <w:r>
               <w:rPr>
@@ -745,10 +685,7 @@
               <w:t xml:space="preserve">mean_CN</w:t>
             </w:r>
             <w:r>
-              <w:t xml:space="preserve"> </w:t>
-            </w:r>
-            <w:r>
-              <w:t xml:space="preserve">(see Flood Risk Reduction) and total developed acreage (</w:t>
+              <w:t xml:space="preserve"> (see Flood Risk Reduction) and total developed acreage (</w:t>
             </w:r>
             <w:r>
               <w:rPr>
@@ -785,19 +722,7 @@
               <w:pStyle w:val="Compact"/>
             </w:pPr>
             <w:r>
-              <w:t xml:space="preserve">Shows the scenario runoff volume, not an explicit delta from baseline. The cost-effectiveness ratio</w:t>
-            </w:r>
-            <w:r>
-              <w:t xml:space="preserve"> </w:t>
-            </w:r>
-            <w:r>
-              <w:t xml:space="preserve">“Cost / Acre-Foot Prevented”</w:t>
-            </w:r>
-            <w:r>
-              <w:t xml:space="preserve"> </w:t>
-            </w:r>
-            <w:r>
-              <w:t xml:space="preserve">is where the baseline delta is computed. A 2-inch storm represents a common minor design event; results for larger storms will differ.</w:t>
+              <w:t>Shows the scenario runoff volume, not an explicit delta from baseline. The cost-effectiveness ratio “Cost / Acre-Foot Prevented” is where the baseline delta is computed. A 2-inch storm represents a common minor design event; results for larger storms will differ.</w:t>
             </w:r>
           </w:p>
         </w:tc>
@@ -981,10 +906,7 @@
               <w:pStyle w:val="Compact"/>
             </w:pPr>
             <w:r>
-              <w:t xml:space="preserve">People fed, computed as</w:t>
-            </w:r>
-            <w:r>
-              <w:t xml:space="preserve"> </w:t>
+              <w:t xml:space="preserve">People fed, computed as </w:t>
             </w:r>
             <w:r>
               <w:rPr>
@@ -1224,10 +1146,7 @@
         <w:pStyle w:val="FirstParagraph"/>
       </w:pPr>
       <w:r>
-        <w:t xml:space="preserve">All three ratios show</w:t>
-      </w:r>
-      <w:r>
-        <w:t xml:space="preserve"> </w:t>
+        <w:t xml:space="preserve">All three ratios show </w:t>
       </w:r>
       <w:r>
         <w:rPr>
@@ -1237,10 +1156,7 @@
         <w:t xml:space="preserve">N/A</w:t>
       </w:r>
       <w:r>
-        <w:t xml:space="preserve"> </w:t>
-      </w:r>
-      <w:r>
-        <w:t xml:space="preserve">when the denominator is zero or negative (no improvement vs baseline) or when total cost is zero (no conversions).</w:t>
+        <w:t xml:space="preserve"> when the denominator is zero or negative (no improvement vs baseline) or when total cost is zero (no conversions).</w:t>
       </w:r>
     </w:p>
     <w:bookmarkStart w:id="16" w:name="cost-acre-foot-prevented"/>
@@ -1493,10 +1409,7 @@
               <w:t xml:space="preserve">total_cost_$ ÷ cooling_f</w:t>
             </w:r>
             <w:r>
-              <w:t xml:space="preserve">, where</w:t>
-            </w:r>
-            <w:r>
-              <w:t xml:space="preserve"> </w:t>
+              <w:t xml:space="preserve">, where </w:t>
             </w:r>
             <w:r>
               <w:rPr>
@@ -1505,10 +1418,7 @@
               <w:t xml:space="preserve">cooling_f</w:t>
             </w:r>
             <w:r>
-              <w:t xml:space="preserve"> </w:t>
-            </w:r>
-            <w:r>
-              <w:t xml:space="preserve">is the °F delta (positive = cooler).</w:t>
+              <w:t xml:space="preserve"> is the °F delta (positive = cooler).</w:t>
             </w:r>
           </w:p>
         </w:tc>
@@ -1804,10 +1714,7 @@
               <w:pStyle w:val="Compact"/>
             </w:pPr>
             <w:r>
-              <w:t xml:space="preserve">All keys from the</w:t>
-            </w:r>
-            <w:r>
-              <w:t xml:space="preserve"> </w:t>
+              <w:t xml:space="preserve">All keys from the </w:t>
             </w:r>
             <w:r>
               <w:rPr>
@@ -1816,19 +1723,7 @@
               <w:t xml:space="preserve">CITIES</w:t>
             </w:r>
             <w:r>
-              <w:t xml:space="preserve"> </w:t>
-            </w:r>
-            <w:r>
-              <w:t xml:space="preserve">dict; unavailable cities are labelled</w:t>
-            </w:r>
-            <w:r>
-              <w:t xml:space="preserve"> </w:t>
-            </w:r>
-            <w:r>
-              <w:t xml:space="preserve">“(coming soon)”</w:t>
-            </w:r>
-            <w:r>
-              <w:t xml:space="preserve">.</w:t>
+              <w:t xml:space="preserve"> dict; unavailable cities are labelled “(coming soon)”.</w:t>
             </w:r>
           </w:p>
         </w:tc>
@@ -1856,10 +1751,7 @@
               <w:pStyle w:val="Compact"/>
             </w:pPr>
             <w:r>
-              <w:t xml:space="preserve">Selecting an unavailable city shows a warning and halts execution via</w:t>
-            </w:r>
-            <w:r>
-              <w:t xml:space="preserve"> </w:t>
+              <w:t xml:space="preserve">Selecting an unavailable city shows a warning and halts execution via </w:t>
             </w:r>
             <w:r>
               <w:rPr>
@@ -2178,58 +2070,16 @@
           <m:t>/</m:t>
         </m:r>
         <m:r>
-          <m:t>a</m:t>
-        </m:r>
-        <m:r>
-          <m:t>c</m:t>
-        </m:r>
-        <m:r>
-          <m:t>r</m:t>
-        </m:r>
-        <m:r>
-          <m:t>e</m:t>
+          <m:t>acre</m:t>
         </m:r>
         <m:r>
           <m:rPr>
             <m:sty m:val="p"/>
           </m:rPr>
-          <m:t>)</m:t>
+          <m:t>)/</m:t>
         </m:r>
         <m:r>
-          <m:rPr>
-            <m:sty m:val="p"/>
-          </m:rPr>
-          <m:t>/</m:t>
-        </m:r>
-        <m:r>
-          <m:t>F</m:t>
-        </m:r>
-        <m:r>
-          <m:t>o</m:t>
-        </m:r>
-        <m:r>
-          <m:t>o</m:t>
-        </m:r>
-        <m:r>
-          <m:t>d</m:t>
-        </m:r>
-        <m:r>
-          <m:t>F</m:t>
-        </m:r>
-        <m:r>
-          <m:t>o</m:t>
-        </m:r>
-        <m:r>
-          <m:t>r</m:t>
-        </m:r>
-        <m:r>
-          <m:t>e</m:t>
-        </m:r>
-        <m:r>
-          <m:t>s</m:t>
-        </m:r>
-        <m:r>
-          <m:t>t</m:t>
+          <m:t>FoodForest</m:t>
         </m:r>
         <m:r>
           <m:rPr>
@@ -2443,13 +2293,7 @@
               <w:pStyle w:val="Compact"/>
             </w:pPr>
             <w:r>
-              <w:t xml:space="preserve">Toggle, default off; under subheader</w:t>
-            </w:r>
-            <w:r>
-              <w:t xml:space="preserve"> </w:t>
-            </w:r>
-            <w:r>
-              <w:t xml:space="preserve">“Spatial Priority”</w:t>
+              <w:t>Toggle, default off; under subheader “Spatial Priority”</w:t>
             </w:r>
           </w:p>
         </w:tc>
@@ -2644,10 +2488,7 @@
         <w:pStyle w:val="BodyText"/>
       </w:pPr>
       <w:r>
-        <w:t xml:space="preserve">Buttons work by writing to</w:t>
-      </w:r>
-      <w:r>
-        <w:t xml:space="preserve"> </w:t>
+        <w:t xml:space="preserve">Buttons work by writing to </w:t>
       </w:r>
       <w:r>
         <w:rPr>
@@ -2656,13 +2497,7 @@
         <w:t xml:space="preserve">st.session_state</w:t>
       </w:r>
       <w:r>
-        <w:t xml:space="preserve"> </w:t>
-      </w:r>
-      <w:r>
-        <w:t xml:space="preserve">and calling</w:t>
-      </w:r>
-      <w:r>
-        <w:t xml:space="preserve"> </w:t>
+        <w:t xml:space="preserve"> and calling </w:t>
       </w:r>
       <w:r>
         <w:rPr>
@@ -2836,10 +2671,7 @@
               <w:pStyle w:val="Compact"/>
             </w:pPr>
             <w:r>
-              <w:t xml:space="preserve">Samples ~10,000 random (pct, GI%, FF%) combinations, predicts outcomes with the RF surrogate, filters to those meeting all three minimums, computes the Pareto front, de-duplicates near-identical points, and returns up to 5 top suggestions ranked by a balanced score:</w:t>
-            </w:r>
-            <w:r>
-              <w:t xml:space="preserve"> </w:t>
+              <w:t xml:space="preserve">Samples ~10,000 random (pct, GI%, FF%) combinations, predicts outcomes with the RF surrogate, filters to those meeting all three minimums, computes the Pareto front, de-duplicates near-identical points, and returns up to 5 top suggestions ranked by a balanced score: </w:t>
             </w:r>
             <w:r>
               <w:rPr>
@@ -3040,10 +2872,7 @@
         <w:pStyle w:val="FirstParagraph"/>
       </w:pPr>
       <w:r>
-        <w:t xml:space="preserve">Four fixed points representing extreme all-one-landcover scenarios for Minneapolis. Hardcoded in</w:t>
-      </w:r>
-      <w:r>
-        <w:t xml:space="preserve"> </w:t>
+        <w:t xml:space="preserve">Four fixed points representing extreme all-one-landcover scenarios for Minneapolis. Hardcoded in </w:t>
       </w:r>
       <w:r>
         <w:rPr>
@@ -3414,10 +3243,7 @@
               <w:t xml:space="preserve">scipy.spatial.ConvexHull</w:t>
             </w:r>
             <w:r>
-              <w:t xml:space="preserve"> </w:t>
-            </w:r>
-            <w:r>
-              <w:t xml:space="preserve">on (flood_reduction, mean_HM) coordinates of all pre-computed scenarios.</w:t>
+              <w:t xml:space="preserve"> on (flood_reduction, mean_HM) coordinates of all pre-computed scenarios.</w:t>
             </w:r>
           </w:p>
         </w:tc>
@@ -3498,19 +3324,7 @@
         <w:pStyle w:val="FirstParagraph"/>
       </w:pPr>
       <w:r>
-        <w:t xml:space="preserve">Scenarios explicitly saved by clicking</w:t>
-      </w:r>
-      <w:r>
-        <w:t xml:space="preserve"> </w:t>
-      </w:r>
-      <w:r>
-        <w:t xml:space="preserve">“Save this scenario.”</w:t>
-      </w:r>
-      <w:r>
-        <w:t xml:space="preserve"> </w:t>
-      </w:r>
-      <w:r>
-        <w:t xml:space="preserve">Bubble size scales with food production (</w:t>
+        <w:t>Scenarios explicitly saved by clicking “Save this scenario.” Bubble size scales with food production (</w:t>
       </w:r>
       <w:r>
         <w:rPr>
@@ -3684,19 +3498,7 @@
         <w:pStyle w:val="FirstParagraph"/>
       </w:pPr>
       <w:r>
-        <w:t xml:space="preserve">Returned by the surrogate optimizer after clicking</w:t>
-      </w:r>
-      <w:r>
-        <w:t xml:space="preserve"> </w:t>
-      </w:r>
-      <w:r>
-        <w:t xml:space="preserve">“Optimize.”</w:t>
-      </w:r>
-      <w:r>
-        <w:t xml:space="preserve"> </w:t>
-      </w:r>
-      <w:r>
-        <w:t xml:space="preserve">Error bars show the 10th–90th percentile range across Random Forest trees for flood (horizontal) and HM (vertical).</w:t>
+        <w:t>Returned by the surrogate optimizer after clicking “Optimize.” Error bars show the 10th–90th percentile range across Random Forest trees for flood (horizontal) and HM (vertical).</w:t>
       </w:r>
     </w:p>
     <w:p>
@@ -3823,10 +3625,7 @@
               <w:t xml:space="preserve">BASELINE_CN</w:t>
             </w:r>
             <w:r>
-              <w:t xml:space="preserve"> </w:t>
-            </w:r>
-            <w:r>
-              <w:t xml:space="preserve">(75.7)</w:t>
+              <w:t xml:space="preserve"> (75.7)</w:t>
             </w:r>
           </w:p>
         </w:tc>
@@ -3843,10 +3642,7 @@
               <w:t xml:space="preserve">mean_CN</w:t>
             </w:r>
             <w:r>
-              <w:t xml:space="preserve"> </w:t>
-            </w:r>
-            <w:r>
-              <w:t xml:space="preserve">from scenario</w:t>
+              <w:t xml:space="preserve"> from scenario</w:t>
             </w:r>
           </w:p>
         </w:tc>
@@ -3887,10 +3683,7 @@
               <w:t xml:space="preserve">BASELINE_HM</w:t>
             </w:r>
             <w:r>
-              <w:t xml:space="preserve"> </w:t>
-            </w:r>
-            <w:r>
-              <w:t xml:space="preserve">(0.2719)</w:t>
+              <w:t xml:space="preserve"> (0.2719)</w:t>
             </w:r>
           </w:p>
         </w:tc>
@@ -3907,10 +3700,7 @@
               <w:t xml:space="preserve">mean_HM</w:t>
             </w:r>
             <w:r>
-              <w:t xml:space="preserve"> </w:t>
-            </w:r>
-            <w:r>
-              <w:t xml:space="preserve">from scenario</w:t>
+              <w:t xml:space="preserve"> from scenario</w:t>
             </w:r>
           </w:p>
         </w:tc>
@@ -3962,10 +3752,7 @@
               <w:t xml:space="preserve">food_mln_lbs</w:t>
             </w:r>
             <w:r>
-              <w:t xml:space="preserve"> </w:t>
-            </w:r>
-            <w:r>
-              <w:t xml:space="preserve">from scenario</w:t>
+              <w:t xml:space="preserve"> from scenario</w:t>
             </w:r>
           </w:p>
         </w:tc>
@@ -3976,10 +3763,7 @@
         <w:pStyle w:val="BodyText"/>
       </w:pPr>
       <w:r>
-        <w:t xml:space="preserve">A horizontal dashed line at the baseline value is drawn on the Flood Risk and Cooling charts for visual reference. The Food Production y-axis is scaled to</w:t>
-      </w:r>
-      <w:r>
-        <w:t xml:space="preserve"> </w:t>
+        <w:t xml:space="preserve">A horizontal dashed line at the baseline value is drawn on the Flood Risk and Cooling charts for visual reference. The Food Production y-axis is scaled to </w:t>
       </w:r>
       <w:r>
         <w:rPr>
@@ -3988,10 +3772,7 @@
         <w:t xml:space="preserve">MAX_FOOD × 1.1</w:t>
       </w:r>
       <w:r>
-        <w:t xml:space="preserve"> </w:t>
-      </w:r>
-      <w:r>
-        <w:t xml:space="preserve">across all pre-computed scenarios.</w:t>
+        <w:t xml:space="preserve"> across all pre-computed scenarios.</w:t>
       </w:r>
     </w:p>
     <w:p>

--- a/REFERENCE.docx
+++ b/REFERENCE.docx
@@ -380,7 +380,7 @@
               <w:rPr>
                 <w:rStyle w:val="VerbatimChar"/>
               </w:rPr>
-              <w:t xml:space="preserve">ΔHM × 4.0 °F</w:t>
+              <w:t xml:space="preserve">(scenario HM − baseline HM) × 4.0°F/HM unit</w:t>
             </w:r>
             <w:r>
               <w:t xml:space="preserve">, where </w:t>
@@ -389,19 +389,10 @@
               <w:rPr>
                 <w:rStyle w:val="VerbatimChar"/>
               </w:rPr>
-              <w:t xml:space="preserve">ΔHM = mean_HM_scenario − BASELINE_HM (0.2719)</w:t>
-            </w:r>
-            <w:r>
-              <w:t xml:space="preserve"> and </w:t>
-            </w:r>
-            <w:r>
-              <w:rPr>
-                <w:rStyle w:val="VerbatimChar"/>
-              </w:rPr>
               <w:t xml:space="preserve">HM = (shade + kc) / 2</w:t>
             </w:r>
             <w:r>
-              <w:t xml:space="preserve"> averaged over all pixels.</w:t>
+              <w:t xml:space="preserve"> per InVEST Urban Cooling Model. Calibration: 4.0°F/HM is an approximate midpoint from InVEST UCM literature (range 2–5°C per HM unit); not locally calibrated for Minneapolis. Treat as directional only.</w:t>
             </w:r>
           </w:p>
         </w:tc>

--- a/REFERENCE.docx
+++ b/REFERENCE.docx
@@ -502,7 +502,7 @@
         <w:pStyle w:val="Heading3"/>
       </w:pPr>
       <w:r>
-        <w:t xml:space="preserve">Runoff Prevented</w:t>
+        <w:t xml:space="preserve">Runoff Volume</w:t>
       </w:r>
     </w:p>
     <w:tbl>
@@ -566,7 +566,7 @@
               <w:pStyle w:val="Compact"/>
             </w:pPr>
             <w:r>
-              <w:t xml:space="preserve">Total stormwater runoff volume generated under this scenario’s land cover for a 2-inch design storm, across all developed land. Lower = less runoff, i.e. more is being retained.</w:t>
+              <w:t xml:space="preserve">The absolute stormwater runoff volume the scenario would generate for a 2-inch design storm, in acre-feet. This is the scenario’s total runoff, not a reduction from baseline — lower values mean the scenario retains more water, but the number itself is not a “prevented” delta. The delta vs baseline is shown in the card’s sub-label and is computed explicitly in the “Cost / Acre-Foot Prevented” ratio.</w:t>
             </w:r>
           </w:p>
         </w:tc>
@@ -713,7 +713,7 @@
               <w:pStyle w:val="Compact"/>
             </w:pPr>
             <w:r>
-              <w:t>Shows the scenario runoff volume, not an explicit delta from baseline. The cost-effectiveness ratio “Cost / Acre-Foot Prevented” is where the baseline delta is computed. A 2-inch storm represents a common minor design event; results for larger storms will differ.</w:t>
+              <w:t>A 2-inch storm represents a common minor design event; results for larger storms will differ. The card’s delta sub-label shows the explicit reduction vs baseline (green) or increase (red).</w:t>
             </w:r>
           </w:p>
         </w:tc>
@@ -1598,6 +1598,126 @@
     </w:p>
     <w:bookmarkEnd w:id="18"/>
     <w:bookmarkEnd w:id="19"/>
+    <w:bookmarkStart w:id="100" w:name="scenario-summary-text"/>
+    <w:p>
+      <w:pPr>
+        <w:pStyle w:val="Heading2"/>
+      </w:pPr>
+      <w:r>
+        <w:t xml:space="preserve">Scenario Summary Text</w:t>
+      </w:r>
+    </w:p>
+    <w:p>
+      <w:pPr>
+        <w:pStyle w:val="Compact"/>
+      </w:pPr>
+      <w:r>
+        <w:t xml:space="preserve">A prose sentence rendered below the metric cards: “This scenario converts X% of developed land, allocating Y% to green infrastructure, Z% to food forest, and W% to high-density development, [using random placement / prioritizing hotter areas].”</w:t>
+      </w:r>
+    </w:p>
+    <w:tbl>
+      <w:tblPr>
+        <w:tblStyle w:val="Table"/>
+        <w:tblW w:type="pct" w:w="5000"/>
+        <w:tblLayout w:type="fixed"/>
+        <w:tblLook w:firstRow="1" w:lastRow="0" w:firstColumn="0" w:lastColumn="0" w:noHBand="0" w:noVBand="0" w:val="0020"/>
+      </w:tblPr>
+      <w:tblGrid>
+        <w:gridCol w:w="3696"/>
+        <w:gridCol w:w="4224"/>
+      </w:tblGrid>
+      <w:tr>
+        <w:trPr>
+          <w:tblHeader w:val="on"/>
+        </w:trPr>
+        <w:tc>
+          <w:tcPr/>
+          <w:p>
+            <w:pPr>
+              <w:pStyle w:val="Compact"/>
+            </w:pPr>
+            <w:r>
+              <w:t>Field</w:t>
+            </w:r>
+          </w:p>
+        </w:tc>
+        <w:tc>
+          <w:tcPr/>
+          <w:p>
+            <w:pPr>
+              <w:pStyle w:val="Compact"/>
+            </w:pPr>
+            <w:r>
+              <w:t>Detail</w:t>
+            </w:r>
+          </w:p>
+        </w:tc>
+      </w:tr>
+      <w:tr>
+        <w:tc>
+          <w:tcPr/>
+          <w:p>
+            <w:pPr>
+              <w:pStyle w:val="Compact"/>
+            </w:pPr>
+            <w:r>
+              <w:rPr>
+                <w:b/>
+                <w:bCs/>
+              </w:rPr>
+              <w:t>Values</w:t>
+            </w:r>
+          </w:p>
+        </w:tc>
+        <w:tc>
+          <w:tcPr/>
+          <w:p>
+            <w:pPr>
+              <w:pStyle w:val="Compact"/>
+            </w:pPr>
+            <w:r>
+              <w:t xml:space="preserve">Pulled directly from the current slider values (pct_converted, green_infrastructure_pct, food_forest_pct, pct_highdensity).</w:t>
+            </w:r>
+          </w:p>
+        </w:tc>
+      </w:tr>
+      <w:tr>
+        <w:tc>
+          <w:tcPr/>
+          <w:p>
+            <w:pPr>
+              <w:pStyle w:val="Compact"/>
+            </w:pPr>
+            <w:r>
+              <w:rPr>
+                <w:b/>
+                <w:bCs/>
+              </w:rPr>
+              <w:t xml:space="preserve">Placement mode</w:t>
+            </w:r>
+          </w:p>
+        </w:tc>
+        <w:tc>
+          <w:tcPr/>
+          <w:p>
+            <w:pPr>
+              <w:pStyle w:val="Compact"/>
+            </w:pPr>
+            <w:r>
+              <w:t xml:space="preserve">“prioritizing hotter areas” when the heat-priority toggle is on; “using random placement” otherwise.</w:t>
+            </w:r>
+          </w:p>
+        </w:tc>
+      </w:tr>
+    </w:tbl>
+    <w:p>
+      <w:r>
+        <w:pict>
+          <v:rect style="width:0;height:1.5pt" o:hralign="center" o:hrstd="t" o:hr="t"/>
+        </w:pict>
+      </w:r>
+    </w:p>
+    <w:bookmarkEnd w:id="100"/>
     <w:bookmarkStart w:id="27" w:name="sidebar-controls"/>
     <w:p>
       <w:pPr>
@@ -2595,18 +2715,18 @@
                 <w:b/>
                 <w:bCs/>
               </w:rPr>
-              <w:t xml:space="preserve">Min cooling (HM)</w:t>
-            </w:r>
-          </w:p>
-        </w:tc>
-        <w:tc>
-          <w:tcPr/>
-          <w:p>
-            <w:pPr>
-              <w:pStyle w:val="Compact"/>
-            </w:pPr>
-            <w:r>
-              <w:t xml:space="preserve">Slider 0.0–1.0, step 0.05. Minimum acceptable mean HM value (not °F delta).</w:t>
+              <w:t xml:space="preserve">Min cooling (°F vs baseline)</w:t>
+            </w:r>
+          </w:p>
+        </w:tc>
+        <w:tc>
+          <w:tcPr/>
+          <w:p>
+            <w:pPr>
+              <w:pStyle w:val="Compact"/>
+            </w:pPr>
+            <w:r>
+              <w:t xml:space="preserve">Slider −1.0 to ~3.0°F, step 0.1, default 0.1°F. Minimum acceptable temperature improvement vs baseline. Converted to HM units internally via BASELINE_HM + min_cool_f / 4.0 before being passed to the surrogate.</w:t>
             </w:r>
           </w:p>
         </w:tc>
@@ -2872,7 +2992,7 @@
         <w:t xml:space="preserve">REF_SCENARIOS</w:t>
       </w:r>
       <w:r>
-        <w:t xml:space="preserve">; will need to be made city-specific when new cities are added.</w:t>
+        <w:t xml:space="preserve">. These values are specific to Minneapolis 2021 NLCD data and will differ for other cities — each city added to the CITIES dict must supply its own benchmark values.</w:t>
       </w:r>
     </w:p>
     <w:tbl>
@@ -3501,6 +3621,154 @@
     </w:p>
     <w:bookmarkEnd w:id="34"/>
     <w:bookmarkEnd w:id="35"/>
+    <w:bookmarkStart w:id="101" w:name="influence-map"/>
+    <w:p>
+      <w:pPr>
+        <w:pStyle w:val="Heading3"/>
+      </w:pPr>
+      <w:r>
+        <w:t xml:space="preserve">Influence Map (feature importance bar chart)</w:t>
+      </w:r>
+    </w:p>
+    <w:p>
+      <w:pPr>
+        <w:pStyle w:val="Compact"/>
+      </w:pPr>
+      <w:r>
+        <w:t xml:space="preserve">Shown below the optimised suggestions table when optimizer results are present.</w:t>
+      </w:r>
+    </w:p>
+    <w:tbl>
+      <w:tblPr>
+        <w:tblStyle w:val="Table"/>
+        <w:tblW w:type="pct" w:w="5000"/>
+        <w:tblLayout w:type="fixed"/>
+        <w:tblLook w:firstRow="1" w:lastRow="0" w:firstColumn="0" w:lastColumn="0" w:noHBand="0" w:noVBand="0" w:val="0020"/>
+      </w:tblPr>
+      <w:tblGrid>
+        <w:gridCol w:w="3696"/>
+        <w:gridCol w:w="4224"/>
+      </w:tblGrid>
+      <w:tr>
+        <w:trPr>
+          <w:tblHeader w:val="on"/>
+        </w:trPr>
+        <w:tc>
+          <w:tcPr/>
+          <w:p>
+            <w:pPr>
+              <w:pStyle w:val="Compact"/>
+            </w:pPr>
+            <w:r>
+              <w:t>Field</w:t>
+            </w:r>
+          </w:p>
+        </w:tc>
+        <w:tc>
+          <w:tcPr/>
+          <w:p>
+            <w:pPr>
+              <w:pStyle w:val="Compact"/>
+            </w:pPr>
+            <w:r>
+              <w:t>Detail</w:t>
+            </w:r>
+          </w:p>
+        </w:tc>
+      </w:tr>
+      <w:tr>
+        <w:tc>
+          <w:tcPr/>
+          <w:p>
+            <w:pPr>
+              <w:pStyle w:val="Compact"/>
+            </w:pPr>
+            <w:r>
+              <w:rPr>
+                <w:b/>
+                <w:bCs/>
+              </w:rPr>
+              <w:t>Represents</w:t>
+            </w:r>
+          </w:p>
+        </w:tc>
+        <w:tc>
+          <w:tcPr/>
+          <w:p>
+            <w:pPr>
+              <w:pStyle w:val="Compact"/>
+            </w:pPr>
+            <w:r>
+              <w:t xml:space="preserve">Which of the three input sliders (% Converted, Green Infra %, Food Forest %) most strongly drives the surrogate model’s predictions across all three output metrics.</w:t>
+            </w:r>
+          </w:p>
+        </w:tc>
+      </w:tr>
+      <w:tr>
+        <w:tc>
+          <w:tcPr/>
+          <w:p>
+            <w:pPr>
+              <w:pStyle w:val="Compact"/>
+            </w:pPr>
+            <w:r>
+              <w:rPr>
+                <w:b/>
+                <w:bCs/>
+              </w:rPr>
+              <w:t>Method</w:t>
+            </w:r>
+          </w:p>
+        </w:tc>
+        <w:tc>
+          <w:tcPr/>
+          <w:p>
+            <w:pPr>
+              <w:pStyle w:val="Compact"/>
+            </w:pPr>
+            <w:r>
+              <w:t xml:space="preserve">model.feature_importances_ from the Random Forest — the mean decrease in impurity averaged across all trees and all output dimensions.</w:t>
+            </w:r>
+          </w:p>
+        </w:tc>
+      </w:tr>
+      <w:tr>
+        <w:tc>
+          <w:tcPr/>
+          <w:p>
+            <w:pPr>
+              <w:pStyle w:val="Compact"/>
+            </w:pPr>
+            <w:r>
+              <w:rPr>
+                <w:b/>
+                <w:bCs/>
+              </w:rPr>
+              <w:t>Caveats</w:t>
+            </w:r>
+          </w:p>
+        </w:tc>
+        <w:tc>
+          <w:tcPr/>
+          <w:p>
+            <w:pPr>
+              <w:pStyle w:val="Compact"/>
+            </w:pPr>
+            <w:r>
+              <w:t xml:space="preserve">Importances reflect the surrogate’s learned relationships, not physical causation. Because the three inputs are constrained (GI% + FF% ≤ 100%), their importances are not fully independent.</w:t>
+            </w:r>
+          </w:p>
+        </w:tc>
+      </w:tr>
+    </w:tbl>
+    <w:p>
+      <w:r>
+        <w:pict>
+          <v:rect style="width:0;height:1.5pt" o:hralign="center" o:hrstd="t" o:hr="t"/>
+        </w:pict>
+      </w:r>
+    </w:p>
+    <w:bookmarkEnd w:id="101"/>
     <w:bookmarkStart w:id="36" w:name="bar-charts-scenario-tab"/>
     <w:p>
       <w:pPr>

--- a/REFERENCE.docx
+++ b/REFERENCE.docx
@@ -2,7 +2,7 @@
 <file path=word/document.xml><?xml version="1.0" encoding="utf-8"?>
 <w:document xmlns:w="http://schemas.openxmlformats.org/wordprocessingml/2006/main" xmlns:m="http://schemas.openxmlformats.org/officeDocument/2006/math" xmlns:r="http://schemas.openxmlformats.org/officeDocument/2006/relationships" xmlns:o="urn:schemas-microsoft-com:office:office" xmlns:v="urn:schemas-microsoft-com:vml" xmlns:w10="urn:schemas-microsoft-com:office:word" xmlns:a="http://schemas.openxmlformats.org/drawingml/2006/main" xmlns:pic="http://schemas.openxmlformats.org/drawingml/2006/picture" xmlns:wp="http://schemas.openxmlformats.org/drawingml/2006/wordprocessingDrawing">
   <w:body>
-    <w:bookmarkStart w:id="38" w:name="ecosystem-explorer-ui-reference"/>
+    <w:bookmarkStart w:id="45" w:name="ecosystem-explorer-ui-reference"/>
     <w:p>
       <w:pPr>
         <w:pStyle w:val="Heading1"/>
@@ -26,16 +26,280 @@
         </w:pict>
       </w:r>
     </w:p>
-    <w:bookmarkStart w:id="12" w:name="metric-cards-row-1-three-columns"/>
+    <w:bookmarkStart w:id="9" w:name="conceptual-overview"/>
     <w:p>
       <w:pPr>
         <w:pStyle w:val="Heading2"/>
       </w:pPr>
       <w:r>
+        <w:t xml:space="preserve">Conceptual Overview</w:t>
+      </w:r>
+    </w:p>
+    <w:p>
+      <w:pPr>
+        <w:pStyle w:val="FirstParagraph"/>
+      </w:pPr>
+      <w:r>
+        <w:t xml:space="preserve">The Ecosystem Explorer simulates how reallocating developed land among green infrastructure (wetlands), food forest, and high-density development affects three primary outcomes: flood runoff (via Curve Number), urban cooling (via a heat mitigation index), and food production (via yield benchmarks).</w:t>
+      </w:r>
+    </w:p>
+    <w:p>
+      <w:pPr>
+        <w:pStyle w:val="BodyText"/>
+      </w:pPr>
+      <w:r>
+        <w:t xml:space="preserve">Scenarios are generated by selecting a percentage of developed land and reallocating it across these categories. Results are computed using raster-based biophysical lookup tables and summarized at the city scale. The tool is designed for comparative exploration of tradeoffs rather than precise prediction. Results are summarized at the city scale; spatial patterns are simplified rather than explicitly optimized.</w:t>
+      </w:r>
+    </w:p>
+    <w:p>
+      <w:r>
+        <w:pict>
+          <v:rect style="width:0;height:1.5pt" o:hralign="center" o:hrstd="t" o:hr="t"/>
+        </w:pict>
+      </w:r>
+    </w:p>
+    <w:bookmarkEnd w:id="9"/>
+    <w:bookmarkStart w:id="10" w:name="key-terms"/>
+    <w:p>
+      <w:pPr>
+        <w:pStyle w:val="Heading2"/>
+      </w:pPr>
+      <w:r>
+        <w:t xml:space="preserve">Key Terms</w:t>
+      </w:r>
+    </w:p>
+    <w:p>
+      <w:pPr>
+        <w:pStyle w:val="FirstParagraph"/>
+      </w:pPr>
+      <w:r>
+        <w:rPr>
+          <w:b/>
+          <w:bCs/>
+        </w:rPr>
+        <w:t xml:space="preserve">Acre-Foot</w:t>
+      </w:r>
+      <w:r>
+        <w:t xml:space="preserve"> </w:t>
+      </w:r>
+      <w:r>
+        <w:t xml:space="preserve">— A unit of water volume equal to one acre of surface area covered one foot deep (~326,000 gallons, or roughly half an Olympic swimming pool). For context, one acre-foot is approximately the volume of water needed to cover a standard city block (~330 × 330 feet) in about 1.3 inches of water — a useful way to visualize stormwater volumes in an urban setting.</w:t>
+      </w:r>
+    </w:p>
+    <w:p>
+      <w:pPr>
+        <w:pStyle w:val="BodyText"/>
+      </w:pPr>
+      <w:r>
+        <w:rPr>
+          <w:b/>
+          <w:bCs/>
+        </w:rPr>
+        <w:t xml:space="preserve">Curve Number (CN)</w:t>
+      </w:r>
+      <w:r>
+        <w:t xml:space="preserve"> </w:t>
+      </w:r>
+      <w:r>
+        <w:t xml:space="preserve">— A unitless runoff score from 0–100 developed by the USDA. High scores (e.g. 90+) mean surfaces shed water quickly, like a parking lot. Low scores (e.g. 30–50) mean surfaces absorb water slowly, like a sponge. Green infrastructure (wetlands) drives CN down; high-density development drives it up.</w:t>
+      </w:r>
+    </w:p>
+    <w:p>
+      <w:pPr>
+        <w:pStyle w:val="BodyText"/>
+      </w:pPr>
+      <w:r>
+        <w:rPr>
+          <w:b/>
+          <w:bCs/>
+        </w:rPr>
+        <w:t xml:space="preserve">Heat Mitigation (HM) Index</w:t>
+      </w:r>
+      <w:r>
+        <w:t xml:space="preserve"> </w:t>
+      </w:r>
+      <w:r>
+        <w:t xml:space="preserve">— A 0–1 index measuring how well a land cover type reduces urban heat through shade and evapotranspiration (cooling via water evaporation and plant transpiration). A score of 0 means no mitigation (bare pavement); a score near 1 means strong cooling effect (dense vegetation). Derived from the InVEST Urban Cooling Model.</w:t>
+      </w:r>
+    </w:p>
+    <w:p>
+      <w:r>
+        <w:pict>
+          <v:rect style="width:0;height:1.5pt" o:hralign="center" o:hrstd="t" o:hr="t"/>
+        </w:pict>
+      </w:r>
+    </w:p>
+    <w:bookmarkEnd w:id="10"/>
+    <w:bookmarkStart w:id="11" w:name="methodology-notes"/>
+    <w:p>
+      <w:pPr>
+        <w:pStyle w:val="Heading2"/>
+      </w:pPr>
+      <w:r>
+        <w:t xml:space="preserve">Methodology Notes</w:t>
+      </w:r>
+    </w:p>
+    <w:p>
+      <w:pPr>
+        <w:pStyle w:val="FirstParagraph"/>
+      </w:pPr>
+      <w:r>
+        <w:rPr>
+          <w:b/>
+          <w:bCs/>
+        </w:rPr>
+        <w:t xml:space="preserve">Design Storm (2-inch rainfall)</w:t>
+      </w:r>
+      <w:r>
+        <w:t xml:space="preserve"> </w:t>
+      </w:r>
+      <w:r>
+        <w:t xml:space="preserve">— Flood runoff is calculated for a 2.0-inch rainfall event, representing a typical minor storm for Minneapolis rather than an extreme or century-scale event. Results for larger storms will differ; the 2-inch event is used for consistent cross-scenario comparison.</w:t>
+      </w:r>
+    </w:p>
+    <w:p>
+      <w:pPr>
+        <w:pStyle w:val="BodyText"/>
+      </w:pPr>
+      <w:r>
+        <w:rPr>
+          <w:b/>
+          <w:bCs/>
+        </w:rPr>
+        <w:t xml:space="preserve">Temperature Calibration (4°F/HM unit)</w:t>
+      </w:r>
+      <w:r>
+        <w:t xml:space="preserve"> </w:t>
+      </w:r>
+      <w:r>
+        <w:t xml:space="preserve">— The conversion from HM index to degrees Fahrenheit uses a factor of 4°F per HM unit, a midpoint estimate from InVEST Urban Cooling Model literature (published range: 2–5°C per HM unit). This factor has not been locally calibrated for Minneapolis and should be treated as an order-of-magnitude approximation. Outputs carry roughly ±2°F uncertainty.</w:t>
+      </w:r>
+    </w:p>
+    <w:p>
+      <w:pPr>
+        <w:pStyle w:val="BodyText"/>
+      </w:pPr>
+      <w:r>
+        <w:rPr>
+          <w:b/>
+          <w:bCs/>
+        </w:rPr>
+        <w:t xml:space="preserve">Food Forest Yield (11,500 lbs/acre/year)</w:t>
+      </w:r>
+      <w:r>
+        <w:t xml:space="preserve"> </w:t>
+      </w:r>
+      <w:r>
+        <w:t xml:space="preserve">— This benchmark is drawn from NatCap/InVEST food forest studies and assumes a mature, well-managed ecosystem at peak productivity. Newly established food forests will produce significantly less in early years. Actual yield depends on species mix, soil quality, management intensity, and climate.</w:t>
+      </w:r>
+    </w:p>
+    <w:p>
+      <w:r>
+        <w:pict>
+          <v:rect style="width:0;height:1.5pt" o:hralign="center" o:hrstd="t" o:hr="t"/>
+        </w:pict>
+      </w:r>
+    </w:p>
+    <w:bookmarkEnd w:id="11"/>
+    <w:bookmarkStart w:id="12" w:name="data-sources"/>
+    <w:p>
+      <w:pPr>
+        <w:pStyle w:val="Heading2"/>
+      </w:pPr>
+      <w:r>
+        <w:t xml:space="preserve">Data Sources</w:t>
+      </w:r>
+    </w:p>
+    <w:p>
+      <w:pPr>
+        <w:pStyle w:val="FirstParagraph"/>
+      </w:pPr>
+      <w:r>
+        <w:rPr>
+          <w:b/>
+          <w:bCs/>
+        </w:rPr>
+        <w:t xml:space="preserve">Land Use / Land Cover</w:t>
+      </w:r>
+      <w:r>
+        <w:t xml:space="preserve"> </w:t>
+      </w:r>
+      <w:r>
+        <w:t xml:space="preserve">— National Land Cover Database (NLCD) 2021, produced by the USGS Multi-Resolution Land Characteristics Consortium. Provides 30m resolution land cover classifications across the contiguous US. Used to identify developed pixels eligible for conversion and to assign CN and HM values via biophysical lookup tables.</w:t>
+      </w:r>
+    </w:p>
+    <w:p>
+      <w:pPr>
+        <w:pStyle w:val="BodyText"/>
+      </w:pPr>
+      <w:r>
+        <w:rPr>
+          <w:b/>
+          <w:bCs/>
+        </w:rPr>
+        <w:t xml:space="preserve">Soils</w:t>
+      </w:r>
+      <w:r>
+        <w:t xml:space="preserve"> </w:t>
+      </w:r>
+      <w:r>
+        <w:t xml:space="preserve">— USDA Soil Survey Geographic Database (SSURGO), rasterized to match the NLCD grid. Soil hydrologic group (A/B/C/D) determines how quickly water infiltrates: Group A soils (sandy) absorb water readily; Group D soils (clay-rich) shed water quickly. Used to assign the correct Curve Number per land cover × soil combination.</w:t>
+      </w:r>
+    </w:p>
+    <w:p>
+      <w:pPr>
+        <w:pStyle w:val="BodyText"/>
+      </w:pPr>
+      <w:r>
+        <w:rPr>
+          <w:b/>
+          <w:bCs/>
+        </w:rPr>
+        <w:t xml:space="preserve">Biophysical Tables</w:t>
+      </w:r>
+      <w:r>
+        <w:t xml:space="preserve"> </w:t>
+      </w:r>
+      <w:r>
+        <w:t xml:space="preserve">— Per-lucode CN and HM parameters derived from InVEST model documentation and NatCap published studies. These tables translate NLCD land cover codes into hydrological and thermal performance values.</w:t>
+      </w:r>
+    </w:p>
+    <w:p>
+      <w:pPr>
+        <w:pStyle w:val="BodyText"/>
+      </w:pPr>
+      <w:r>
+        <w:rPr>
+          <w:b/>
+          <w:bCs/>
+        </w:rPr>
+        <w:t xml:space="preserve">Heat Exposure Proxy</w:t>
+      </w:r>
+      <w:r>
+        <w:t xml:space="preserve"> </w:t>
+      </w:r>
+      <w:r>
+        <w:t xml:space="preserve">— The current version uses NLCD development intensity (codes 23 &gt; 22 &gt; 21) as a stand-in for neighborhood heat vulnerability. This is a land-use proxy, not a measured temperature or socioeconomic index. A formal Heat Vulnerability Index (e.g. CDC/ATSDR HVI by census tract) is intended for a future version.</w:t>
+      </w:r>
+    </w:p>
+    <w:p>
+      <w:r>
+        <w:pict>
+          <v:rect style="width:0;height:1.5pt" o:hralign="center" o:hrstd="t" o:hr="t"/>
+        </w:pict>
+      </w:r>
+    </w:p>
+    <w:bookmarkEnd w:id="12"/>
+    <w:bookmarkStart w:id="16" w:name="metric-cards-row-1-three-columns"/>
+    <w:p>
+      <w:pPr>
+        <w:pStyle w:val="Heading2"/>
+      </w:pPr>
+      <w:r>
         <w:t xml:space="preserve">Metric Cards — Row 1 (three columns)</w:t>
       </w:r>
     </w:p>
-    <w:bookmarkStart w:id="9" w:name="flood-risk-reduction"/>
+    <w:bookmarkStart w:id="13" w:name="flood-risk-reduction"/>
     <w:p>
       <w:pPr>
         <w:pStyle w:val="Heading3"/>
@@ -105,7 +369,7 @@
               <w:pStyle w:val="Compact"/>
             </w:pPr>
             <w:r>
-              <w:t xml:space="preserve">A unitless index of how much the scenario reduces storm runoff potential relative to fully paved land. Higher is better.</w:t>
+              <w:t xml:space="preserve">A unitless index of runoff potential derived from the average Curve Number (CN). Lower CN implies greater infiltration and lower runoff potential. Reported as 100 − mean_CN for interpretability. Higher is better.</w:t>
             </w:r>
           </w:p>
         </w:tc>
@@ -133,13 +397,32 @@
               <w:pStyle w:val="Compact"/>
             </w:pPr>
             <w:r>
+              <w:t xml:space="preserve">Computed as 100 minus the area-weighted average Curve Number across all pixels.</w:t>
+            </w:r>
+            <w:r>
+              <w:t xml:space="preserve"> </w:t>
+            </w:r>
+            <w:r>
+              <w:rPr>
+                <w:b/>
+                <w:bCs/>
+              </w:rPr>
+              <w:t xml:space="preserve">Technical detail:</w:t>
+            </w:r>
+            <w:r>
+              <w:t xml:space="preserve"> </w:t>
+            </w:r>
+            <w:r>
               <w:rPr>
                 <w:rStyle w:val="VerbatimChar"/>
               </w:rPr>
               <w:t xml:space="preserve">100 − mean_CN</w:t>
             </w:r>
             <w:r>
-              <w:t xml:space="preserve">, where </w:t>
+              <w:t xml:space="preserve">, where</w:t>
+            </w:r>
+            <w:r>
+              <w:t xml:space="preserve"> </w:t>
             </w:r>
             <w:r>
               <w:rPr>
@@ -148,7 +431,10 @@
               <w:t xml:space="preserve">mean_CN</w:t>
             </w:r>
             <w:r>
-              <w:t xml:space="preserve"> is the area-weighted average SCS Curve Number across all pixels.</w:t>
+              <w:t xml:space="preserve"> </w:t>
+            </w:r>
+            <w:r>
+              <w:t xml:space="preserve">is derived from the biophysical lookup table by land cover type and soil group.</w:t>
             </w:r>
           </w:p>
         </w:tc>
@@ -182,7 +468,13 @@
               <w:t xml:space="preserve">UFR_biophysical_table_MN.csv</w:t>
             </w:r>
             <w:r>
-              <w:t xml:space="preserve"> (CN values by lucode × soil group), </w:t>
+              <w:t xml:space="preserve"> </w:t>
+            </w:r>
+            <w:r>
+              <w:t xml:space="preserve">(CN values by lucode × soil group),</w:t>
+            </w:r>
+            <w:r>
+              <w:t xml:space="preserve"> </w:t>
             </w:r>
             <w:r>
               <w:rPr>
@@ -191,7 +483,10 @@
               <w:t xml:space="preserve">soil_group_MN.tif</w:t>
             </w:r>
             <w:r>
-              <w:t xml:space="preserve">, </w:t>
+              <w:t xml:space="preserve">,</w:t>
+            </w:r>
+            <w:r>
+              <w:t xml:space="preserve"> </w:t>
             </w:r>
             <w:r>
               <w:rPr>
@@ -237,7 +532,10 @@
               <w:t xml:space="preserve">BASELINE_CN = 75.7</w:t>
             </w:r>
             <w:r>
-              <w:t xml:space="preserve"> → baseline index = 24.3).</w:t>
+              <w:t xml:space="preserve"> </w:t>
+            </w:r>
+            <w:r>
+              <w:t xml:space="preserve">→ baseline index = 24.3).</w:t>
             </w:r>
           </w:p>
         </w:tc>
@@ -278,8 +576,8 @@
         </w:pict>
       </w:r>
     </w:p>
-    <w:bookmarkEnd w:id="9"/>
-    <w:bookmarkStart w:id="10" w:name="temperature-change"/>
+    <w:bookmarkEnd w:id="13"/>
+    <w:bookmarkStart w:id="14" w:name="temperature-change"/>
     <w:p>
       <w:pPr>
         <w:pStyle w:val="Heading3"/>
@@ -349,7 +647,25 @@
               <w:pStyle w:val="Compact"/>
             </w:pPr>
             <w:r>
-              <w:t xml:space="preserve">Approximate air-temperature difference vs the unmodified baseline, expressed as a direction and magnitude (e.g. “1.2°F cooler” or “0.8°F warmer”).</w:t>
+              <w:t xml:space="preserve">Approximate air-temperature difference vs the unmodified baseline, expressed as a direction and magnitude (e.g. </w:t>
+            </w:r>
+            <w:r>
+              <w:t xml:space="preserve">“1.2°F cooler”</w:t>
+            </w:r>
+            <w:r>
+              <w:t xml:space="preserve"> </w:t>
+            </w:r>
+            <w:r>
+              <w:t xml:space="preserve">or</w:t>
+            </w:r>
+            <w:r>
+              <w:t xml:space="preserve"> </w:t>
+            </w:r>
+            <w:r>
+              <w:t xml:space="preserve">“0.8°F warmer”</w:t>
+            </w:r>
+            <w:r>
+              <w:t xml:space="preserve">).</w:t>
             </w:r>
           </w:p>
         </w:tc>
@@ -377,22 +693,44 @@
               <w:pStyle w:val="Compact"/>
             </w:pPr>
             <w:r>
+              <w:t xml:space="preserve">Computed by averaging the shade and evapotranspiration coefficients for each pixel, then converting the change vs baseline to degrees Fahrenheit using a calibration factor.</w:t>
+            </w:r>
+            <w:r>
+              <w:t xml:space="preserve"> </w:t>
+            </w:r>
+            <w:r>
+              <w:rPr>
+                <w:b/>
+                <w:bCs/>
+              </w:rPr>
+              <w:t xml:space="preserve">Technical detail:</w:t>
+            </w:r>
+            <w:r>
+              <w:t xml:space="preserve"> </w:t>
+            </w:r>
+            <w:r>
               <w:rPr>
                 <w:rStyle w:val="VerbatimChar"/>
               </w:rPr>
-              <w:t xml:space="preserve">(scenario HM − baseline HM) × 4.0°F/HM unit</w:t>
-            </w:r>
-            <w:r>
-              <w:t xml:space="preserve">, where </w:t>
+              <w:t xml:space="preserve">HM = (shade + kc) / 2</w:t>
+            </w:r>
+            <w:r>
+              <w:t xml:space="preserve"> </w:t>
+            </w:r>
+            <w:r>
+              <w:t xml:space="preserve">per InVEST Urban Cooling Model;</w:t>
+            </w:r>
+            <w:r>
+              <w:t xml:space="preserve"> </w:t>
             </w:r>
             <w:r>
               <w:rPr>
                 <w:rStyle w:val="VerbatimChar"/>
               </w:rPr>
-              <w:t xml:space="preserve">HM = (shade + kc) / 2</w:t>
-            </w:r>
-            <w:r>
-              <w:t xml:space="preserve"> per InVEST Urban Cooling Model. Calibration: 4.0°F/HM is an approximate midpoint from InVEST UCM literature (range 2–5°C per HM unit); not locally calibrated for Minneapolis. Treat as directional only.</w:t>
+              <w:t xml:space="preserve">ΔHM × 4.0°F/HM unit</w:t>
+            </w:r>
+            <w:r>
+              <w:t xml:space="preserve">. Calibration: 4.0°F/HM is an approximate midpoint from InVEST UCM literature (range 2–5°C per HM unit); not locally calibrated for Minneapolis. Treat as directional only.</w:t>
             </w:r>
           </w:p>
         </w:tc>
@@ -426,7 +764,10 @@
               <w:t xml:space="preserve">biophysical_table_urban_cooling.csv</w:t>
             </w:r>
             <w:r>
-              <w:t xml:space="preserve"> (shade and kc columns per NLCD lucode).</w:t>
+              <w:t xml:space="preserve"> </w:t>
+            </w:r>
+            <w:r>
+              <w:t xml:space="preserve">(shade and kc columns per NLCD lucode).</w:t>
             </w:r>
           </w:p>
         </w:tc>
@@ -454,7 +795,13 @@
               <w:pStyle w:val="Compact"/>
             </w:pPr>
             <w:r>
-              <w:t>Raw HM values for the scenario and baseline shown side-by-side (e.g. “HM 0.3142 vs 0.2719”).</w:t>
+              <w:t xml:space="preserve">Raw HM values for the scenario and baseline shown side-by-side (e.g. </w:t>
+            </w:r>
+            <w:r>
+              <w:t xml:space="preserve">“HM 0.3142 vs 0.2719”</w:t>
+            </w:r>
+            <w:r>
+              <w:t xml:space="preserve">).</w:t>
             </w:r>
           </w:p>
         </w:tc>
@@ -482,7 +829,7 @@
               <w:pStyle w:val="Compact"/>
             </w:pPr>
             <w:r>
-              <w:t xml:space="preserve">Calibration factor of 4 °F/HM unit is approximate for Minneapolis; accuracy is roughly ±2 °F. The HM index is a proxy, not a direct temperature measurement.</w:t>
+              <w:t xml:space="preserve">Calibration factor of 4 °F/HM unit is approximate for Minneapolis; accuracy is roughly ±2 °F. The HM index is a proxy, not a direct temperature measurement. This scaling is not locally calibrated and should not be interpreted as a site-specific temperature prediction.</w:t>
             </w:r>
           </w:p>
         </w:tc>
@@ -495,8 +842,8 @@
         </w:pict>
       </w:r>
     </w:p>
-    <w:bookmarkEnd w:id="10"/>
-    <w:bookmarkStart w:id="11" w:name="runoff-prevented"/>
+    <w:bookmarkEnd w:id="14"/>
+    <w:bookmarkStart w:id="15" w:name="runoff-volume"/>
     <w:p>
       <w:pPr>
         <w:pStyle w:val="Heading3"/>
@@ -566,7 +913,7 @@
               <w:pStyle w:val="Compact"/>
             </w:pPr>
             <w:r>
-              <w:t xml:space="preserve">The absolute stormwater runoff volume the scenario would generate for a 2-inch design storm, in acre-feet. This is the scenario’s total runoff, not a reduction from baseline — lower values mean the scenario retains more water, but the number itself is not a “prevented” delta. The delta vs baseline is shown in the card’s sub-label and is computed explicitly in the “Cost / Acre-Foot Prevented” ratio.</w:t>
+              <w:t xml:space="preserve">Total stormwater runoff volume generated under this scenario for a 2-inch design storm, across all developed land. Lower values indicate greater runoff reduction relative to baseline.</w:t>
             </w:r>
           </w:p>
         </w:tc>
@@ -594,7 +941,20 @@
               <w:pStyle w:val="Compact"/>
             </w:pPr>
             <w:r>
-              <w:t xml:space="preserve">SCS method: </w:t>
+              <w:t xml:space="preserve">Calculated using the standard USDA-SCS method, which converts the Curve Number and 2-inch rainfall depth into a runoff depth, then scales by total developed acreage.</w:t>
+            </w:r>
+            <w:r>
+              <w:t xml:space="preserve"> </w:t>
+            </w:r>
+            <w:r>
+              <w:rPr>
+                <w:b/>
+                <w:bCs/>
+              </w:rPr>
+              <w:t xml:space="preserve">Technical detail:</w:t>
+            </w:r>
+            <w:r>
+              <w:t xml:space="preserve"> </w:t>
             </w:r>
             <w:r>
               <w:rPr>
@@ -603,7 +963,10 @@
               <w:t xml:space="preserve">S = (1000/CN) − 10</w:t>
             </w:r>
             <w:r>
-              <w:t xml:space="preserve">, </w:t>
+              <w:t xml:space="preserve">,</w:t>
+            </w:r>
+            <w:r>
+              <w:t xml:space="preserve"> </w:t>
             </w:r>
             <w:r>
               <w:rPr>
@@ -612,7 +975,10 @@
               <w:t xml:space="preserve">Ia = 0.2S</w:t>
             </w:r>
             <w:r>
-              <w:t xml:space="preserve">, </w:t>
+              <w:t xml:space="preserve">,</w:t>
+            </w:r>
+            <w:r>
+              <w:t xml:space="preserve"> </w:t>
             </w:r>
             <w:r>
               <w:rPr>
@@ -621,7 +987,10 @@
               <w:t xml:space="preserve">Q_in = (P−Ia)²/(P−Ia+S)</w:t>
             </w:r>
             <w:r>
-              <w:t xml:space="preserve">, then </w:t>
+              <w:t xml:space="preserve">, then</w:t>
+            </w:r>
+            <w:r>
+              <w:t xml:space="preserve"> </w:t>
             </w:r>
             <w:r>
               <w:rPr>
@@ -630,7 +999,13 @@
               <w:t xml:space="preserve">(Q_in/12) × total_developed_acres</w:t>
             </w:r>
             <w:r>
-              <w:t xml:space="preserve"> in acre-feet. </w:t>
+              <w:t xml:space="preserve"> </w:t>
+            </w:r>
+            <w:r>
+              <w:t xml:space="preserve">in acre-feet.</w:t>
+            </w:r>
+            <w:r>
+              <w:t xml:space="preserve"> </w:t>
             </w:r>
             <w:r>
               <w:rPr>
@@ -667,7 +1042,10 @@
               <w:pStyle w:val="Compact"/>
             </w:pPr>
             <w:r>
-              <w:t xml:space="preserve">Derived from </w:t>
+              <w:t xml:space="preserve">Derived from</w:t>
+            </w:r>
+            <w:r>
+              <w:t xml:space="preserve"> </w:t>
             </w:r>
             <w:r>
               <w:rPr>
@@ -676,7 +1054,10 @@
               <w:t xml:space="preserve">mean_CN</w:t>
             </w:r>
             <w:r>
-              <w:t xml:space="preserve"> (see Flood Risk Reduction) and total developed acreage (</w:t>
+              <w:t xml:space="preserve"> </w:t>
+            </w:r>
+            <w:r>
+              <w:t xml:space="preserve">(see Flood Risk Reduction) and total developed acreage (</w:t>
             </w:r>
             <w:r>
               <w:rPr>
@@ -713,7 +1094,7 @@
               <w:pStyle w:val="Compact"/>
             </w:pPr>
             <w:r>
-              <w:t>A 2-inch storm represents a common minor design event; results for larger storms will differ. The card’s delta sub-label shows the explicit reduction vs baseline (green) or increase (red).</w:t>
+              <w:t xml:space="preserve">A 2-inch storm represents a common minor design event; results for larger storms will differ. The card’s delta sub-label shows the explicit reduction vs baseline (green) or increase (red).</w:t>
             </w:r>
           </w:p>
         </w:tc>
@@ -726,9 +1107,9 @@
         </w:pict>
       </w:r>
     </w:p>
-    <w:bookmarkEnd w:id="11"/>
-    <w:bookmarkEnd w:id="12"/>
-    <w:bookmarkStart w:id="15" w:name="metric-cards-row-2-two-columns"/>
+    <w:bookmarkEnd w:id="15"/>
+    <w:bookmarkEnd w:id="16"/>
+    <w:bookmarkStart w:id="19" w:name="metric-cards-row-2-two-columns"/>
     <w:p>
       <w:pPr>
         <w:pStyle w:val="Heading2"/>
@@ -737,7 +1118,7 @@
         <w:t xml:space="preserve">Metric Cards — Row 2 (two columns)</w:t>
       </w:r>
     </w:p>
-    <w:bookmarkStart w:id="13" w:name="food-production"/>
+    <w:bookmarkStart w:id="17" w:name="food-production"/>
     <w:p>
       <w:pPr>
         <w:pStyle w:val="Heading3"/>
@@ -835,6 +1216,22 @@
               <w:pStyle w:val="Compact"/>
             </w:pPr>
             <w:r>
+              <w:t xml:space="preserve">Counts the number of food forest pixels in the scenario, converts to acres, and multiplies by the yield benchmark.</w:t>
+            </w:r>
+            <w:r>
+              <w:t xml:space="preserve"> </w:t>
+            </w:r>
+            <w:r>
+              <w:rPr>
+                <w:b/>
+                <w:bCs/>
+              </w:rPr>
+              <w:t xml:space="preserve">Technical detail:</w:t>
+            </w:r>
+            <w:r>
+              <w:t xml:space="preserve"> </w:t>
+            </w:r>
+            <w:r>
               <w:rPr>
                 <w:rStyle w:val="VerbatimChar"/>
               </w:rPr>
@@ -897,7 +1294,10 @@
               <w:pStyle w:val="Compact"/>
             </w:pPr>
             <w:r>
-              <w:t xml:space="preserve">People fed, computed as </w:t>
+              <w:t xml:space="preserve">People fed, computed as</w:t>
+            </w:r>
+            <w:r>
+              <w:t xml:space="preserve"> </w:t>
             </w:r>
             <w:r>
               <w:rPr>
@@ -934,7 +1334,7 @@
               <w:pStyle w:val="Compact"/>
             </w:pPr>
             <w:r>
-              <w:t xml:space="preserve">11,500 lbs/acre/year is a benchmark estimate, not site-specific. NLCD code 41 (deciduous forest) is used as a proxy for food-producing tree cover. Actual yield depends on species mix, management, and soil quality.</w:t>
+              <w:t xml:space="preserve">11,500 lbs/acre/year is a benchmark estimate, not site-specific. NLCD code 41 (deciduous forest) is used as a proxy for food-producing tree cover. Actual yield depends on species mix, management, and soil quality. Deciduous forest (NLCD 41) is used as a proxy because it best represents the canopy structure, shade cover, and evapotranspiration characteristics of a managed food forest among available NLCD classes. No NLCD class exists specifically for food forests or agroforestry systems.</w:t>
             </w:r>
           </w:p>
         </w:tc>
@@ -947,8 +1347,8 @@
         </w:pict>
       </w:r>
     </w:p>
-    <w:bookmarkEnd w:id="13"/>
-    <w:bookmarkStart w:id="14" w:name="est.-implementation-cost"/>
+    <w:bookmarkEnd w:id="17"/>
+    <w:bookmarkStart w:id="18" w:name="est.-implementation-cost"/>
     <w:p>
       <w:pPr>
         <w:pStyle w:val="Heading3"/>
@@ -1046,6 +1446,22 @@
               <w:pStyle w:val="Compact"/>
             </w:pPr>
             <w:r>
+              <w:t xml:space="preserve">Multiplies the acreage of each land use type by its per-acre cost and sums across all three types.</w:t>
+            </w:r>
+            <w:r>
+              <w:t xml:space="preserve"> </w:t>
+            </w:r>
+            <w:r>
+              <w:rPr>
+                <w:b/>
+                <w:bCs/>
+              </w:rPr>
+              <w:t xml:space="preserve">Technical detail:</w:t>
+            </w:r>
+            <w:r>
+              <w:t xml:space="preserve"> </w:t>
+            </w:r>
+            <w:r>
               <w:rPr>
                 <w:rStyle w:val="VerbatimChar"/>
               </w:rPr>
@@ -1121,9 +1537,9 @@
         </w:pict>
       </w:r>
     </w:p>
-    <w:bookmarkEnd w:id="14"/>
-    <w:bookmarkEnd w:id="15"/>
-    <w:bookmarkStart w:id="19" w:name="X829dc69744e10072c496dd2408a113055bf8004"/>
+    <w:bookmarkEnd w:id="18"/>
+    <w:bookmarkEnd w:id="19"/>
+    <w:bookmarkStart w:id="23" w:name="X829dc69744e10072c496dd2408a113055bf8004"/>
     <w:p>
       <w:pPr>
         <w:pStyle w:val="Heading2"/>
@@ -1137,7 +1553,10 @@
         <w:pStyle w:val="FirstParagraph"/>
       </w:pPr>
       <w:r>
-        <w:t xml:space="preserve">All three ratios show </w:t>
+        <w:t xml:space="preserve">All three ratios show</w:t>
+      </w:r>
+      <w:r>
+        <w:t xml:space="preserve"> </w:t>
       </w:r>
       <w:r>
         <w:rPr>
@@ -1147,10 +1566,31 @@
         <w:t xml:space="preserve">N/A</w:t>
       </w:r>
       <w:r>
-        <w:t xml:space="preserve"> when the denominator is zero or negative (no improvement vs baseline) or when total cost is zero (no conversions).</w:t>
-      </w:r>
-    </w:p>
-    <w:bookmarkStart w:id="16" w:name="cost-acre-foot-prevented"/>
+        <w:t xml:space="preserve"> </w:t>
+      </w:r>
+      <w:r>
+        <w:t xml:space="preserve">when the denominator is zero or negative (no improvement vs baseline) or when total cost is zero (no conversions).</w:t>
+      </w:r>
+    </w:p>
+    <w:p>
+      <w:pPr>
+        <w:pStyle w:val="BodyText"/>
+      </w:pPr>
+      <w:r>
+        <w:rPr>
+          <w:b/>
+          <w:bCs/>
+        </w:rPr>
+        <w:t xml:space="preserve">Decision Note:</w:t>
+      </w:r>
+      <w:r>
+        <w:t xml:space="preserve"> </w:t>
+      </w:r>
+      <w:r>
+        <w:t xml:space="preserve">If you see N/A, it means one of two things: either the scenario has zero cost (no land was converted), or the scenario is performing worse than the current city baseline on that specific metric — for example, adding high-density development increases runoff rather than reducing it. Try adjusting the conversion mix toward green infrastructure or food forest to see cost-effectiveness values appear.</w:t>
+      </w:r>
+    </w:p>
+    <w:bookmarkStart w:id="20" w:name="cost-acre-foot-prevented"/>
     <w:p>
       <w:pPr>
         <w:pStyle w:val="Heading3"/>
@@ -1220,7 +1660,7 @@
               <w:pStyle w:val="Compact"/>
             </w:pPr>
             <w:r>
-              <w:t xml:space="preserve">Implementation dollars spent per acre-foot of runoff reduction vs the unmodified baseline.</w:t>
+              <w:t xml:space="preserve">Implementation dollars spent per acre-foot of runoff reduction relative to the baseline scenario.</w:t>
             </w:r>
           </w:p>
         </w:tc>
@@ -1295,8 +1735,8 @@
         </w:pict>
       </w:r>
     </w:p>
-    <w:bookmarkEnd w:id="16"/>
-    <w:bookmarkStart w:id="17" w:name="cost-f-cooling"/>
+    <w:bookmarkEnd w:id="20"/>
+    <w:bookmarkStart w:id="21" w:name="cost-f-cooling"/>
     <w:p>
       <w:pPr>
         <w:pStyle w:val="Heading3"/>
@@ -1400,7 +1840,10 @@
               <w:t xml:space="preserve">total_cost_$ ÷ cooling_f</w:t>
             </w:r>
             <w:r>
-              <w:t xml:space="preserve">, where </w:t>
+              <w:t xml:space="preserve">, where</w:t>
+            </w:r>
+            <w:r>
+              <w:t xml:space="preserve"> </w:t>
             </w:r>
             <w:r>
               <w:rPr>
@@ -1409,7 +1852,10 @@
               <w:t xml:space="preserve">cooling_f</w:t>
             </w:r>
             <w:r>
-              <w:t xml:space="preserve"> is the °F delta (positive = cooler).</w:t>
+              <w:t xml:space="preserve"> </w:t>
+            </w:r>
+            <w:r>
+              <w:t xml:space="preserve">is the °F delta (positive = cooler).</w:t>
             </w:r>
           </w:p>
         </w:tc>
@@ -1450,8 +1896,8 @@
         </w:pict>
       </w:r>
     </w:p>
-    <w:bookmarkEnd w:id="17"/>
-    <w:bookmarkStart w:id="18" w:name="cost-1000-people-fed"/>
+    <w:bookmarkEnd w:id="21"/>
+    <w:bookmarkStart w:id="22" w:name="cost-1000-people-fed"/>
     <w:p>
       <w:pPr>
         <w:pStyle w:val="Heading3"/>
@@ -1596,9 +2042,9 @@
         </w:pict>
       </w:r>
     </w:p>
-    <w:bookmarkEnd w:id="18"/>
-    <w:bookmarkEnd w:id="19"/>
-    <w:bookmarkStart w:id="100" w:name="scenario-summary-text"/>
+    <w:bookmarkEnd w:id="22"/>
+    <w:bookmarkEnd w:id="23"/>
+    <w:bookmarkStart w:id="24" w:name="scenario-summary-text"/>
     <w:p>
       <w:pPr>
         <w:pStyle w:val="Heading2"/>
@@ -1609,10 +2055,22 @@
     </w:p>
     <w:p>
       <w:pPr>
-        <w:pStyle w:val="Compact"/>
-      </w:pPr>
-      <w:r>
-        <w:t xml:space="preserve">A prose sentence rendered below the metric cards: “This scenario converts X% of developed land, allocating Y% to green infrastructure, Z% to food forest, and W% to high-density development, [using random placement / prioritizing hotter areas].”</w:t>
+        <w:pStyle w:val="FirstParagraph"/>
+      </w:pPr>
+      <w:r>
+        <w:t xml:space="preserve">A prose sentence rendered below the metric cards:</w:t>
+      </w:r>
+    </w:p>
+    <w:p>
+      <w:pPr>
+        <w:pStyle w:val="BlockText"/>
+      </w:pPr>
+      <w:r>
+        <w:rPr>
+          <w:i/>
+          <w:iCs/>
+        </w:rPr>
+        <w:t xml:space="preserve">“This scenario converts X% of developed land, allocating Y% to green infrastructure, Z% to food forest, and W% to high-density development, [using random placement / prioritizing hotter areas].”</w:t>
       </w:r>
     </w:p>
     <w:tbl>
@@ -1637,46 +2095,91 @@
               <w:pStyle w:val="Compact"/>
             </w:pPr>
             <w:r>
-              <w:t>Field</w:t>
-            </w:r>
-          </w:p>
-        </w:tc>
-        <w:tc>
-          <w:tcPr/>
-          <w:p>
-            <w:pPr>
-              <w:pStyle w:val="Compact"/>
-            </w:pPr>
-            <w:r>
-              <w:t>Detail</w:t>
-            </w:r>
-          </w:p>
-        </w:tc>
-      </w:tr>
-      <w:tr>
-        <w:tc>
-          <w:tcPr/>
-          <w:p>
-            <w:pPr>
-              <w:pStyle w:val="Compact"/>
-            </w:pPr>
-            <w:r>
-              <w:rPr>
-                <w:b/>
-                <w:bCs/>
-              </w:rPr>
-              <w:t>Values</w:t>
-            </w:r>
-          </w:p>
-        </w:tc>
-        <w:tc>
-          <w:tcPr/>
-          <w:p>
-            <w:pPr>
-              <w:pStyle w:val="Compact"/>
-            </w:pPr>
-            <w:r>
-              <w:t xml:space="preserve">Pulled directly from the current slider values (pct_converted, green_infrastructure_pct, food_forest_pct, pct_highdensity).</w:t>
+              <w:t xml:space="preserve">Field</w:t>
+            </w:r>
+          </w:p>
+        </w:tc>
+        <w:tc>
+          <w:tcPr/>
+          <w:p>
+            <w:pPr>
+              <w:pStyle w:val="Compact"/>
+            </w:pPr>
+            <w:r>
+              <w:t xml:space="preserve">Detail</w:t>
+            </w:r>
+          </w:p>
+        </w:tc>
+      </w:tr>
+      <w:tr>
+        <w:tc>
+          <w:tcPr/>
+          <w:p>
+            <w:pPr>
+              <w:pStyle w:val="Compact"/>
+            </w:pPr>
+            <w:r>
+              <w:rPr>
+                <w:b/>
+                <w:bCs/>
+              </w:rPr>
+              <w:t xml:space="preserve">Values</w:t>
+            </w:r>
+          </w:p>
+        </w:tc>
+        <w:tc>
+          <w:tcPr/>
+          <w:p>
+            <w:pPr>
+              <w:pStyle w:val="Compact"/>
+            </w:pPr>
+            <w:r>
+              <w:t xml:space="preserve">Pulled directly from the current slider values (</w:t>
+            </w:r>
+            <w:r>
+              <w:rPr>
+                <w:rStyle w:val="VerbatimChar"/>
+              </w:rPr>
+              <w:t xml:space="preserve">pct_converted</w:t>
+            </w:r>
+            <w:r>
+              <w:t xml:space="preserve">,</w:t>
+            </w:r>
+            <w:r>
+              <w:t xml:space="preserve"> </w:t>
+            </w:r>
+            <w:r>
+              <w:rPr>
+                <w:rStyle w:val="VerbatimChar"/>
+              </w:rPr>
+              <w:t xml:space="preserve">green_infrastructure_pct</w:t>
+            </w:r>
+            <w:r>
+              <w:t xml:space="preserve">,</w:t>
+            </w:r>
+            <w:r>
+              <w:t xml:space="preserve"> </w:t>
+            </w:r>
+            <w:r>
+              <w:rPr>
+                <w:rStyle w:val="VerbatimChar"/>
+              </w:rPr>
+              <w:t xml:space="preserve">food_forest_pct</w:t>
+            </w:r>
+            <w:r>
+              <w:t xml:space="preserve">,</w:t>
+            </w:r>
+            <w:r>
+              <w:t xml:space="preserve"> </w:t>
+            </w:r>
+            <w:r>
+              <w:rPr>
+                <w:rStyle w:val="VerbatimChar"/>
+              </w:rPr>
+              <w:t xml:space="preserve">pct_highdensity</w:t>
+            </w:r>
+            <w:r>
+              <w:t xml:space="preserve">).</w:t>
             </w:r>
           </w:p>
         </w:tc>
@@ -1704,7 +2207,25 @@
               <w:pStyle w:val="Compact"/>
             </w:pPr>
             <w:r>
-              <w:t xml:space="preserve">“prioritizing hotter areas” when the heat-priority toggle is on; “using random placement” otherwise.</w:t>
+              <w:t xml:space="preserve">“prioritizing hotter areas”</w:t>
+            </w:r>
+            <w:r>
+              <w:t xml:space="preserve"> </w:t>
+            </w:r>
+            <w:r>
+              <w:t xml:space="preserve">when the heat-priority toggle is on;</w:t>
+            </w:r>
+            <w:r>
+              <w:t xml:space="preserve"> </w:t>
+            </w:r>
+            <w:r>
+              <w:t xml:space="preserve">“using random placement”</w:t>
+            </w:r>
+            <w:r>
+              <w:t xml:space="preserve"> </w:t>
+            </w:r>
+            <w:r>
+              <w:t xml:space="preserve">otherwise.</w:t>
             </w:r>
           </w:p>
         </w:tc>
@@ -1717,8 +2238,8 @@
         </w:pict>
       </w:r>
     </w:p>
-    <w:bookmarkEnd w:id="100"/>
-    <w:bookmarkStart w:id="27" w:name="sidebar-controls"/>
+    <w:bookmarkEnd w:id="24"/>
+    <w:bookmarkStart w:id="32" w:name="sidebar-controls"/>
     <w:p>
       <w:pPr>
         <w:pStyle w:val="Heading2"/>
@@ -1727,7 +2248,7 @@
         <w:t xml:space="preserve">Sidebar Controls</w:t>
       </w:r>
     </w:p>
-    <w:bookmarkStart w:id="20" w:name="city"/>
+    <w:bookmarkStart w:id="25" w:name="city"/>
     <w:p>
       <w:pPr>
         <w:pStyle w:val="Heading3"/>
@@ -1825,7 +2346,10 @@
               <w:pStyle w:val="Compact"/>
             </w:pPr>
             <w:r>
-              <w:t xml:space="preserve">All keys from the </w:t>
+              <w:t xml:space="preserve">All keys from the</w:t>
+            </w:r>
+            <w:r>
+              <w:t xml:space="preserve"> </w:t>
             </w:r>
             <w:r>
               <w:rPr>
@@ -1834,7 +2358,19 @@
               <w:t xml:space="preserve">CITIES</w:t>
             </w:r>
             <w:r>
-              <w:t xml:space="preserve"> dict; unavailable cities are labelled “(coming soon)”.</w:t>
+              <w:t xml:space="preserve"> </w:t>
+            </w:r>
+            <w:r>
+              <w:t xml:space="preserve">dict; unavailable cities are labelled</w:t>
+            </w:r>
+            <w:r>
+              <w:t xml:space="preserve"> </w:t>
+            </w:r>
+            <w:r>
+              <w:t xml:space="preserve">“(coming soon)”</w:t>
+            </w:r>
+            <w:r>
+              <w:t xml:space="preserve">.</w:t>
             </w:r>
           </w:p>
         </w:tc>
@@ -1862,7 +2398,10 @@
               <w:pStyle w:val="Compact"/>
             </w:pPr>
             <w:r>
-              <w:t xml:space="preserve">Selecting an unavailable city shows a warning and halts execution via </w:t>
+              <w:t xml:space="preserve">Selecting an unavailable city shows a warning and halts execution via</w:t>
+            </w:r>
+            <w:r>
+              <w:t xml:space="preserve"> </w:t>
             </w:r>
             <w:r>
               <w:rPr>
@@ -1884,8 +2423,8 @@
         </w:pict>
       </w:r>
     </w:p>
-    <w:bookmarkEnd w:id="20"/>
-    <w:bookmarkStart w:id="21" w:name="of-developed-land-to-convert"/>
+    <w:bookmarkEnd w:id="25"/>
+    <w:bookmarkStart w:id="26" w:name="of-developed-land-to-convert"/>
     <w:p>
       <w:pPr>
         <w:pStyle w:val="Heading3"/>
@@ -2024,8 +2563,8 @@
         </w:pict>
       </w:r>
     </w:p>
-    <w:bookmarkEnd w:id="21"/>
-    <w:bookmarkStart w:id="22" w:name="X9c690ec6fbca036e7a35955631a2d4edd57a06f"/>
+    <w:bookmarkEnd w:id="26"/>
+    <w:bookmarkStart w:id="27" w:name="X9c690ec6fbca036e7a35955631a2d4edd57a06f"/>
     <w:p>
       <w:pPr>
         <w:pStyle w:val="Heading3"/>
@@ -2164,8 +2703,8 @@
         </w:pict>
       </w:r>
     </w:p>
-    <w:bookmarkEnd w:id="22"/>
-    <w:bookmarkStart w:id="23" w:name="Xa0b34da926ebfe8585122643f01550a5a50a048"/>
+    <w:bookmarkEnd w:id="27"/>
+    <w:bookmarkStart w:id="28" w:name="Xa0b34da926ebfe8585122643f01550a5a50a048"/>
     <w:p>
       <w:pPr>
         <w:pStyle w:val="Heading3"/>
@@ -2181,16 +2720,58 @@
           <m:t>/</m:t>
         </m:r>
         <m:r>
-          <m:t>acre</m:t>
+          <m:t>a</m:t>
+        </m:r>
+        <m:r>
+          <m:t>c</m:t>
+        </m:r>
+        <m:r>
+          <m:t>r</m:t>
+        </m:r>
+        <m:r>
+          <m:t>e</m:t>
         </m:r>
         <m:r>
           <m:rPr>
             <m:sty m:val="p"/>
           </m:rPr>
-          <m:t>)/</m:t>
+          <m:t>)</m:t>
         </m:r>
         <m:r>
-          <m:t>FoodForest</m:t>
+          <m:rPr>
+            <m:sty m:val="p"/>
+          </m:rPr>
+          <m:t>/</m:t>
+        </m:r>
+        <m:r>
+          <m:t>F</m:t>
+        </m:r>
+        <m:r>
+          <m:t>o</m:t>
+        </m:r>
+        <m:r>
+          <m:t>o</m:t>
+        </m:r>
+        <m:r>
+          <m:t>d</m:t>
+        </m:r>
+        <m:r>
+          <m:t>F</m:t>
+        </m:r>
+        <m:r>
+          <m:t>o</m:t>
+        </m:r>
+        <m:r>
+          <m:t>r</m:t>
+        </m:r>
+        <m:r>
+          <m:t>e</m:t>
+        </m:r>
+        <m:r>
+          <m:t>s</m:t>
+        </m:r>
+        <m:r>
+          <m:t>t</m:t>
         </m:r>
         <m:r>
           <m:rPr>
@@ -2333,14 +2914,14 @@
         </w:pict>
       </w:r>
     </w:p>
-    <w:bookmarkEnd w:id="23"/>
-    <w:bookmarkStart w:id="24" w:name="target-heat-vulnerable-areas-toggle"/>
+    <w:bookmarkEnd w:id="28"/>
+    <w:bookmarkStart w:id="29" w:name="target-high-heat-exposure-areas-toggle"/>
     <w:p>
       <w:pPr>
         <w:pStyle w:val="Heading3"/>
       </w:pPr>
       <w:r>
-        <w:t xml:space="preserve">Target Heat-Vulnerable Areas (toggle)</w:t>
+        <w:t xml:space="preserve">Target High Heat-Exposure Areas (toggle)</w:t>
       </w:r>
     </w:p>
     <w:tbl>
@@ -2404,7 +2985,13 @@
               <w:pStyle w:val="Compact"/>
             </w:pPr>
             <w:r>
-              <w:t>Toggle, default off; under subheader “Spatial Priority”</w:t>
+              <w:t xml:space="preserve">Toggle, default off; under subheader</w:t>
+            </w:r>
+            <w:r>
+              <w:t xml:space="preserve"> </w:t>
+            </w:r>
+            <w:r>
+              <w:t xml:space="preserve">“Spatial Priority”</w:t>
             </w:r>
           </w:p>
         </w:tc>
@@ -2460,7 +3047,7 @@
               <w:pStyle w:val="Compact"/>
             </w:pPr>
             <w:r>
-              <w:t xml:space="preserve">This is a land-use intensity proxy, not a measured heat or socioeconomic vulnerability index. The lookup table (which uses uniform random placement) is bypassed in this mode; scenarios are computed live. Intended as a placeholder until CDC/ATSDR HVI data is integrated.</w:t>
+              <w:t xml:space="preserve">This is a development-intensity proxy (used as a heat-exposure approximation), not a measured temperature or socioeconomic vulnerability index. It approximates relative heat exposure but does not capture microclimate variation or population vulnerability. The lookup table (which uses uniform random placement) is bypassed in this mode; scenarios are computed live. Intended as a placeholder until CDC/ATSDR HVI data is integrated.</w:t>
             </w:r>
           </w:p>
         </w:tc>
@@ -2473,8 +3060,8 @@
         </w:pict>
       </w:r>
     </w:p>
-    <w:bookmarkEnd w:id="24"/>
-    <w:bookmarkStart w:id="25" w:name="example-scenario-buttons"/>
+    <w:bookmarkEnd w:id="29"/>
+    <w:bookmarkStart w:id="30" w:name="example-scenario-buttons"/>
     <w:p>
       <w:pPr>
         <w:pStyle w:val="Heading3"/>
@@ -2599,7 +3186,10 @@
         <w:pStyle w:val="BodyText"/>
       </w:pPr>
       <w:r>
-        <w:t xml:space="preserve">Buttons work by writing to </w:t>
+        <w:t xml:space="preserve">Buttons work by writing to</w:t>
+      </w:r>
+      <w:r>
+        <w:t xml:space="preserve"> </w:t>
       </w:r>
       <w:r>
         <w:rPr>
@@ -2608,7 +3198,13 @@
         <w:t xml:space="preserve">st.session_state</w:t>
       </w:r>
       <w:r>
-        <w:t xml:space="preserve"> and calling </w:t>
+        <w:t xml:space="preserve"> </w:t>
+      </w:r>
+      <w:r>
+        <w:t xml:space="preserve">and calling</w:t>
+      </w:r>
+      <w:r>
+        <w:t xml:space="preserve"> </w:t>
       </w:r>
       <w:r>
         <w:rPr>
@@ -2627,14 +3223,14 @@
         </w:pict>
       </w:r>
     </w:p>
-    <w:bookmarkEnd w:id="25"/>
-    <w:bookmarkStart w:id="26" w:name="find-best-scenario-optimizer"/>
+    <w:bookmarkEnd w:id="30"/>
+    <w:bookmarkStart w:id="31" w:name="smart-scenario-search-surrogate-model"/>
     <w:p>
       <w:pPr>
         <w:pStyle w:val="Heading3"/>
       </w:pPr>
       <w:r>
-        <w:t xml:space="preserve">Find Best Scenario (Optimizer)</w:t>
+        <w:t xml:space="preserve">Smart Scenario Search (Surrogate Model)</w:t>
       </w:r>
     </w:p>
     <w:tbl>
@@ -2726,7 +3322,22 @@
               <w:pStyle w:val="Compact"/>
             </w:pPr>
             <w:r>
-              <w:t xml:space="preserve">Slider −1.0 to ~3.0°F, step 0.1, default 0.1°F. Minimum acceptable temperature improvement vs baseline. Converted to HM units internally via BASELINE_HM + min_cool_f / 4.0 before being passed to the surrogate.</w:t>
+              <w:t xml:space="preserve">Slider −1.0 to ~3.0°F, step 0.1, default 0.1°F. Minimum acceptable temperature improvement vs baseline. Converted to HM units internally via</w:t>
+            </w:r>
+            <w:r>
+              <w:t xml:space="preserve"> </w:t>
+            </w:r>
+            <w:r>
+              <w:rPr>
+                <w:rStyle w:val="VerbatimChar"/>
+              </w:rPr>
+              <w:t xml:space="preserve">BASELINE_HM + min_cool_f / 4.0</w:t>
+            </w:r>
+            <w:r>
+              <w:t xml:space="preserve"> </w:t>
+            </w:r>
+            <w:r>
+              <w:t xml:space="preserve">before being passed to the surrogate. Note: HM 0.30 ≈ 0.1°F cooler than baseline.</w:t>
             </w:r>
           </w:p>
         </w:tc>
@@ -2782,7 +3393,10 @@
               <w:pStyle w:val="Compact"/>
             </w:pPr>
             <w:r>
-              <w:t xml:space="preserve">Samples ~10,000 random (pct, GI%, FF%) combinations, predicts outcomes with the RF surrogate, filters to those meeting all three minimums, computes the Pareto front, de-duplicates near-identical points, and returns up to 5 top suggestions ranked by a balanced score: </w:t>
+              <w:t xml:space="preserve">Samples ~10,000 random (pct, GI%, FF%) combinations, predicts outcomes with the RF surrogate, filters to those meeting all three minimums, computes the Pareto front, de-duplicates near-identical points, and returns up to 5 top suggestions ranked by a balanced score:</w:t>
+            </w:r>
+            <w:r>
+              <w:t xml:space="preserve"> </w:t>
             </w:r>
             <w:r>
               <w:rPr>
@@ -2796,35 +3410,187 @@
           </w:p>
         </w:tc>
       </w:tr>
-      <w:tr>
-        <w:tc>
-          <w:tcPr/>
-          <w:p>
-            <w:pPr>
-              <w:pStyle w:val="Compact"/>
-            </w:pPr>
-            <w:r>
-              <w:rPr>
-                <w:b/>
-                <w:bCs/>
-              </w:rPr>
-              <w:t xml:space="preserve">Caveats</w:t>
-            </w:r>
-          </w:p>
-        </w:tc>
-        <w:tc>
-          <w:tcPr/>
-          <w:p>
-            <w:pPr>
-              <w:pStyle w:val="Compact"/>
-            </w:pPr>
-            <w:r>
-              <w:t xml:space="preserve">Surrogate predictions carry uncertainty (shown as 10th–90th percentile bands). Cost and heat-priority mode are not inputs to the surrogate — apply those after selecting a suggestion.</w:t>
-            </w:r>
-          </w:p>
-        </w:tc>
-      </w:tr>
     </w:tbl>
+    <w:p>
+      <w:pPr>
+        <w:pStyle w:val="BodyText"/>
+      </w:pPr>
+      <w:r>
+        <w:rPr>
+          <w:b/>
+          <w:bCs/>
+        </w:rPr>
+        <w:t xml:space="preserve">Why use a Surrogate? (The Speed Factor)</w:t>
+      </w:r>
+      <w:r>
+        <w:t xml:space="preserve"> </w:t>
+      </w:r>
+      <w:r>
+        <w:t xml:space="preserve">The full biophysical model examines every pixel in the city to calculate runoff and cooling. While accurate, this is too slow for real-time exploration. The surrogate is a fast-response approximation trained on 150 full simulations, learning the underlying patterns well enough to predict outcomes for 10,000 candidate scenarios in under a second — enabling real-time scenario search.</w:t>
+      </w:r>
+    </w:p>
+    <w:p>
+      <w:pPr>
+        <w:pStyle w:val="BodyText"/>
+      </w:pPr>
+      <w:r>
+        <w:rPr>
+          <w:b/>
+          <w:bCs/>
+        </w:rPr>
+        <w:t xml:space="preserve">How it thinks (Pattern Recognition)</w:t>
+      </w:r>
+      <w:r>
+        <w:t xml:space="preserve"> </w:t>
+      </w:r>
+      <w:r>
+        <w:t xml:space="preserve">The surrogate uses a Random Forest — an ensemble of 100 decision trees, each acting like an independent expert advisor. Each advisor examines your slider settings and makes a prediction based on patterns it observed during training.</w:t>
+      </w:r>
+    </w:p>
+    <w:p>
+      <w:pPr>
+        <w:pStyle w:val="Compact"/>
+        <w:numPr>
+          <w:ilvl w:val="0"/>
+          <w:numId w:val="1001"/>
+        </w:numPr>
+      </w:pPr>
+      <w:r>
+        <w:rPr>
+          <w:b/>
+          <w:bCs/>
+        </w:rPr>
+        <w:t xml:space="preserve">The Prediction:</w:t>
+      </w:r>
+      <w:r>
+        <w:t xml:space="preserve"> </w:t>
+      </w:r>
+      <w:r>
+        <w:t xml:space="preserve">The average across all 100 advisors.</w:t>
+      </w:r>
+    </w:p>
+    <w:p>
+      <w:pPr>
+        <w:pStyle w:val="Compact"/>
+        <w:numPr>
+          <w:ilvl w:val="0"/>
+          <w:numId w:val="1001"/>
+        </w:numPr>
+      </w:pPr>
+      <w:r>
+        <w:rPr>
+          <w:b/>
+          <w:bCs/>
+        </w:rPr>
+        <w:t xml:space="preserve">The Uncertainty (Error Bars):</w:t>
+      </w:r>
+      <w:r>
+        <w:t xml:space="preserve"> </w:t>
+      </w:r>
+      <w:r>
+        <w:t xml:space="preserve">When all 100 advisors agree, error bars are small. When they disagree significantly, error bars grow — signalling that the model is extrapolating into territory it has seen little of during training.</w:t>
+      </w:r>
+    </w:p>
+    <w:p>
+      <w:pPr>
+        <w:pStyle w:val="FirstParagraph"/>
+      </w:pPr>
+      <w:r>
+        <w:rPr>
+          <w:b/>
+          <w:bCs/>
+        </w:rPr>
+        <w:t xml:space="preserve">How to read the Optimizer results</w:t>
+      </w:r>
+      <w:r>
+        <w:t xml:space="preserve"> </w:t>
+      </w:r>
+      <w:r>
+        <w:t xml:space="preserve">-</w:t>
+      </w:r>
+      <w:r>
+        <w:t xml:space="preserve"> </w:t>
+      </w:r>
+      <w:r>
+        <w:rPr>
+          <w:b/>
+          <w:bCs/>
+        </w:rPr>
+        <w:t xml:space="preserve">The Diamonds:</w:t>
+      </w:r>
+      <w:r>
+        <w:t xml:space="preserve"> </w:t>
+      </w:r>
+      <w:r>
+        <w:t xml:space="preserve">The most likely outcome predicted by the surrogate for each suggested scenario.</w:t>
+      </w:r>
+      <w:r>
+        <w:t xml:space="preserve"> </w:t>
+      </w:r>
+      <w:r>
+        <w:t xml:space="preserve">-</w:t>
+      </w:r>
+      <w:r>
+        <w:t xml:space="preserve"> </w:t>
+      </w:r>
+      <w:r>
+        <w:rPr>
+          <w:b/>
+          <w:bCs/>
+        </w:rPr>
+        <w:t xml:space="preserve">The Whisker Bars:</w:t>
+      </w:r>
+      <w:r>
+        <w:t xml:space="preserve"> </w:t>
+      </w:r>
+      <w:r>
+        <w:t xml:space="preserve">Confidence Range: the spread of predictions from the model’s internal advisors. A wider bar means the model is less certain about that specific outcome. If a diamond appears to meet your minimum goals but its whiskers cross the threshold line, there is a meaningful chance that scenario could underperform in a full simulation.</w:t>
+      </w:r>
+      <w:r>
+        <w:t xml:space="preserve"> </w:t>
+      </w:r>
+      <w:r>
+        <w:t xml:space="preserve">-</w:t>
+      </w:r>
+      <w:r>
+        <w:t xml:space="preserve"> </w:t>
+      </w:r>
+      <w:r>
+        <w:rPr>
+          <w:b/>
+          <w:bCs/>
+        </w:rPr>
+        <w:t xml:space="preserve">Key caveat:</w:t>
+      </w:r>
+      <w:r>
+        <w:t xml:space="preserve"> </w:t>
+      </w:r>
+      <w:r>
+        <w:t xml:space="preserve">The optimizer is intended to identify promising regions of the scenario space rather than a single globally optimal solution. Always verify suggestions using the main sliders.</w:t>
+      </w:r>
+      <w:r>
+        <w:t xml:space="preserve"> </w:t>
+      </w:r>
+      <w:r>
+        <w:t xml:space="preserve">-</w:t>
+      </w:r>
+      <w:r>
+        <w:t xml:space="preserve"> </w:t>
+      </w:r>
+      <w:r>
+        <w:rPr>
+          <w:b/>
+          <w:bCs/>
+        </w:rPr>
+        <w:t xml:space="preserve">When to Verify:</w:t>
+      </w:r>
+      <w:r>
+        <w:t xml:space="preserve"> </w:t>
+      </w:r>
+      <w:r>
+        <w:t xml:space="preserve">Once you find a promising scenario in the optimizer, manually set the main sliders to those exact values. This runs the full pixel-by-pixel biophysical calculation — not the surrogate approximation — and gives you the final, non-approximated numbers for flood reduction, cooling, and food production.</w:t>
+      </w:r>
+    </w:p>
     <w:p>
       <w:r>
         <w:pict>
@@ -2832,9 +3598,9 @@
         </w:pict>
       </w:r>
     </w:p>
-    <w:bookmarkEnd w:id="26"/>
-    <w:bookmarkEnd w:id="27"/>
-    <w:bookmarkStart w:id="35" w:name="tradeoff-chart-tradeoff-analysis-tab"/>
+    <w:bookmarkEnd w:id="31"/>
+    <w:bookmarkEnd w:id="32"/>
+    <w:bookmarkStart w:id="41" w:name="tradeoff-chart-tradeoff-analysis-tab"/>
     <w:p>
       <w:pPr>
         <w:pStyle w:val="Heading2"/>
@@ -2851,7 +3617,7 @@
         <w:t xml:space="preserve">Built with Plotly. X and Y axes show the two primary ecological metrics; bubble size encodes food production for saved and optimised scenarios only.</w:t>
       </w:r>
     </w:p>
-    <w:bookmarkStart w:id="28" w:name="axes"/>
+    <w:bookmarkStart w:id="33" w:name="axes"/>
     <w:p>
       <w:pPr>
         <w:pStyle w:val="Heading3"/>
@@ -2968,8 +3734,8 @@
         </w:pict>
       </w:r>
     </w:p>
-    <w:bookmarkEnd w:id="28"/>
-    <w:bookmarkStart w:id="29" w:name="reference-benchmarks-coloured-markers"/>
+    <w:bookmarkEnd w:id="33"/>
+    <w:bookmarkStart w:id="34" w:name="reference-benchmarks-coloured-markers"/>
     <w:p>
       <w:pPr>
         <w:pStyle w:val="Heading3"/>
@@ -2983,7 +3749,25 @@
         <w:pStyle w:val="FirstParagraph"/>
       </w:pPr>
       <w:r>
-        <w:t xml:space="preserve">Four fixed points representing extreme all-one-landcover scenarios for Minneapolis. Hardcoded in </w:t>
+        <w:t xml:space="preserve">Four fixed points representing extreme all-one-landcover scenarios for Minneapolis. Stored in</w:t>
+      </w:r>
+      <w:r>
+        <w:t xml:space="preserve"> </w:t>
+      </w:r>
+      <w:r>
+        <w:rPr>
+          <w:rStyle w:val="VerbatimChar"/>
+        </w:rPr>
+        <w:t xml:space="preserve">city_cfg['ref_scenarios']</w:t>
+      </w:r>
+      <w:r>
+        <w:t xml:space="preserve"> </w:t>
+      </w:r>
+      <w:r>
+        <w:t xml:space="preserve">and set as</w:t>
+      </w:r>
+      <w:r>
+        <w:t xml:space="preserve"> </w:t>
       </w:r>
       <w:r>
         <w:rPr>
@@ -2992,7 +3776,41 @@
         <w:t xml:space="preserve">REF_SCENARIOS</w:t>
       </w:r>
       <w:r>
-        <w:t xml:space="preserve">. These values are specific to Minneapolis 2021 NLCD data and will differ for other cities — each city added to the CITIES dict must supply its own benchmark values.</w:t>
+        <w:t xml:space="preserve"> </w:t>
+      </w:r>
+      <w:r>
+        <w:t xml:space="preserve">at runtime.</w:t>
+      </w:r>
+      <w:r>
+        <w:t xml:space="preserve"> </w:t>
+      </w:r>
+      <w:r>
+        <w:rPr>
+          <w:b/>
+          <w:bCs/>
+        </w:rPr>
+        <w:t xml:space="preserve">These values are specific to Minneapolis 2021 NLCD data and will differ for other cities</w:t>
+      </w:r>
+      <w:r>
+        <w:t xml:space="preserve"> </w:t>
+      </w:r>
+      <w:r>
+        <w:t xml:space="preserve">— each city added to the</w:t>
+      </w:r>
+      <w:r>
+        <w:t xml:space="preserve"> </w:t>
+      </w:r>
+      <w:r>
+        <w:rPr>
+          <w:rStyle w:val="VerbatimChar"/>
+        </w:rPr>
+        <w:t xml:space="preserve">CITIES</w:t>
+      </w:r>
+      <w:r>
+        <w:t xml:space="preserve"> </w:t>
+      </w:r>
+      <w:r>
+        <w:t xml:space="preserve">dict must supply its own benchmark values.</w:t>
       </w:r>
     </w:p>
     <w:tbl>
@@ -3249,8 +4067,8 @@
         </w:pict>
       </w:r>
     </w:p>
-    <w:bookmarkEnd w:id="29"/>
-    <w:bookmarkStart w:id="30" w:name="convex-hull-feasible-space"/>
+    <w:bookmarkEnd w:id="34"/>
+    <w:bookmarkStart w:id="35" w:name="convex-hull-feasible-space"/>
     <w:p>
       <w:pPr>
         <w:pStyle w:val="Heading3"/>
@@ -3354,7 +4172,10 @@
               <w:t xml:space="preserve">scipy.spatial.ConvexHull</w:t>
             </w:r>
             <w:r>
-              <w:t xml:space="preserve"> on (flood_reduction, mean_HM) coordinates of all pre-computed scenarios.</w:t>
+              <w:t xml:space="preserve"> </w:t>
+            </w:r>
+            <w:r>
+              <w:t xml:space="preserve">on (flood_reduction, mean_HM) coordinates of all pre-computed scenarios.</w:t>
             </w:r>
           </w:p>
         </w:tc>
@@ -3395,8 +4216,8 @@
         </w:pict>
       </w:r>
     </w:p>
-    <w:bookmarkEnd w:id="30"/>
-    <w:bookmarkStart w:id="31" w:name="current-scenario-purple-star"/>
+    <w:bookmarkEnd w:id="35"/>
+    <w:bookmarkStart w:id="36" w:name="current-scenario-purple-star"/>
     <w:p>
       <w:pPr>
         <w:pStyle w:val="Heading3"/>
@@ -3420,8 +4241,8 @@
         </w:pict>
       </w:r>
     </w:p>
-    <w:bookmarkEnd w:id="31"/>
-    <w:bookmarkStart w:id="32" w:name="saved-scenarios-purple-circles"/>
+    <w:bookmarkEnd w:id="36"/>
+    <w:bookmarkStart w:id="37" w:name="saved-scenarios-purple-circles"/>
     <w:p>
       <w:pPr>
         <w:pStyle w:val="Heading3"/>
@@ -3435,7 +4256,19 @@
         <w:pStyle w:val="FirstParagraph"/>
       </w:pPr>
       <w:r>
-        <w:t>Scenarios explicitly saved by clicking “Save this scenario.” Bubble size scales with food production (</w:t>
+        <w:t xml:space="preserve">Scenarios explicitly saved by clicking</w:t>
+      </w:r>
+      <w:r>
+        <w:t xml:space="preserve"> </w:t>
+      </w:r>
+      <w:r>
+        <w:t xml:space="preserve">“Save this scenario.”</w:t>
+      </w:r>
+      <w:r>
+        <w:t xml:space="preserve"> </w:t>
+      </w:r>
+      <w:r>
+        <w:t xml:space="preserve">Bubble size scales with food production (</w:t>
       </w:r>
       <w:r>
         <w:rPr>
@@ -3454,8 +4287,8 @@
         </w:pict>
       </w:r>
     </w:p>
-    <w:bookmarkEnd w:id="32"/>
-    <w:bookmarkStart w:id="33" w:name="pareto-frontier-gold-markers-dashed-line"/>
+    <w:bookmarkEnd w:id="37"/>
+    <w:bookmarkStart w:id="38" w:name="pareto-frontier-gold-markers-dashed-line"/>
     <w:p>
       <w:pPr>
         <w:pStyle w:val="Heading3"/>
@@ -3588,14 +4421,44 @@
       </w:tr>
     </w:tbl>
     <w:p>
+      <w:pPr>
+        <w:pStyle w:val="BlockText"/>
+      </w:pPr>
+      <w:r>
+        <w:rPr>
+          <w:b/>
+          <w:bCs/>
+        </w:rPr>
+        <w:t xml:space="preserve">💡 How to use the Pareto Frontier:</w:t>
+      </w:r>
+      <w:r>
+        <w:t xml:space="preserve"> </w:t>
+      </w:r>
+      <w:r>
+        <w:t xml:space="preserve">The gold markers represent the most efficient saved scenarios — ones where you cannot improve one outcome (e.g. cooling) without sacrificing another (e.g. flood reduction or food production). Any scenario near that line represents a high-performance design worth exploring further. Scenarios far from the frontier are being</w:t>
+      </w:r>
+      <w:r>
+        <w:t xml:space="preserve"> </w:t>
+      </w:r>
+      <w:r>
+        <w:t xml:space="preserve">‘outcompeted’</w:t>
+      </w:r>
+      <w:r>
+        <w:t xml:space="preserve"> </w:t>
+      </w:r>
+      <w:r>
+        <w:t xml:space="preserve">by at least one other saved scenario on all three metrics simultaneously.</w:t>
+      </w:r>
+    </w:p>
+    <w:p>
       <w:r>
         <w:pict>
           <v:rect style="width:0;height:1.5pt" o:hralign="center" o:hrstd="t" o:hr="t"/>
         </w:pict>
       </w:r>
     </w:p>
-    <w:bookmarkEnd w:id="33"/>
-    <w:bookmarkStart w:id="34" w:name="optimised-suggestions-orange-diamonds"/>
+    <w:bookmarkEnd w:id="38"/>
+    <w:bookmarkStart w:id="39" w:name="optimised-suggestions-orange-diamonds"/>
     <w:p>
       <w:pPr>
         <w:pStyle w:val="Heading3"/>
@@ -3609,7 +4472,19 @@
         <w:pStyle w:val="FirstParagraph"/>
       </w:pPr>
       <w:r>
-        <w:t>Returned by the surrogate optimizer after clicking “Optimize.” Error bars show the 10th–90th percentile range across Random Forest trees for flood (horizontal) and HM (vertical).</w:t>
+        <w:t xml:space="preserve">Returned by the surrogate optimizer after clicking</w:t>
+      </w:r>
+      <w:r>
+        <w:t xml:space="preserve"> </w:t>
+      </w:r>
+      <w:r>
+        <w:t xml:space="preserve">“Optimize.”</w:t>
+      </w:r>
+      <w:r>
+        <w:t xml:space="preserve"> </w:t>
+      </w:r>
+      <w:r>
+        <w:t xml:space="preserve">Error bars show the 10th–90th percentile range across Random Forest trees for flood (horizontal) and HM (vertical).</w:t>
       </w:r>
     </w:p>
     <w:p>
@@ -3619,9 +4494,8 @@
         </w:pict>
       </w:r>
     </w:p>
-    <w:bookmarkEnd w:id="34"/>
-    <w:bookmarkEnd w:id="35"/>
-    <w:bookmarkStart w:id="101" w:name="influence-map"/>
+    <w:bookmarkEnd w:id="39"/>
+    <w:bookmarkStart w:id="40" w:name="X08b0971ca8da753d502424aa77bd8b10039c9f8"/>
     <w:p>
       <w:pPr>
         <w:pStyle w:val="Heading3"/>
@@ -3632,7 +4506,7 @@
     </w:p>
     <w:p>
       <w:pPr>
-        <w:pStyle w:val="Compact"/>
+        <w:pStyle w:val="FirstParagraph"/>
       </w:pPr>
       <w:r>
         <w:t xml:space="preserve">Shown below the optimised suggestions table when optimizer results are present.</w:t>
@@ -3660,35 +4534,35 @@
               <w:pStyle w:val="Compact"/>
             </w:pPr>
             <w:r>
-              <w:t>Field</w:t>
-            </w:r>
-          </w:p>
-        </w:tc>
-        <w:tc>
-          <w:tcPr/>
-          <w:p>
-            <w:pPr>
-              <w:pStyle w:val="Compact"/>
-            </w:pPr>
-            <w:r>
-              <w:t>Detail</w:t>
-            </w:r>
-          </w:p>
-        </w:tc>
-      </w:tr>
-      <w:tr>
-        <w:tc>
-          <w:tcPr/>
-          <w:p>
-            <w:pPr>
-              <w:pStyle w:val="Compact"/>
-            </w:pPr>
-            <w:r>
-              <w:rPr>
-                <w:b/>
-                <w:bCs/>
-              </w:rPr>
-              <w:t>Represents</w:t>
+              <w:t xml:space="preserve">Field</w:t>
+            </w:r>
+          </w:p>
+        </w:tc>
+        <w:tc>
+          <w:tcPr/>
+          <w:p>
+            <w:pPr>
+              <w:pStyle w:val="Compact"/>
+            </w:pPr>
+            <w:r>
+              <w:t xml:space="preserve">Detail</w:t>
+            </w:r>
+          </w:p>
+        </w:tc>
+      </w:tr>
+      <w:tr>
+        <w:tc>
+          <w:tcPr/>
+          <w:p>
+            <w:pPr>
+              <w:pStyle w:val="Compact"/>
+            </w:pPr>
+            <w:r>
+              <w:rPr>
+                <w:b/>
+                <w:bCs/>
+              </w:rPr>
+              <w:t xml:space="preserve">Represents</w:t>
             </w:r>
           </w:p>
         </w:tc>
@@ -3716,35 +4590,44 @@
                 <w:b/>
                 <w:bCs/>
               </w:rPr>
-              <w:t>Method</w:t>
-            </w:r>
-          </w:p>
-        </w:tc>
-        <w:tc>
-          <w:tcPr/>
-          <w:p>
-            <w:pPr>
-              <w:pStyle w:val="Compact"/>
-            </w:pPr>
-            <w:r>
-              <w:t xml:space="preserve">model.feature_importances_ from the Random Forest — the mean decrease in impurity averaged across all trees and all output dimensions.</w:t>
-            </w:r>
-          </w:p>
-        </w:tc>
-      </w:tr>
-      <w:tr>
-        <w:tc>
-          <w:tcPr/>
-          <w:p>
-            <w:pPr>
-              <w:pStyle w:val="Compact"/>
-            </w:pPr>
-            <w:r>
-              <w:rPr>
-                <w:b/>
-                <w:bCs/>
-              </w:rPr>
-              <w:t>Caveats</w:t>
+              <w:t xml:space="preserve">Method</w:t>
+            </w:r>
+          </w:p>
+        </w:tc>
+        <w:tc>
+          <w:tcPr/>
+          <w:p>
+            <w:pPr>
+              <w:pStyle w:val="Compact"/>
+            </w:pPr>
+            <w:r>
+              <w:rPr>
+                <w:rStyle w:val="VerbatimChar"/>
+              </w:rPr>
+              <w:t xml:space="preserve">model.feature_importances_</w:t>
+            </w:r>
+            <w:r>
+              <w:t xml:space="preserve"> </w:t>
+            </w:r>
+            <w:r>
+              <w:t xml:space="preserve">from the Random Forest — the mean decrease in impurity averaged across all trees and all output dimensions.</w:t>
+            </w:r>
+          </w:p>
+        </w:tc>
+      </w:tr>
+      <w:tr>
+        <w:tc>
+          <w:tcPr/>
+          <w:p>
+            <w:pPr>
+              <w:pStyle w:val="Compact"/>
+            </w:pPr>
+            <w:r>
+              <w:rPr>
+                <w:b/>
+                <w:bCs/>
+              </w:rPr>
+              <w:t xml:space="preserve">Caveats</w:t>
             </w:r>
           </w:p>
         </w:tc>
@@ -3768,8 +4651,9 @@
         </w:pict>
       </w:r>
     </w:p>
-    <w:bookmarkEnd w:id="101"/>
-    <w:bookmarkStart w:id="36" w:name="bar-charts-scenario-tab"/>
+    <w:bookmarkEnd w:id="40"/>
+    <w:bookmarkEnd w:id="41"/>
+    <w:bookmarkStart w:id="42" w:name="bar-charts-scenario-tab"/>
     <w:p>
       <w:pPr>
         <w:pStyle w:val="Heading2"/>
@@ -3884,7 +4768,10 @@
               <w:t xml:space="preserve">BASELINE_CN</w:t>
             </w:r>
             <w:r>
-              <w:t xml:space="preserve"> (75.7)</w:t>
+              <w:t xml:space="preserve"> </w:t>
+            </w:r>
+            <w:r>
+              <w:t xml:space="preserve">(75.7)</w:t>
             </w:r>
           </w:p>
         </w:tc>
@@ -3901,7 +4788,10 @@
               <w:t xml:space="preserve">mean_CN</w:t>
             </w:r>
             <w:r>
-              <w:t xml:space="preserve"> from scenario</w:t>
+              <w:t xml:space="preserve"> </w:t>
+            </w:r>
+            <w:r>
+              <w:t xml:space="preserve">from scenario</w:t>
             </w:r>
           </w:p>
         </w:tc>
@@ -3942,7 +4832,10 @@
               <w:t xml:space="preserve">BASELINE_HM</w:t>
             </w:r>
             <w:r>
-              <w:t xml:space="preserve"> (0.2719)</w:t>
+              <w:t xml:space="preserve"> </w:t>
+            </w:r>
+            <w:r>
+              <w:t xml:space="preserve">(0.2719)</w:t>
             </w:r>
           </w:p>
         </w:tc>
@@ -3959,7 +4852,10 @@
               <w:t xml:space="preserve">mean_HM</w:t>
             </w:r>
             <w:r>
-              <w:t xml:space="preserve"> from scenario</w:t>
+              <w:t xml:space="preserve"> </w:t>
+            </w:r>
+            <w:r>
+              <w:t xml:space="preserve">from scenario</w:t>
             </w:r>
           </w:p>
         </w:tc>
@@ -4011,7 +4907,10 @@
               <w:t xml:space="preserve">food_mln_lbs</w:t>
             </w:r>
             <w:r>
-              <w:t xml:space="preserve"> from scenario</w:t>
+              <w:t xml:space="preserve"> </w:t>
+            </w:r>
+            <w:r>
+              <w:t xml:space="preserve">from scenario</w:t>
             </w:r>
           </w:p>
         </w:tc>
@@ -4022,7 +4921,10 @@
         <w:pStyle w:val="BodyText"/>
       </w:pPr>
       <w:r>
-        <w:t xml:space="preserve">A horizontal dashed line at the baseline value is drawn on the Flood Risk and Cooling charts for visual reference. The Food Production y-axis is scaled to </w:t>
+        <w:t xml:space="preserve">A horizontal dashed line at the baseline value is drawn on the Flood Risk and Cooling charts for visual reference. The Food Production y-axis is scaled to</w:t>
+      </w:r>
+      <w:r>
+        <w:t xml:space="preserve"> </w:t>
       </w:r>
       <w:r>
         <w:rPr>
@@ -4031,7 +4933,10 @@
         <w:t xml:space="preserve">MAX_FOOD × 1.1</w:t>
       </w:r>
       <w:r>
-        <w:t xml:space="preserve"> across all pre-computed scenarios.</w:t>
+        <w:t xml:space="preserve"> </w:t>
+      </w:r>
+      <w:r>
+        <w:t xml:space="preserve">across all pre-computed scenarios.</w:t>
       </w:r>
     </w:p>
     <w:p>
@@ -4041,8 +4946,8 @@
         </w:pict>
       </w:r>
     </w:p>
-    <w:bookmarkEnd w:id="36"/>
-    <w:bookmarkStart w:id="37" w:name="map-view-map-view-tab"/>
+    <w:bookmarkEnd w:id="42"/>
+    <w:bookmarkStart w:id="43" w:name="map-view-map-view-tab"/>
     <w:p>
       <w:pPr>
         <w:pStyle w:val="Heading2"/>
@@ -4270,8 +5175,85 @@
         <w:t xml:space="preserve">When heat-priority mode is on, teal/green/red pixels are concentrated in higher-intensity developed areas rather than uniformly distributed.</w:t>
       </w:r>
     </w:p>
-    <w:bookmarkEnd w:id="37"/>
-    <w:bookmarkEnd w:id="38"/>
+    <w:p>
+      <w:r>
+        <w:pict>
+          <v:rect style="width:0;height:1.5pt" o:hralign="center" o:hrstd="t" o:hr="t"/>
+        </w:pict>
+      </w:r>
+    </w:p>
+    <w:bookmarkEnd w:id="43"/>
+    <w:bookmarkStart w:id="44" w:name="intended-use"/>
+    <w:p>
+      <w:pPr>
+        <w:pStyle w:val="Heading2"/>
+      </w:pPr>
+      <w:r>
+        <w:t xml:space="preserve">Intended Use</w:t>
+      </w:r>
+    </w:p>
+    <w:p>
+      <w:pPr>
+        <w:pStyle w:val="FirstParagraph"/>
+      </w:pPr>
+      <w:r>
+        <w:rPr>
+          <w:b/>
+          <w:bCs/>
+        </w:rPr>
+        <w:t xml:space="preserve">This tool is designed for:</w:t>
+      </w:r>
+      <w:r>
+        <w:t xml:space="preserve"> </w:t>
+      </w:r>
+      <w:r>
+        <w:t xml:space="preserve">- Comparing alternative land-use allocation strategies</w:t>
+      </w:r>
+      <w:r>
+        <w:t xml:space="preserve"> </w:t>
+      </w:r>
+      <w:r>
+        <w:t xml:space="preserve">- Exploring tradeoffs across multiple ecosystem services</w:t>
+      </w:r>
+      <w:r>
+        <w:t xml:space="preserve"> </w:t>
+      </w:r>
+      <w:r>
+        <w:t xml:space="preserve">- Identifying candidate scenarios for deeper analysis</w:t>
+      </w:r>
+    </w:p>
+    <w:p>
+      <w:pPr>
+        <w:pStyle w:val="BodyText"/>
+      </w:pPr>
+      <w:r>
+        <w:rPr>
+          <w:b/>
+          <w:bCs/>
+        </w:rPr>
+        <w:t xml:space="preserve">It is not intended for:</w:t>
+      </w:r>
+      <w:r>
+        <w:t xml:space="preserve"> </w:t>
+      </w:r>
+      <w:r>
+        <w:t xml:space="preserve">- Parcel-level siting decisions</w:t>
+      </w:r>
+      <w:r>
+        <w:t xml:space="preserve"> </w:t>
+      </w:r>
+      <w:r>
+        <w:t xml:space="preserve">- Precise impact prediction</w:t>
+      </w:r>
+      <w:r>
+        <w:t xml:space="preserve"> </w:t>
+      </w:r>
+      <w:r>
+        <w:t xml:space="preserve">- Final policy or investment decisions without further analysis</w:t>
+      </w:r>
+    </w:p>
+    <w:bookmarkEnd w:id="44"/>
+    <w:bookmarkEnd w:id="45"/>
     <w:sectPr>
       <w:footnotePr>
         <w:numRestart w:val="eachSect"/>
@@ -4382,8 +5364,114 @@
       </w:pPr>
     </w:lvl>
   </w:abstractNum>
+  <w:abstractNum w:abstractNumId="991">
+    <w:nsid w:val="0000A991"/>
+    <w:multiLevelType w:val="multilevel"/>
+    <w:lvl w:ilvl="0">
+      <w:numFmt w:val="bullet"/>
+      <w:lvlText w:val=""/>
+      <w:lvlJc w:val="left"/>
+      <w:pPr>
+        <w:ind w:left="720" w:hanging="360"/>
+      </w:pPr>
+      <w:rPr>
+        <w:rFonts w:ascii="Symbol" w:hAnsi="Symbol" w:cs="Symbol" w:hint="default"/>
+      </w:rPr>
+    </w:lvl>
+    <w:lvl w:ilvl="1">
+      <w:numFmt w:val="bullet"/>
+      <w:lvlText w:val="o"/>
+      <w:lvlJc w:val="left"/>
+      <w:pPr>
+        <w:ind w:left="1440" w:hanging="360"/>
+      </w:pPr>
+      <w:rPr>
+        <w:rFonts w:ascii="Courier New" w:hAnsi="Courier New" w:cs="Courier New" w:hint="default"/>
+      </w:rPr>
+    </w:lvl>
+    <w:lvl w:ilvl="2">
+      <w:numFmt w:val="bullet"/>
+      <w:lvlText w:val=""/>
+      <w:lvlJc w:val="left"/>
+      <w:pPr>
+        <w:ind w:left="2160" w:hanging="360"/>
+      </w:pPr>
+      <w:rPr>
+        <w:rFonts w:ascii="Wingdings" w:hAnsi="Wingdings" w:cs="Wingdings" w:hint="default"/>
+      </w:rPr>
+    </w:lvl>
+    <w:lvl w:ilvl="3">
+      <w:numFmt w:val="bullet"/>
+      <w:lvlText w:val=""/>
+      <w:lvlJc w:val="left"/>
+      <w:pPr>
+        <w:ind w:left="2880" w:hanging="360"/>
+      </w:pPr>
+      <w:rPr>
+        <w:rFonts w:ascii="Symbol" w:hAnsi="Symbol" w:cs="Symbol" w:hint="default"/>
+      </w:rPr>
+    </w:lvl>
+    <w:lvl w:ilvl="4">
+      <w:numFmt w:val="bullet"/>
+      <w:lvlText w:val="o"/>
+      <w:lvlJc w:val="left"/>
+      <w:pPr>
+        <w:ind w:left="3600" w:hanging="360"/>
+      </w:pPr>
+      <w:rPr>
+        <w:rFonts w:ascii="Courier New" w:hAnsi="Courier New" w:cs="Courier New" w:hint="default"/>
+      </w:rPr>
+    </w:lvl>
+    <w:lvl w:ilvl="5">
+      <w:numFmt w:val="bullet"/>
+      <w:lvlText w:val=""/>
+      <w:lvlJc w:val="left"/>
+      <w:pPr>
+        <w:ind w:left="4320" w:hanging="360"/>
+      </w:pPr>
+      <w:rPr>
+        <w:rFonts w:ascii="Wingdings" w:hAnsi="Wingdings" w:cs="Wingdings" w:hint="default"/>
+      </w:rPr>
+    </w:lvl>
+    <w:lvl w:ilvl="6">
+      <w:numFmt w:val="bullet"/>
+      <w:lvlText w:val=""/>
+      <w:lvlJc w:val="left"/>
+      <w:pPr>
+        <w:ind w:left="5040" w:hanging="360"/>
+      </w:pPr>
+      <w:rPr>
+        <w:rFonts w:ascii="Symbol" w:hAnsi="Symbol" w:cs="Symbol" w:hint="default"/>
+      </w:rPr>
+    </w:lvl>
+    <w:lvl w:ilvl="7">
+      <w:numFmt w:val="bullet"/>
+      <w:lvlText w:val="o"/>
+      <w:lvlJc w:val="left"/>
+      <w:pPr>
+        <w:ind w:left="5760" w:hanging="360"/>
+      </w:pPr>
+      <w:rPr>
+        <w:rFonts w:ascii="Courier New" w:hAnsi="Courier New" w:cs="Courier New" w:hint="default"/>
+      </w:rPr>
+    </w:lvl>
+    <w:lvl w:ilvl="8">
+      <w:numFmt w:val="bullet"/>
+      <w:lvlText w:val=""/>
+      <w:lvlJc w:val="left"/>
+      <w:pPr>
+        <w:ind w:left="6480" w:hanging="360"/>
+      </w:pPr>
+      <w:rPr>
+        <w:rFonts w:ascii="Wingdings" w:hAnsi="Wingdings" w:cs="Wingdings" w:hint="default"/>
+      </w:rPr>
+    </w:lvl>
+  </w:abstractNum>
   <w:num w:numId="1000">
     <w:abstractNumId w:val="990"/>
+  </w:num>
+  <w:num w:numId="1001">
+    <w:abstractNumId w:val="991"/>
   </w:num>
 </w:numbering>
 </file>

--- a/REFERENCE.docx
+++ b/REFERENCE.docx
@@ -48,7 +48,7 @@
         <w:pStyle w:val="BodyText"/>
       </w:pPr>
       <w:r>
-        <w:t xml:space="preserve">Scenarios are generated by selecting a percentage of developed land and reallocating it across these categories. Results are computed using raster-based biophysical lookup tables and summarized at the city scale. The tool is designed for comparative exploration of tradeoffs rather than precise prediction. Results are summarized at the city scale; spatial patterns are simplified rather than explicitly optimized.</w:t>
+        <w:t xml:space="preserve">Scenarios are generated by selecting a percentage of developed land and reallocating it across these categories. Results are computed using raster-based biophysical lookup tables and summarized at the city scale. Spatial patterns are simplified rather than explicitly optimized. The tool is designed for comparative exploration of tradeoffs rather than precise prediction.</w:t>
       </w:r>
     </w:p>
     <w:p>
@@ -59,7 +59,90 @@
       </w:r>
     </w:p>
     <w:bookmarkEnd w:id="9"/>
-    <w:bookmarkStart w:id="10" w:name="key-terms"/>
+    <w:bookmarkStart w:id="10" w:name="intended-use"/>
+    <w:p>
+      <w:pPr>
+        <w:pStyle w:val="Heading2"/>
+      </w:pPr>
+      <w:r>
+        <w:t xml:space="preserve">Intended Use</w:t>
+      </w:r>
+    </w:p>
+    <w:p>
+      <w:pPr>
+        <w:pStyle w:val="FirstParagraph"/>
+      </w:pPr>
+      <w:r>
+        <w:rPr>
+          <w:b/>
+          <w:bCs/>
+        </w:rPr>
+        <w:t xml:space="preserve">This tool is designed for:</w:t>
+      </w:r>
+      <w:r>
+        <w:t xml:space="preserve"> </w:t>
+      </w:r>
+      <w:r>
+        <w:t xml:space="preserve">- Comparing alternative land-use allocation strategies</w:t>
+      </w:r>
+      <w:r>
+        <w:t xml:space="preserve"> </w:t>
+      </w:r>
+      <w:r>
+        <w:t xml:space="preserve">- Exploring tradeoffs across multiple ecosystem services</w:t>
+      </w:r>
+      <w:r>
+        <w:t xml:space="preserve"> </w:t>
+      </w:r>
+      <w:r>
+        <w:t xml:space="preserve">- Identifying candidate scenarios for deeper analysis</w:t>
+      </w:r>
+      <w:r>
+        <w:t xml:space="preserve"> </w:t>
+      </w:r>
+      <w:r>
+        <w:t xml:space="preserve">- Supporting early-stage planning conversations and stakeholder discussions</w:t>
+      </w:r>
+    </w:p>
+    <w:p>
+      <w:pPr>
+        <w:pStyle w:val="BodyText"/>
+      </w:pPr>
+      <w:r>
+        <w:rPr>
+          <w:b/>
+          <w:bCs/>
+        </w:rPr>
+        <w:t xml:space="preserve">It is not intended for:</w:t>
+      </w:r>
+      <w:r>
+        <w:t xml:space="preserve"> </w:t>
+      </w:r>
+      <w:r>
+        <w:t xml:space="preserve">- Parcel-level siting decisions</w:t>
+      </w:r>
+      <w:r>
+        <w:t xml:space="preserve"> </w:t>
+      </w:r>
+      <w:r>
+        <w:t xml:space="preserve">- Precise impact prediction</w:t>
+      </w:r>
+      <w:r>
+        <w:t xml:space="preserve"> </w:t>
+      </w:r>
+      <w:r>
+        <w:t xml:space="preserve">- Final policy or investment decisions without further analysis</w:t>
+      </w:r>
+    </w:p>
+    <w:p>
+      <w:r>
+        <w:pict>
+          <v:rect style="width:0;height:1.5pt" o:hralign="center" o:hrstd="t" o:hr="t"/>
+        </w:pict>
+      </w:r>
+    </w:p>
+    <w:bookmarkEnd w:id="10"/>
+    <w:bookmarkStart w:id="11" w:name="key-terms"/>
     <w:p>
       <w:pPr>
         <w:pStyle w:val="Heading2"/>
@@ -129,8 +212,8 @@
         </w:pict>
       </w:r>
     </w:p>
-    <w:bookmarkEnd w:id="10"/>
-    <w:bookmarkStart w:id="11" w:name="methodology-notes"/>
+    <w:bookmarkEnd w:id="11"/>
+    <w:bookmarkStart w:id="12" w:name="methodology-notes"/>
     <w:p>
       <w:pPr>
         <w:pStyle w:val="Heading2"/>
@@ -200,8 +283,8 @@
         </w:pict>
       </w:r>
     </w:p>
-    <w:bookmarkEnd w:id="11"/>
-    <w:bookmarkStart w:id="12" w:name="data-sources"/>
+    <w:bookmarkEnd w:id="12"/>
+    <w:bookmarkStart w:id="13" w:name="data-sources"/>
     <w:p>
       <w:pPr>
         <w:pStyle w:val="Heading2"/>
@@ -289,8 +372,8 @@
         </w:pict>
       </w:r>
     </w:p>
-    <w:bookmarkEnd w:id="12"/>
-    <w:bookmarkStart w:id="16" w:name="metric-cards-row-1-three-columns"/>
+    <w:bookmarkEnd w:id="13"/>
+    <w:bookmarkStart w:id="17" w:name="metric-cards-row-1-three-columns"/>
     <w:p>
       <w:pPr>
         <w:pStyle w:val="Heading2"/>
@@ -299,7 +382,7 @@
         <w:t xml:space="preserve">Metric Cards — Row 1 (three columns)</w:t>
       </w:r>
     </w:p>
-    <w:bookmarkStart w:id="13" w:name="flood-risk-reduction"/>
+    <w:bookmarkStart w:id="14" w:name="flood-risk-reduction"/>
     <w:p>
       <w:pPr>
         <w:pStyle w:val="Heading3"/>
@@ -576,8 +659,8 @@
         </w:pict>
       </w:r>
     </w:p>
-    <w:bookmarkEnd w:id="13"/>
-    <w:bookmarkStart w:id="14" w:name="temperature-change"/>
+    <w:bookmarkEnd w:id="14"/>
+    <w:bookmarkStart w:id="15" w:name="temperature-change"/>
     <w:p>
       <w:pPr>
         <w:pStyle w:val="Heading3"/>
@@ -829,7 +912,7 @@
               <w:pStyle w:val="Compact"/>
             </w:pPr>
             <w:r>
-              <w:t xml:space="preserve">Calibration factor of 4 °F/HM unit is approximate for Minneapolis; accuracy is roughly ±2 °F. The HM index is a proxy, not a direct temperature measurement. This scaling is not locally calibrated and should not be interpreted as a site-specific temperature prediction.</w:t>
+              <w:t xml:space="preserve">Calibration factor of 4 °F/HM unit is approximate for Minneapolis; accuracy is roughly ±2 °F. The HM index is a proxy, not a direct temperature measurement. This scaling is not locally calibrated and should not be interpreted as a site-specific temperature prediction. This range reflects both the model’s approximation and the fact that local air temperatures are influenced by factors such as wind, humidity, and urban geometry not captured in this tool.</w:t>
             </w:r>
           </w:p>
         </w:tc>
@@ -842,8 +925,8 @@
         </w:pict>
       </w:r>
     </w:p>
-    <w:bookmarkEnd w:id="14"/>
-    <w:bookmarkStart w:id="15" w:name="runoff-volume"/>
+    <w:bookmarkEnd w:id="15"/>
+    <w:bookmarkStart w:id="16" w:name="runoff-volume"/>
     <w:p>
       <w:pPr>
         <w:pStyle w:val="Heading3"/>
@@ -1107,9 +1190,9 @@
         </w:pict>
       </w:r>
     </w:p>
-    <w:bookmarkEnd w:id="15"/>
     <w:bookmarkEnd w:id="16"/>
-    <w:bookmarkStart w:id="19" w:name="metric-cards-row-2-two-columns"/>
+    <w:bookmarkEnd w:id="17"/>
+    <w:bookmarkStart w:id="20" w:name="metric-cards-row-2-two-columns"/>
     <w:p>
       <w:pPr>
         <w:pStyle w:val="Heading2"/>
@@ -1118,7 +1201,7 @@
         <w:t xml:space="preserve">Metric Cards — Row 2 (two columns)</w:t>
       </w:r>
     </w:p>
-    <w:bookmarkStart w:id="17" w:name="food-production"/>
+    <w:bookmarkStart w:id="18" w:name="food-production"/>
     <w:p>
       <w:pPr>
         <w:pStyle w:val="Heading3"/>
@@ -1347,8 +1430,8 @@
         </w:pict>
       </w:r>
     </w:p>
-    <w:bookmarkEnd w:id="17"/>
-    <w:bookmarkStart w:id="18" w:name="est.-implementation-cost"/>
+    <w:bookmarkEnd w:id="18"/>
+    <w:bookmarkStart w:id="19" w:name="est.-implementation-cost"/>
     <w:p>
       <w:pPr>
         <w:pStyle w:val="Heading3"/>
@@ -1537,9 +1620,9 @@
         </w:pict>
       </w:r>
     </w:p>
-    <w:bookmarkEnd w:id="18"/>
     <w:bookmarkEnd w:id="19"/>
-    <w:bookmarkStart w:id="23" w:name="X829dc69744e10072c496dd2408a113055bf8004"/>
+    <w:bookmarkEnd w:id="20"/>
+    <w:bookmarkStart w:id="24" w:name="X829dc69744e10072c496dd2408a113055bf8004"/>
     <w:p>
       <w:pPr>
         <w:pStyle w:val="Heading2"/>
@@ -1590,7 +1673,7 @@
         <w:t xml:space="preserve">If you see N/A, it means one of two things: either the scenario has zero cost (no land was converted), or the scenario is performing worse than the current city baseline on that specific metric — for example, adding high-density development increases runoff rather than reducing it. Try adjusting the conversion mix toward green infrastructure or food forest to see cost-effectiveness values appear.</w:t>
       </w:r>
     </w:p>
-    <w:bookmarkStart w:id="20" w:name="cost-acre-foot-prevented"/>
+    <w:bookmarkStart w:id="21" w:name="cost-acre-foot-prevented"/>
     <w:p>
       <w:pPr>
         <w:pStyle w:val="Heading3"/>
@@ -1735,8 +1818,8 @@
         </w:pict>
       </w:r>
     </w:p>
-    <w:bookmarkEnd w:id="20"/>
-    <w:bookmarkStart w:id="21" w:name="cost-f-cooling"/>
+    <w:bookmarkEnd w:id="21"/>
+    <w:bookmarkStart w:id="22" w:name="cost-f-cooling"/>
     <w:p>
       <w:pPr>
         <w:pStyle w:val="Heading3"/>
@@ -1896,8 +1979,8 @@
         </w:pict>
       </w:r>
     </w:p>
-    <w:bookmarkEnd w:id="21"/>
-    <w:bookmarkStart w:id="22" w:name="cost-1000-people-fed"/>
+    <w:bookmarkEnd w:id="22"/>
+    <w:bookmarkStart w:id="23" w:name="cost-1000-people-fed"/>
     <w:p>
       <w:pPr>
         <w:pStyle w:val="Heading3"/>
@@ -2042,9 +2125,9 @@
         </w:pict>
       </w:r>
     </w:p>
-    <w:bookmarkEnd w:id="22"/>
     <w:bookmarkEnd w:id="23"/>
-    <w:bookmarkStart w:id="24" w:name="scenario-summary-text"/>
+    <w:bookmarkEnd w:id="24"/>
+    <w:bookmarkStart w:id="25" w:name="scenario-summary-text"/>
     <w:p>
       <w:pPr>
         <w:pStyle w:val="Heading2"/>
@@ -2058,7 +2141,7 @@
         <w:pStyle w:val="FirstParagraph"/>
       </w:pPr>
       <w:r>
-        <w:t xml:space="preserve">A prose sentence rendered below the metric cards:</w:t>
+        <w:t xml:space="preserve">A plain-language summary of the current scenario settings, displayed below the metric cards. Automatically updates as sliders change.</w:t>
       </w:r>
     </w:p>
     <w:p>
@@ -2070,7 +2153,7 @@
           <w:i/>
           <w:iCs/>
         </w:rPr>
-        <w:t xml:space="preserve">“This scenario converts X% of developed land, allocating Y% to green infrastructure, Z% to food forest, and W% to high-density development, [using random placement / prioritizing hotter areas].”</w:t>
+        <w:t xml:space="preserve">“This scenario converts X% of developed land, allocating Y% to green infrastructure, Z% to food forest, and W% to high-density development, [using random placement / prioritizing high heat-exposure areas].”</w:t>
       </w:r>
     </w:p>
     <w:tbl>
@@ -2207,7 +2290,7 @@
               <w:pStyle w:val="Compact"/>
             </w:pPr>
             <w:r>
-              <w:t xml:space="preserve">“prioritizing hotter areas”</w:t>
+              <w:t xml:space="preserve">“prioritizing high heat-exposure areas”</w:t>
             </w:r>
             <w:r>
               <w:t xml:space="preserve"> </w:t>
@@ -2238,8 +2321,8 @@
         </w:pict>
       </w:r>
     </w:p>
-    <w:bookmarkEnd w:id="24"/>
-    <w:bookmarkStart w:id="32" w:name="sidebar-controls"/>
+    <w:bookmarkEnd w:id="25"/>
+    <w:bookmarkStart w:id="33" w:name="sidebar-controls"/>
     <w:p>
       <w:pPr>
         <w:pStyle w:val="Heading2"/>
@@ -2248,7 +2331,7 @@
         <w:t xml:space="preserve">Sidebar Controls</w:t>
       </w:r>
     </w:p>
-    <w:bookmarkStart w:id="25" w:name="city"/>
+    <w:bookmarkStart w:id="26" w:name="city"/>
     <w:p>
       <w:pPr>
         <w:pStyle w:val="Heading3"/>
@@ -2398,19 +2481,7 @@
               <w:pStyle w:val="Compact"/>
             </w:pPr>
             <w:r>
-              <w:t xml:space="preserve">Selecting an unavailable city shows a warning and halts execution via</w:t>
-            </w:r>
-            <w:r>
-              <w:t xml:space="preserve"> </w:t>
-            </w:r>
-            <w:r>
-              <w:rPr>
-                <w:rStyle w:val="VerbatimChar"/>
-              </w:rPr>
-              <w:t xml:space="preserve">st.stop()</w:t>
-            </w:r>
-            <w:r>
-              <w:t xml:space="preserve">. Selecting an available city sets data paths and baseline constants for all downstream computation.</w:t>
+              <w:t xml:space="preserve">Selecting an unavailable city shows a warning and keeps the app running with Minneapolis data. Selecting an available city sets data paths and baseline constants for all downstream computation.</w:t>
             </w:r>
           </w:p>
         </w:tc>
@@ -2423,8 +2494,8 @@
         </w:pict>
       </w:r>
     </w:p>
-    <w:bookmarkEnd w:id="25"/>
-    <w:bookmarkStart w:id="26" w:name="of-developed-land-to-convert"/>
+    <w:bookmarkEnd w:id="26"/>
+    <w:bookmarkStart w:id="27" w:name="of-developed-land-to-convert"/>
     <w:p>
       <w:pPr>
         <w:pStyle w:val="Heading3"/>
@@ -2550,7 +2621,7 @@
               <w:pStyle w:val="Compact"/>
             </w:pPr>
             <w:r>
-              <w:t xml:space="preserve">Pixels are chosen randomly (or heat-priority weighted); spatial placement is not optimised for corridors or parcels.</w:t>
+              <w:t xml:space="preserve">Pixels are selected randomly across the city, or concentrated in high heat-exposure areas if that mode is on; spatial placement is not optimized for corridors or parcels.</w:t>
             </w:r>
           </w:p>
         </w:tc>
@@ -2563,8 +2634,8 @@
         </w:pict>
       </w:r>
     </w:p>
-    <w:bookmarkEnd w:id="26"/>
-    <w:bookmarkStart w:id="27" w:name="X9c690ec6fbca036e7a35955631a2d4edd57a06f"/>
+    <w:bookmarkEnd w:id="27"/>
+    <w:bookmarkStart w:id="28" w:name="X9c690ec6fbca036e7a35955631a2d4edd57a06f"/>
     <w:p>
       <w:pPr>
         <w:pStyle w:val="Heading3"/>
@@ -2703,85 +2774,14 @@
         </w:pict>
       </w:r>
     </w:p>
-    <w:bookmarkEnd w:id="27"/>
-    <w:bookmarkStart w:id="28" w:name="Xa0b34da926ebfe8585122643f01550a5a50a048"/>
+    <w:bookmarkEnd w:id="28"/>
+    <w:bookmarkStart w:id="29" w:name="X01958c88ecbed7474534ce71c96b96136f2ed52"/>
     <w:p>
       <w:pPr>
         <w:pStyle w:val="Heading3"/>
       </w:pPr>
       <w:r>
-        <w:t xml:space="preserve">Green Infrastructure (</w:t>
-      </w:r>
-      <m:oMath>
-        <m:r>
-          <m:rPr>
-            <m:sty m:val="p"/>
-          </m:rPr>
-          <m:t>/</m:t>
-        </m:r>
-        <m:r>
-          <m:t>a</m:t>
-        </m:r>
-        <m:r>
-          <m:t>c</m:t>
-        </m:r>
-        <m:r>
-          <m:t>r</m:t>
-        </m:r>
-        <m:r>
-          <m:t>e</m:t>
-        </m:r>
-        <m:r>
-          <m:rPr>
-            <m:sty m:val="p"/>
-          </m:rPr>
-          <m:t>)</m:t>
-        </m:r>
-        <m:r>
-          <m:rPr>
-            <m:sty m:val="p"/>
-          </m:rPr>
-          <m:t>/</m:t>
-        </m:r>
-        <m:r>
-          <m:t>F</m:t>
-        </m:r>
-        <m:r>
-          <m:t>o</m:t>
-        </m:r>
-        <m:r>
-          <m:t>o</m:t>
-        </m:r>
-        <m:r>
-          <m:t>d</m:t>
-        </m:r>
-        <m:r>
-          <m:t>F</m:t>
-        </m:r>
-        <m:r>
-          <m:t>o</m:t>
-        </m:r>
-        <m:r>
-          <m:t>r</m:t>
-        </m:r>
-        <m:r>
-          <m:t>e</m:t>
-        </m:r>
-        <m:r>
-          <m:t>s</m:t>
-        </m:r>
-        <m:r>
-          <m:t>t</m:t>
-        </m:r>
-        <m:r>
-          <m:rPr>
-            <m:sty m:val="p"/>
-          </m:rPr>
-          <m:t>(</m:t>
-        </m:r>
-      </m:oMath>
-      <w:r>
-        <w:t xml:space="preserve">/acre) / High Density Infill ($/acre)</w:t>
+        <w:t xml:space="preserve">Implementation Cost Sliders (Green Infrastructure / Food Forest / High Density Infill)</w:t>
       </w:r>
     </w:p>
     <w:tbl>
@@ -2914,8 +2914,8 @@
         </w:pict>
       </w:r>
     </w:p>
-    <w:bookmarkEnd w:id="28"/>
-    <w:bookmarkStart w:id="29" w:name="target-high-heat-exposure-areas-toggle"/>
+    <w:bookmarkEnd w:id="29"/>
+    <w:bookmarkStart w:id="30" w:name="target-high-heat-exposure-areas-toggle"/>
     <w:p>
       <w:pPr>
         <w:pStyle w:val="Heading3"/>
@@ -3019,7 +3019,7 @@
               <w:pStyle w:val="Compact"/>
             </w:pPr>
             <w:r>
-              <w:t xml:space="preserve">When on, converted pixels are sampled with probability weights: NLCD 23 → 1.0, NLCD 22 → 0.6, NLCD 21 → 0.3. Concentrates interventions in higher-intensity developed areas. Negative or NaN weights are clamped to 0 before normalisation.</w:t>
+              <w:t xml:space="preserve">When on, converted pixels are sampled with probability weights: NLCD 23 → 1.0, NLCD 22 → 0.6, NLCD 21 → 0.3. Concentrates interventions in higher-intensity developed areas.</w:t>
             </w:r>
           </w:p>
         </w:tc>
@@ -3060,8 +3060,8 @@
         </w:pict>
       </w:r>
     </w:p>
-    <w:bookmarkEnd w:id="29"/>
-    <w:bookmarkStart w:id="30" w:name="example-scenario-buttons"/>
+    <w:bookmarkEnd w:id="30"/>
+    <w:bookmarkStart w:id="31" w:name="example-scenario-buttons"/>
     <w:p>
       <w:pPr>
         <w:pStyle w:val="Heading3"/>
@@ -3223,8 +3223,8 @@
         </w:pict>
       </w:r>
     </w:p>
-    <w:bookmarkEnd w:id="30"/>
-    <w:bookmarkStart w:id="31" w:name="smart-scenario-search-surrogate-model"/>
+    <w:bookmarkEnd w:id="31"/>
+    <w:bookmarkStart w:id="32" w:name="smart-scenario-search-surrogate-model"/>
     <w:p>
       <w:pPr>
         <w:pStyle w:val="Heading3"/>
@@ -3426,7 +3426,7 @@
         <w:t xml:space="preserve"> </w:t>
       </w:r>
       <w:r>
-        <w:t xml:space="preserve">The full biophysical model examines every pixel in the city to calculate runoff and cooling. While accurate, this is too slow for real-time exploration. The surrogate is a fast-response approximation trained on 150 full simulations, learning the underlying patterns well enough to predict outcomes for 10,000 candidate scenarios in under a second — enabling real-time scenario search.</w:t>
+        <w:t xml:space="preserve">The full biophysical model examines every pixel in the city to calculate runoff and cooling. While accurate, this is too slow for real-time exploration. The surrogate is a fast-response approximation trained on 150 full simulations, learning the main relationships well enough to approximate outcomes for 10,000 candidate scenarios in under a second — enabling real-time scenario search.</w:t>
       </w:r>
     </w:p>
     <w:p>
@@ -3538,13 +3538,13 @@
           <w:b/>
           <w:bCs/>
         </w:rPr>
-        <w:t xml:space="preserve">The Whisker Bars:</w:t>
+        <w:t xml:space="preserve">The Uncertainty Bars:</w:t>
       </w:r>
       <w:r>
         <w:t xml:space="preserve"> </w:t>
       </w:r>
       <w:r>
-        <w:t xml:space="preserve">Confidence Range: the spread of predictions from the model’s internal advisors. A wider bar means the model is less certain about that specific outcome. If a diamond appears to meet your minimum goals but its whiskers cross the threshold line, there is a meaningful chance that scenario could underperform in a full simulation.</w:t>
+        <w:t xml:space="preserve">The spread of predictions from the model’s internal decision trees. A wider bar means the model is less certain about that specific outcome. If a diamond appears to meet your minimum goals but its uncertainty bars cross the threshold line, there is a meaningful chance that scenario could underperform in a full simulation.</w:t>
       </w:r>
       <w:r>
         <w:t xml:space="preserve"> </w:t>
@@ -3588,7 +3588,7 @@
         <w:t xml:space="preserve"> </w:t>
       </w:r>
       <w:r>
-        <w:t xml:space="preserve">Once you find a promising scenario in the optimizer, manually set the main sliders to those exact values. This runs the full pixel-by-pixel biophysical calculation — not the surrogate approximation — and gives you the final, non-approximated numbers for flood reduction, cooling, and food production.</w:t>
+        <w:t xml:space="preserve">Once you find a promising scenario in the optimizer, manually set the main sliders to those exact values. This runs the full pixel-by-pixel biophysical calculation — not the surrogate approximation — and gives you the full pixel-by-pixel model results rather than the surrogate approximation.</w:t>
       </w:r>
     </w:p>
     <w:p>
@@ -3598,9 +3598,9 @@
         </w:pict>
       </w:r>
     </w:p>
-    <w:bookmarkEnd w:id="31"/>
     <w:bookmarkEnd w:id="32"/>
-    <w:bookmarkStart w:id="41" w:name="tradeoff-chart-tradeoff-analysis-tab"/>
+    <w:bookmarkEnd w:id="33"/>
+    <w:bookmarkStart w:id="42" w:name="tradeoff-chart-tradeoff-analysis-tab"/>
     <w:p>
       <w:pPr>
         <w:pStyle w:val="Heading2"/>
@@ -3614,10 +3614,10 @@
         <w:pStyle w:val="FirstParagraph"/>
       </w:pPr>
       <w:r>
-        <w:t xml:space="preserve">Built with Plotly. X and Y axes show the two primary ecological metrics; bubble size encodes food production for saved and optimised scenarios only.</w:t>
-      </w:r>
-    </w:p>
-    <w:bookmarkStart w:id="33" w:name="axes"/>
+        <w:t xml:space="preserve">Built with Plotly. X and Y axes show the two primary ecological metrics; bubble size encodes food production for saved and optimized scenarios only.</w:t>
+      </w:r>
+    </w:p>
+    <w:bookmarkStart w:id="34" w:name="axes"/>
     <w:p>
       <w:pPr>
         <w:pStyle w:val="Heading3"/>
@@ -3734,14 +3734,14 @@
         </w:pict>
       </w:r>
     </w:p>
-    <w:bookmarkEnd w:id="33"/>
-    <w:bookmarkStart w:id="34" w:name="reference-benchmarks-coloured-markers"/>
+    <w:bookmarkEnd w:id="34"/>
+    <w:bookmarkStart w:id="35" w:name="reference-benchmarks-colored-markers"/>
     <w:p>
       <w:pPr>
         <w:pStyle w:val="Heading3"/>
       </w:pPr>
       <w:r>
-        <w:t xml:space="preserve">Reference Benchmarks (coloured markers)</w:t>
+        <w:t xml:space="preserve">Reference Benchmarks (colored markers)</w:t>
       </w:r>
     </w:p>
     <w:p>
@@ -4067,8 +4067,8 @@
         </w:pict>
       </w:r>
     </w:p>
-    <w:bookmarkEnd w:id="34"/>
-    <w:bookmarkStart w:id="35" w:name="convex-hull-feasible-space"/>
+    <w:bookmarkEnd w:id="35"/>
+    <w:bookmarkStart w:id="36" w:name="convex-hull-feasible-space"/>
     <w:p>
       <w:pPr>
         <w:pStyle w:val="Heading3"/>
@@ -4216,8 +4216,8 @@
         </w:pict>
       </w:r>
     </w:p>
-    <w:bookmarkEnd w:id="35"/>
-    <w:bookmarkStart w:id="36" w:name="current-scenario-purple-star"/>
+    <w:bookmarkEnd w:id="36"/>
+    <w:bookmarkStart w:id="37" w:name="current-scenario-purple-star"/>
     <w:p>
       <w:pPr>
         <w:pStyle w:val="Heading3"/>
@@ -4241,8 +4241,8 @@
         </w:pict>
       </w:r>
     </w:p>
-    <w:bookmarkEnd w:id="36"/>
-    <w:bookmarkStart w:id="37" w:name="saved-scenarios-purple-circles"/>
+    <w:bookmarkEnd w:id="37"/>
+    <w:bookmarkStart w:id="38" w:name="saved-scenarios-purple-circles"/>
     <w:p>
       <w:pPr>
         <w:pStyle w:val="Heading3"/>
@@ -4287,8 +4287,8 @@
         </w:pict>
       </w:r>
     </w:p>
-    <w:bookmarkEnd w:id="37"/>
-    <w:bookmarkStart w:id="38" w:name="pareto-frontier-gold-markers-dashed-line"/>
+    <w:bookmarkEnd w:id="38"/>
+    <w:bookmarkStart w:id="39" w:name="pareto-frontier-gold-markers-dashed-line"/>
     <w:p>
       <w:pPr>
         <w:pStyle w:val="Heading3"/>
@@ -4386,7 +4386,7 @@
               <w:pStyle w:val="Compact"/>
             </w:pPr>
             <w:r>
-              <w:t xml:space="preserve">Iterative dominance check: a point is Pareto-efficient if no other point dominates it on all three dimensions.</w:t>
+              <w:t xml:space="preserve">A scenario is on the frontier if no other saved scenario is better on all three metrics at once.</w:t>
             </w:r>
           </w:p>
         </w:tc>
@@ -4435,7 +4435,23 @@
         <w:t xml:space="preserve"> </w:t>
       </w:r>
       <w:r>
-        <w:t xml:space="preserve">The gold markers represent the most efficient saved scenarios — ones where you cannot improve one outcome (e.g. cooling) without sacrificing another (e.g. flood reduction or food production). Any scenario near that line represents a high-performance design worth exploring further. Scenarios far from the frontier are being</w:t>
+        <w:t xml:space="preserve">The gold markers represent the most efficient saved scenarios — ones where you cannot improve one outcome (e.g. cooling) without sacrificing another (e.g. flood reduction or food production). Any scenario near that line represents a</w:t>
+      </w:r>
+      <w:r>
+        <w:t xml:space="preserve"> </w:t>
+      </w:r>
+      <w:r>
+        <w:rPr>
+          <w:b/>
+          <w:bCs/>
+        </w:rPr>
+        <w:t xml:space="preserve">high-performance design</w:t>
+      </w:r>
+      <w:r>
+        <w:t xml:space="preserve"> </w:t>
+      </w:r>
+      <w:r>
+        <w:t xml:space="preserve">worth exploring further. Scenarios far from the frontier are being</w:t>
       </w:r>
       <w:r>
         <w:t xml:space="preserve"> </w:t>
@@ -4457,14 +4473,14 @@
         </w:pict>
       </w:r>
     </w:p>
-    <w:bookmarkEnd w:id="38"/>
-    <w:bookmarkStart w:id="39" w:name="optimised-suggestions-orange-diamonds"/>
+    <w:bookmarkEnd w:id="39"/>
+    <w:bookmarkStart w:id="40" w:name="optimized-suggestions-orange-diamonds"/>
     <w:p>
       <w:pPr>
         <w:pStyle w:val="Heading3"/>
       </w:pPr>
       <w:r>
-        <w:t xml:space="preserve">Optimised Suggestions (orange diamonds)</w:t>
+        <w:t xml:space="preserve">Optimized Suggestions (orange diamonds)</w:t>
       </w:r>
     </w:p>
     <w:p>
@@ -4494,8 +4510,8 @@
         </w:pict>
       </w:r>
     </w:p>
-    <w:bookmarkEnd w:id="39"/>
-    <w:bookmarkStart w:id="40" w:name="X08b0971ca8da753d502424aa77bd8b10039c9f8"/>
+    <w:bookmarkEnd w:id="40"/>
+    <w:bookmarkStart w:id="41" w:name="X08b0971ca8da753d502424aa77bd8b10039c9f8"/>
     <w:p>
       <w:pPr>
         <w:pStyle w:val="Heading3"/>
@@ -4509,7 +4525,7 @@
         <w:pStyle w:val="FirstParagraph"/>
       </w:pPr>
       <w:r>
-        <w:t xml:space="preserve">Shown below the optimised suggestions table when optimizer results are present.</w:t>
+        <w:t xml:space="preserve">Shown below the optimized suggestions table when optimizer results are present.</w:t>
       </w:r>
     </w:p>
     <w:tbl>
@@ -4651,9 +4667,9 @@
         </w:pict>
       </w:r>
     </w:p>
-    <w:bookmarkEnd w:id="40"/>
     <w:bookmarkEnd w:id="41"/>
-    <w:bookmarkStart w:id="42" w:name="bar-charts-scenario-tab"/>
+    <w:bookmarkEnd w:id="42"/>
+    <w:bookmarkStart w:id="43" w:name="bar-charts-scenario-tab"/>
     <w:p>
       <w:pPr>
         <w:pStyle w:val="Heading2"/>
@@ -4946,8 +4962,8 @@
         </w:pict>
       </w:r>
     </w:p>
-    <w:bookmarkEnd w:id="42"/>
-    <w:bookmarkStart w:id="43" w:name="map-view-map-view-tab"/>
+    <w:bookmarkEnd w:id="43"/>
+    <w:bookmarkStart w:id="44" w:name="map-view-map-view-tab"/>
     <w:p>
       <w:pPr>
         <w:pStyle w:val="Heading2"/>
@@ -4985,7 +5001,7 @@
               <w:pStyle w:val="Compact"/>
             </w:pPr>
             <w:r>
-              <w:t xml:space="preserve">Colour</w:t>
+              <w:t xml:space="preserve">Color</w:t>
             </w:r>
           </w:p>
         </w:tc>
@@ -5173,83 +5189,6 @@
       </w:pPr>
       <w:r>
         <w:t xml:space="preserve">When heat-priority mode is on, teal/green/red pixels are concentrated in higher-intensity developed areas rather than uniformly distributed.</w:t>
-      </w:r>
-    </w:p>
-    <w:p>
-      <w:r>
-        <w:pict>
-          <v:rect style="width:0;height:1.5pt" o:hralign="center" o:hrstd="t" o:hr="t"/>
-        </w:pict>
-      </w:r>
-    </w:p>
-    <w:bookmarkEnd w:id="43"/>
-    <w:bookmarkStart w:id="44" w:name="intended-use"/>
-    <w:p>
-      <w:pPr>
-        <w:pStyle w:val="Heading2"/>
-      </w:pPr>
-      <w:r>
-        <w:t xml:space="preserve">Intended Use</w:t>
-      </w:r>
-    </w:p>
-    <w:p>
-      <w:pPr>
-        <w:pStyle w:val="FirstParagraph"/>
-      </w:pPr>
-      <w:r>
-        <w:rPr>
-          <w:b/>
-          <w:bCs/>
-        </w:rPr>
-        <w:t xml:space="preserve">This tool is designed for:</w:t>
-      </w:r>
-      <w:r>
-        <w:t xml:space="preserve"> </w:t>
-      </w:r>
-      <w:r>
-        <w:t xml:space="preserve">- Comparing alternative land-use allocation strategies</w:t>
-      </w:r>
-      <w:r>
-        <w:t xml:space="preserve"> </w:t>
-      </w:r>
-      <w:r>
-        <w:t xml:space="preserve">- Exploring tradeoffs across multiple ecosystem services</w:t>
-      </w:r>
-      <w:r>
-        <w:t xml:space="preserve"> </w:t>
-      </w:r>
-      <w:r>
-        <w:t xml:space="preserve">- Identifying candidate scenarios for deeper analysis</w:t>
-      </w:r>
-    </w:p>
-    <w:p>
-      <w:pPr>
-        <w:pStyle w:val="BodyText"/>
-      </w:pPr>
-      <w:r>
-        <w:rPr>
-          <w:b/>
-          <w:bCs/>
-        </w:rPr>
-        <w:t xml:space="preserve">It is not intended for:</w:t>
-      </w:r>
-      <w:r>
-        <w:t xml:space="preserve"> </w:t>
-      </w:r>
-      <w:r>
-        <w:t xml:space="preserve">- Parcel-level siting decisions</w:t>
-      </w:r>
-      <w:r>
-        <w:t xml:space="preserve"> </w:t>
-      </w:r>
-      <w:r>
-        <w:t xml:space="preserve">- Precise impact prediction</w:t>
-      </w:r>
-      <w:r>
-        <w:t xml:space="preserve"> </w:t>
-      </w:r>
-      <w:r>
-        <w:t xml:space="preserve">- Final policy or investment decisions without further analysis</w:t>
       </w:r>
     </w:p>
     <w:bookmarkEnd w:id="44"/>

--- a/REFERENCE.docx
+++ b/REFERENCE.docx
@@ -2,7 +2,7 @@
 <file path=word/document.xml><?xml version="1.0" encoding="utf-8"?>
 <w:document xmlns:w="http://schemas.openxmlformats.org/wordprocessingml/2006/main" xmlns:m="http://schemas.openxmlformats.org/officeDocument/2006/math" xmlns:r="http://schemas.openxmlformats.org/officeDocument/2006/relationships" xmlns:o="urn:schemas-microsoft-com:office:office" xmlns:v="urn:schemas-microsoft-com:vml" xmlns:w10="urn:schemas-microsoft-com:office:word" xmlns:a="http://schemas.openxmlformats.org/drawingml/2006/main" xmlns:pic="http://schemas.openxmlformats.org/drawingml/2006/picture" xmlns:wp="http://schemas.openxmlformats.org/drawingml/2006/wordprocessingDrawing">
   <w:body>
-    <w:bookmarkStart w:id="45" w:name="ecosystem-explorer-ui-reference"/>
+    <w:bookmarkStart w:id="46" w:name="ecosystem-explorer-ui-reference"/>
     <w:p>
       <w:pPr>
         <w:pStyle w:val="Heading1"/>
@@ -48,7 +48,7 @@
         <w:pStyle w:val="BodyText"/>
       </w:pPr>
       <w:r>
-        <w:t xml:space="preserve">Scenarios are generated by selecting a percentage of developed land and reallocating it across these categories. Results are computed using raster-based biophysical lookup tables and summarized at the city scale. Spatial patterns are simplified rather than explicitly optimized. The tool is designed for comparative exploration of tradeoffs rather than precise prediction.</w:t>
+        <w:t xml:space="preserve">Scenarios are generated by selecting a percentage of developed land and reallocating it across these categories. Results are calculated from land cover and soil data at the pixel level, then averaged across the city. Spatial patterns are simplified rather than explicitly optimized. The tool is designed for comparative exploration of tradeoffs rather than precise prediction.</w:t>
       </w:r>
     </w:p>
     <w:p>
@@ -373,16 +373,222 @@
       </w:r>
     </w:p>
     <w:bookmarkEnd w:id="13"/>
-    <w:bookmarkStart w:id="17" w:name="metric-cards-row-1-three-columns"/>
+    <w:bookmarkStart w:id="14" w:name="computation-architecture"/>
     <w:p>
       <w:pPr>
         <w:pStyle w:val="Heading2"/>
       </w:pPr>
       <w:r>
+        <w:t xml:space="preserve">Computation Architecture</w:t>
+      </w:r>
+    </w:p>
+    <w:p>
+      <w:pPr>
+        <w:pStyle w:val="FirstParagraph"/>
+      </w:pPr>
+      <w:r>
+        <w:t xml:space="preserve">The full raster model provides the detailed spatial biophysical calculations. The lookup table makes the app responsive. The surrogate model makes large-scale scenario search possible.</w:t>
+      </w:r>
+    </w:p>
+    <w:tbl>
+      <w:tblPr>
+        <w:tblStyle w:val="Table"/>
+        <w:tblW w:type="auto" w:w="0"/>
+        <w:tblLook w:firstRow="1" w:lastRow="0" w:firstColumn="0" w:lastColumn="0" w:noHBand="0" w:noVBand="0" w:val="0020"/>
+      </w:tblPr>
+      <w:tblGrid>
+        <w:gridCol w:w="3960"/>
+        <w:gridCol w:w="3960"/>
+      </w:tblGrid>
+      <w:tr>
+        <w:trPr>
+          <w:tblHeader w:val="on"/>
+        </w:trPr>
+        <w:tc>
+          <w:tcPr/>
+          <w:p>
+            <w:pPr>
+              <w:pStyle w:val="Compact"/>
+            </w:pPr>
+            <w:r>
+              <w:t xml:space="preserve">Layer</w:t>
+            </w:r>
+          </w:p>
+        </w:tc>
+        <w:tc>
+          <w:tcPr/>
+          <w:p>
+            <w:pPr>
+              <w:pStyle w:val="Compact"/>
+            </w:pPr>
+            <w:r>
+              <w:t xml:space="preserve">Why it exists</w:t>
+            </w:r>
+          </w:p>
+        </w:tc>
+      </w:tr>
+      <w:tr>
+        <w:tc>
+          <w:tcPr/>
+          <w:p>
+            <w:pPr>
+              <w:pStyle w:val="Compact"/>
+            </w:pPr>
+            <w:r>
+              <w:t xml:space="preserve">Full raster simulations</w:t>
+            </w:r>
+          </w:p>
+        </w:tc>
+        <w:tc>
+          <w:tcPr/>
+          <w:p>
+            <w:pPr>
+              <w:pStyle w:val="Compact"/>
+            </w:pPr>
+            <w:r>
+              <w:t xml:space="preserve">Realism</w:t>
+            </w:r>
+          </w:p>
+        </w:tc>
+      </w:tr>
+      <w:tr>
+        <w:tc>
+          <w:tcPr/>
+          <w:p>
+            <w:pPr>
+              <w:pStyle w:val="Compact"/>
+            </w:pPr>
+            <w:r>
+              <w:t xml:space="preserve">Lookup table</w:t>
+            </w:r>
+          </w:p>
+        </w:tc>
+        <w:tc>
+          <w:tcPr/>
+          <w:p>
+            <w:pPr>
+              <w:pStyle w:val="Compact"/>
+            </w:pPr>
+            <w:r>
+              <w:t xml:space="preserve">Speed</w:t>
+            </w:r>
+          </w:p>
+        </w:tc>
+      </w:tr>
+      <w:tr>
+        <w:tc>
+          <w:tcPr/>
+          <w:p>
+            <w:pPr>
+              <w:pStyle w:val="Compact"/>
+            </w:pPr>
+            <w:r>
+              <w:t xml:space="preserve">Surrogate model</w:t>
+            </w:r>
+          </w:p>
+        </w:tc>
+        <w:tc>
+          <w:tcPr/>
+          <w:p>
+            <w:pPr>
+              <w:pStyle w:val="Compact"/>
+            </w:pPr>
+            <w:r>
+              <w:t xml:space="preserve">Exploration</w:t>
+            </w:r>
+          </w:p>
+        </w:tc>
+      </w:tr>
+    </w:tbl>
+    <w:p>
+      <w:pPr>
+        <w:pStyle w:val="BodyText"/>
+      </w:pPr>
+      <w:r>
+        <w:t xml:space="preserve">The app combines three computational layers to balance realism and responsiveness:</w:t>
+      </w:r>
+    </w:p>
+    <w:p>
+      <w:pPr>
+        <w:numPr>
+          <w:ilvl w:val="0"/>
+          <w:numId w:val="1001"/>
+        </w:numPr>
+      </w:pPr>
+      <w:r>
+        <w:rPr>
+          <w:b/>
+          <w:bCs/>
+        </w:rPr>
+        <w:t xml:space="preserve">Full-resolution raster simulations (90 scenarios)</w:t>
+      </w:r>
+      <w:r>
+        <w:br/>
+      </w:r>
+      <w:r>
+        <w:t xml:space="preserve">Used to train the surrogate model. These scenarios are computed directly from the pixel-level land cover and soil rasters, covering 6 conversion levels × 15 allocation combinations.</w:t>
+      </w:r>
+    </w:p>
+    <w:p>
+      <w:pPr>
+        <w:numPr>
+          <w:ilvl w:val="0"/>
+          <w:numId w:val="1001"/>
+        </w:numPr>
+      </w:pPr>
+      <w:r>
+        <w:rPr>
+          <w:b/>
+          <w:bCs/>
+        </w:rPr>
+        <w:t xml:space="preserve">Precomputed lookup table (2,541 scenarios)</w:t>
+      </w:r>
+      <w:r>
+        <w:br/>
+      </w:r>
+      <w:r>
+        <w:t xml:space="preserve">Used for near-instant slider response during normal interaction. These scenarios are stored in memory at startup and retrieved directly rather than recomputed on every slider move.</w:t>
+      </w:r>
+    </w:p>
+    <w:p>
+      <w:pPr>
+        <w:numPr>
+          <w:ilvl w:val="0"/>
+          <w:numId w:val="1001"/>
+        </w:numPr>
+      </w:pPr>
+      <w:r>
+        <w:rPr>
+          <w:b/>
+          <w:bCs/>
+        </w:rPr>
+        <w:t xml:space="preserve">Runtime surrogate optimization (~10,000 candidate scenarios)</w:t>
+      </w:r>
+      <w:r>
+        <w:br/>
+      </w:r>
+      <w:r>
+        <w:t xml:space="preserve">During optimization, the app generates thousands of new candidate land-use combinations and evaluates them using the Random Forest surrogate model rather than the full raster simulation. This enables rapid search across a much wider range of scenarios than the lookup table covers.</w:t>
+      </w:r>
+    </w:p>
+    <w:p>
+      <w:r>
+        <w:pict>
+          <v:rect style="width:0;height:1.5pt" o:hralign="center" o:hrstd="t" o:hr="t"/>
+        </w:pict>
+      </w:r>
+    </w:p>
+    <w:bookmarkEnd w:id="14"/>
+    <w:bookmarkStart w:id="18" w:name="metric-cards-row-1-three-columns"/>
+    <w:p>
+      <w:pPr>
+        <w:pStyle w:val="Heading2"/>
+      </w:pPr>
+      <w:r>
         <w:t xml:space="preserve">Metric Cards — Row 1 (three columns)</w:t>
       </w:r>
     </w:p>
-    <w:bookmarkStart w:id="14" w:name="flood-risk-reduction"/>
+    <w:bookmarkStart w:id="15" w:name="flood-risk-reduction"/>
     <w:p>
       <w:pPr>
         <w:pStyle w:val="Heading3"/>
@@ -480,7 +686,7 @@
               <w:pStyle w:val="Compact"/>
             </w:pPr>
             <w:r>
-              <w:t xml:space="preserve">Computed as 100 minus the area-weighted average Curve Number across all pixels.</w:t>
+              <w:t xml:space="preserve">Computed as 100 minus the area-weighted average Curve Number across all pixels. Essentially, we turn the runoff score upside down so that a higher number always means a better result.</w:t>
             </w:r>
             <w:r>
               <w:t xml:space="preserve"> </w:t>
@@ -659,8 +865,8 @@
         </w:pict>
       </w:r>
     </w:p>
-    <w:bookmarkEnd w:id="14"/>
-    <w:bookmarkStart w:id="15" w:name="temperature-change"/>
+    <w:bookmarkEnd w:id="15"/>
+    <w:bookmarkStart w:id="16" w:name="temperature-change"/>
     <w:p>
       <w:pPr>
         <w:pStyle w:val="Heading3"/>
@@ -925,8 +1131,8 @@
         </w:pict>
       </w:r>
     </w:p>
-    <w:bookmarkEnd w:id="15"/>
-    <w:bookmarkStart w:id="16" w:name="runoff-volume"/>
+    <w:bookmarkEnd w:id="16"/>
+    <w:bookmarkStart w:id="17" w:name="runoff-volume"/>
     <w:p>
       <w:pPr>
         <w:pStyle w:val="Heading3"/>
@@ -1190,9 +1396,9 @@
         </w:pict>
       </w:r>
     </w:p>
-    <w:bookmarkEnd w:id="16"/>
     <w:bookmarkEnd w:id="17"/>
-    <w:bookmarkStart w:id="20" w:name="metric-cards-row-2-two-columns"/>
+    <w:bookmarkEnd w:id="18"/>
+    <w:bookmarkStart w:id="21" w:name="metric-cards-row-2-two-columns"/>
     <w:p>
       <w:pPr>
         <w:pStyle w:val="Heading2"/>
@@ -1201,7 +1407,7 @@
         <w:t xml:space="preserve">Metric Cards — Row 2 (two columns)</w:t>
       </w:r>
     </w:p>
-    <w:bookmarkStart w:id="18" w:name="food-production"/>
+    <w:bookmarkStart w:id="19" w:name="food-production"/>
     <w:p>
       <w:pPr>
         <w:pStyle w:val="Heading3"/>
@@ -1430,8 +1636,8 @@
         </w:pict>
       </w:r>
     </w:p>
-    <w:bookmarkEnd w:id="18"/>
-    <w:bookmarkStart w:id="19" w:name="est.-implementation-cost"/>
+    <w:bookmarkEnd w:id="19"/>
+    <w:bookmarkStart w:id="20" w:name="est.-implementation-cost"/>
     <w:p>
       <w:pPr>
         <w:pStyle w:val="Heading3"/>
@@ -1612,6 +1818,34 @@
           </w:p>
         </w:tc>
       </w:tr>
+      <w:tr>
+        <w:tc>
+          <w:tcPr/>
+          <w:p>
+            <w:pPr>
+              <w:pStyle w:val="Compact"/>
+            </w:pPr>
+            <w:r>
+              <w:rPr>
+                <w:b/>
+                <w:bCs/>
+              </w:rPr>
+              <w:t xml:space="preserve">Cost defaults</w:t>
+            </w:r>
+          </w:p>
+        </w:tc>
+        <w:tc>
+          <w:tcPr/>
+          <w:p>
+            <w:pPr>
+              <w:pStyle w:val="Compact"/>
+            </w:pPr>
+            <w:r>
+              <w:t xml:space="preserve">Default values ($50k/acre GI, $10k/acre FF, $5k/acre HD) are placeholder costs to show you how the math works — not sourced from specific studies. You should plug in your actual local budget numbers using the sliders.</w:t>
+            </w:r>
+          </w:p>
+        </w:tc>
+      </w:tr>
     </w:tbl>
     <w:p>
       <w:r>
@@ -1620,9 +1854,9 @@
         </w:pict>
       </w:r>
     </w:p>
-    <w:bookmarkEnd w:id="19"/>
     <w:bookmarkEnd w:id="20"/>
-    <w:bookmarkStart w:id="24" w:name="X829dc69744e10072c496dd2408a113055bf8004"/>
+    <w:bookmarkEnd w:id="21"/>
+    <w:bookmarkStart w:id="25" w:name="X829dc69744e10072c496dd2408a113055bf8004"/>
     <w:p>
       <w:pPr>
         <w:pStyle w:val="Heading2"/>
@@ -1673,7 +1907,7 @@
         <w:t xml:space="preserve">If you see N/A, it means one of two things: either the scenario has zero cost (no land was converted), or the scenario is performing worse than the current city baseline on that specific metric — for example, adding high-density development increases runoff rather than reducing it. Try adjusting the conversion mix toward green infrastructure or food forest to see cost-effectiveness values appear.</w:t>
       </w:r>
     </w:p>
-    <w:bookmarkStart w:id="21" w:name="cost-acre-foot-prevented"/>
+    <w:bookmarkStart w:id="22" w:name="cost-acre-foot-prevented"/>
     <w:p>
       <w:pPr>
         <w:pStyle w:val="Heading3"/>
@@ -1818,8 +2052,8 @@
         </w:pict>
       </w:r>
     </w:p>
-    <w:bookmarkEnd w:id="21"/>
-    <w:bookmarkStart w:id="22" w:name="cost-f-cooling"/>
+    <w:bookmarkEnd w:id="22"/>
+    <w:bookmarkStart w:id="23" w:name="cost-f-cooling"/>
     <w:p>
       <w:pPr>
         <w:pStyle w:val="Heading3"/>
@@ -1979,8 +2213,8 @@
         </w:pict>
       </w:r>
     </w:p>
-    <w:bookmarkEnd w:id="22"/>
-    <w:bookmarkStart w:id="23" w:name="cost-1000-people-fed"/>
+    <w:bookmarkEnd w:id="23"/>
+    <w:bookmarkStart w:id="24" w:name="cost-1000-people-fed"/>
     <w:p>
       <w:pPr>
         <w:pStyle w:val="Heading3"/>
@@ -2125,9 +2359,9 @@
         </w:pict>
       </w:r>
     </w:p>
-    <w:bookmarkEnd w:id="23"/>
     <w:bookmarkEnd w:id="24"/>
-    <w:bookmarkStart w:id="25" w:name="scenario-summary-text"/>
+    <w:bookmarkEnd w:id="25"/>
+    <w:bookmarkStart w:id="26" w:name="scenario-summary-text"/>
     <w:p>
       <w:pPr>
         <w:pStyle w:val="Heading2"/>
@@ -2321,8 +2555,8 @@
         </w:pict>
       </w:r>
     </w:p>
-    <w:bookmarkEnd w:id="25"/>
-    <w:bookmarkStart w:id="33" w:name="sidebar-controls"/>
+    <w:bookmarkEnd w:id="26"/>
+    <w:bookmarkStart w:id="34" w:name="sidebar-controls"/>
     <w:p>
       <w:pPr>
         <w:pStyle w:val="Heading2"/>
@@ -2331,7 +2565,7 @@
         <w:t xml:space="preserve">Sidebar Controls</w:t>
       </w:r>
     </w:p>
-    <w:bookmarkStart w:id="26" w:name="city"/>
+    <w:bookmarkStart w:id="27" w:name="city"/>
     <w:p>
       <w:pPr>
         <w:pStyle w:val="Heading3"/>
@@ -2494,8 +2728,8 @@
         </w:pict>
       </w:r>
     </w:p>
-    <w:bookmarkEnd w:id="26"/>
-    <w:bookmarkStart w:id="27" w:name="of-developed-land-to-convert"/>
+    <w:bookmarkEnd w:id="27"/>
+    <w:bookmarkStart w:id="28" w:name="of-developed-land-to-convert"/>
     <w:p>
       <w:pPr>
         <w:pStyle w:val="Heading3"/>
@@ -2634,8 +2868,8 @@
         </w:pict>
       </w:r>
     </w:p>
-    <w:bookmarkEnd w:id="27"/>
-    <w:bookmarkStart w:id="28" w:name="X9c690ec6fbca036e7a35955631a2d4edd57a06f"/>
+    <w:bookmarkEnd w:id="28"/>
+    <w:bookmarkStart w:id="29" w:name="X9c690ec6fbca036e7a35955631a2d4edd57a06f"/>
     <w:p>
       <w:pPr>
         <w:pStyle w:val="Heading3"/>
@@ -2733,7 +2967,7 @@
               <w:pStyle w:val="Compact"/>
             </w:pPr>
             <w:r>
-              <w:t xml:space="preserve">Splits the converted pixels into three groups. Green Infrastructure → NLCD 90 (woody wetlands). Food Forest → NLCD 41 (deciduous forest proxy). High Density → NLCD 24 (developed, high intensity).</w:t>
+              <w:t xml:space="preserve">Splits the converted pixels into three groups. Green Infrastructure → NLCD 90 (woody wetlands). Food Forest → NLCD 41 (deciduous forest proxy). High Density → NLCD 24 (developed, high intensity). Note: Green Infrastructure here refers specifically to woody wetlands (NLCD 90), not the full range of GI interventions such as rain gardens, bioswales, permeable pavement, or green roofs.</w:t>
             </w:r>
           </w:p>
         </w:tc>
@@ -2774,8 +3008,8 @@
         </w:pict>
       </w:r>
     </w:p>
-    <w:bookmarkEnd w:id="28"/>
-    <w:bookmarkStart w:id="29" w:name="X01958c88ecbed7474534ce71c96b96136f2ed52"/>
+    <w:bookmarkEnd w:id="29"/>
+    <w:bookmarkStart w:id="30" w:name="X01958c88ecbed7474534ce71c96b96136f2ed52"/>
     <w:p>
       <w:pPr>
         <w:pStyle w:val="Heading3"/>
@@ -2914,8 +3148,8 @@
         </w:pict>
       </w:r>
     </w:p>
-    <w:bookmarkEnd w:id="29"/>
-    <w:bookmarkStart w:id="30" w:name="target-high-heat-exposure-areas-toggle"/>
+    <w:bookmarkEnd w:id="30"/>
+    <w:bookmarkStart w:id="31" w:name="target-high-heat-exposure-areas-toggle"/>
     <w:p>
       <w:pPr>
         <w:pStyle w:val="Heading3"/>
@@ -3060,8 +3294,8 @@
         </w:pict>
       </w:r>
     </w:p>
-    <w:bookmarkEnd w:id="30"/>
-    <w:bookmarkStart w:id="31" w:name="example-scenario-buttons"/>
+    <w:bookmarkEnd w:id="31"/>
+    <w:bookmarkStart w:id="32" w:name="example-scenario-buttons"/>
     <w:p>
       <w:pPr>
         <w:pStyle w:val="Heading3"/>
@@ -3223,8 +3457,8 @@
         </w:pict>
       </w:r>
     </w:p>
-    <w:bookmarkEnd w:id="31"/>
-    <w:bookmarkStart w:id="32" w:name="smart-scenario-search-surrogate-model"/>
+    <w:bookmarkEnd w:id="32"/>
+    <w:bookmarkStart w:id="33" w:name="smart-scenario-search-surrogate-model"/>
     <w:p>
       <w:pPr>
         <w:pStyle w:val="Heading3"/>
@@ -3416,6 +3650,170 @@
         <w:pStyle w:val="BodyText"/>
       </w:pPr>
       <w:r>
+        <w:t xml:space="preserve">Most slider interactions use a dense precomputed lookup table (2,541 entries) for near-instant response. The surrogate model is separate and is used specifically for the optimizer’s rapid scenario search.</w:t>
+      </w:r>
+    </w:p>
+    <w:tbl>
+      <w:tblPr>
+        <w:tblStyle w:val="Table"/>
+        <w:tblW w:type="pct" w:w="5000"/>
+        <w:tblLayout w:type="fixed"/>
+        <w:tblLook w:firstRow="1" w:lastRow="0" w:firstColumn="0" w:lastColumn="0" w:noHBand="0" w:noVBand="0" w:val="0020"/>
+      </w:tblPr>
+      <w:tblGrid>
+        <w:gridCol w:w="2410"/>
+        <w:gridCol w:w="3099"/>
+        <w:gridCol w:w="2410"/>
+      </w:tblGrid>
+      <w:tr>
+        <w:trPr>
+          <w:tblHeader w:val="on"/>
+        </w:trPr>
+        <w:tc>
+          <w:tcPr/>
+          <w:p>
+            <w:pPr>
+              <w:pStyle w:val="Compact"/>
+            </w:pPr>
+            <w:r>
+              <w:t xml:space="preserve">Layer</w:t>
+            </w:r>
+          </w:p>
+        </w:tc>
+        <w:tc>
+          <w:tcPr/>
+          <w:p>
+            <w:pPr>
+              <w:pStyle w:val="Compact"/>
+            </w:pPr>
+            <w:r>
+              <w:t xml:space="preserve">Purpose</w:t>
+            </w:r>
+          </w:p>
+        </w:tc>
+        <w:tc>
+          <w:tcPr/>
+          <w:p>
+            <w:pPr>
+              <w:pStyle w:val="Compact"/>
+            </w:pPr>
+            <w:r>
+              <w:t xml:space="preserve">Scale</w:t>
+            </w:r>
+          </w:p>
+        </w:tc>
+      </w:tr>
+      <w:tr>
+        <w:tc>
+          <w:tcPr/>
+          <w:p>
+            <w:pPr>
+              <w:pStyle w:val="Compact"/>
+            </w:pPr>
+            <w:r>
+              <w:t xml:space="preserve">Full raster simulations</w:t>
+            </w:r>
+          </w:p>
+        </w:tc>
+        <w:tc>
+          <w:tcPr/>
+          <w:p>
+            <w:pPr>
+              <w:pStyle w:val="Compact"/>
+            </w:pPr>
+            <w:r>
+              <w:t xml:space="preserve">Generate training data for the surrogate</w:t>
+            </w:r>
+          </w:p>
+        </w:tc>
+        <w:tc>
+          <w:tcPr/>
+          <w:p>
+            <w:pPr>
+              <w:pStyle w:val="Compact"/>
+            </w:pPr>
+            <w:r>
+              <w:t xml:space="preserve">90 scenarios (6 conversion levels × 15 allocation combinations)</w:t>
+            </w:r>
+          </w:p>
+        </w:tc>
+      </w:tr>
+      <w:tr>
+        <w:tc>
+          <w:tcPr/>
+          <w:p>
+            <w:pPr>
+              <w:pStyle w:val="Compact"/>
+            </w:pPr>
+            <w:r>
+              <w:t xml:space="preserve">Dense lookup table</w:t>
+            </w:r>
+          </w:p>
+        </w:tc>
+        <w:tc>
+          <w:tcPr/>
+          <w:p>
+            <w:pPr>
+              <w:pStyle w:val="Compact"/>
+            </w:pPr>
+            <w:r>
+              <w:t xml:space="preserve">Fast interactive slider response</w:t>
+            </w:r>
+          </w:p>
+        </w:tc>
+        <w:tc>
+          <w:tcPr/>
+          <w:p>
+            <w:pPr>
+              <w:pStyle w:val="Compact"/>
+            </w:pPr>
+            <w:r>
+              <w:t xml:space="preserve">2,541 pre-computed entries</w:t>
+            </w:r>
+          </w:p>
+        </w:tc>
+      </w:tr>
+      <w:tr>
+        <w:tc>
+          <w:tcPr/>
+          <w:p>
+            <w:pPr>
+              <w:pStyle w:val="Compact"/>
+            </w:pPr>
+            <w:r>
+              <w:t xml:space="preserve">RF surrogate + optimizer</w:t>
+            </w:r>
+          </w:p>
+        </w:tc>
+        <w:tc>
+          <w:tcPr/>
+          <w:p>
+            <w:pPr>
+              <w:pStyle w:val="Compact"/>
+            </w:pPr>
+            <w:r>
+              <w:t xml:space="preserve">Rapid scenario search at query time</w:t>
+            </w:r>
+          </w:p>
+        </w:tc>
+        <w:tc>
+          <w:tcPr/>
+          <w:p>
+            <w:pPr>
+              <w:pStyle w:val="Compact"/>
+            </w:pPr>
+            <w:r>
+              <w:t xml:space="preserve">Predicts ~10,000 random samples per search</w:t>
+            </w:r>
+          </w:p>
+        </w:tc>
+      </w:tr>
+    </w:tbl>
+    <w:p>
+      <w:pPr>
+        <w:pStyle w:val="BodyText"/>
+      </w:pPr>
+      <w:r>
         <w:rPr>
           <w:b/>
           <w:bCs/>
@@ -3426,7 +3824,7 @@
         <w:t xml:space="preserve"> </w:t>
       </w:r>
       <w:r>
-        <w:t xml:space="preserve">The full biophysical model examines every pixel in the city to calculate runoff and cooling. While accurate, this is too slow for real-time exploration. The surrogate is a fast-response approximation trained on 150 full simulations, learning the main relationships well enough to approximate outcomes for 10,000 candidate scenarios in under a second — enabling real-time scenario search.</w:t>
+        <w:t xml:space="preserve">The surrogate model is trained on 90 full-resolution raster simulations spanning different land-use allocations. It learns the main relationships between land-use allocation, runoff, cooling, and food production, then rapidly estimates outcomes for new combinations without rerunning the full pixel-by-pixel model each time. This enables interactive exploration of ~10,000 candidate scenarios in under a second while remaining grounded in the detailed raster simulations.</w:t>
       </w:r>
     </w:p>
     <w:p>
@@ -3444,7 +3842,31 @@
         <w:t xml:space="preserve"> </w:t>
       </w:r>
       <w:r>
-        <w:t xml:space="preserve">The surrogate uses a Random Forest — an ensemble of 100 decision trees, each acting like an independent expert advisor. Each advisor examines your slider settings and makes a prediction based on patterns it observed during training.</w:t>
+        <w:t xml:space="preserve">The surrogate uses a Random Forest regression model — an ensemble of many decision trees, which can be thought of as learned flowcharts built from 90 precomputed full-resolution simulations spanning different land-use allocations. Each tree learns patterns in how land-use allocations affect runoff, cooling, and food production.</w:t>
+      </w:r>
+    </w:p>
+    <w:p>
+      <w:pPr>
+        <w:pStyle w:val="BodyText"/>
+      </w:pPr>
+      <w:r>
+        <w:t xml:space="preserve">For a new scenario, each tree generates an independent estimate based on learned threshold rules (for example, how outcomes change when green infrastructure exceeds a certain percentage). The forest then combines those estimates into a final prediction and uncertainty range.</w:t>
+      </w:r>
+    </w:p>
+    <w:p>
+      <w:pPr>
+        <w:pStyle w:val="BodyText"/>
+      </w:pPr>
+      <w:r>
+        <w:t xml:space="preserve">The surrogate does not replace the underlying raster model; it approximates the relationships learned from those full-resolution simulations to enable rapid exploration of new scenarios.</w:t>
+      </w:r>
+    </w:p>
+    <w:p>
+      <w:pPr>
+        <w:pStyle w:val="BodyText"/>
+      </w:pPr>
+      <w:r>
+        <w:t xml:space="preserve">At optimization time, the app generates ~10,000 random candidate scenarios and evaluates them using the surrogate model rather than the full raster simulation. This allows rapid exploration of the scenario space while keeping computation interactive. Only candidates meeting all three user-specified minimum thresholds are retained, and the top results are returned ranked by a balanced score across flood, cooling, and food metrics.</w:t>
       </w:r>
     </w:p>
     <w:p>
@@ -3452,7 +3874,7 @@
         <w:pStyle w:val="Compact"/>
         <w:numPr>
           <w:ilvl w:val="0"/>
-          <w:numId w:val="1001"/>
+          <w:numId w:val="1002"/>
         </w:numPr>
       </w:pPr>
       <w:r>
@@ -3466,7 +3888,7 @@
         <w:t xml:space="preserve"> </w:t>
       </w:r>
       <w:r>
-        <w:t xml:space="preserve">The average across all 100 advisors.</w:t>
+        <w:t xml:space="preserve">The average across all trees.</w:t>
       </w:r>
     </w:p>
     <w:p>
@@ -3474,7 +3896,7 @@
         <w:pStyle w:val="Compact"/>
         <w:numPr>
           <w:ilvl w:val="0"/>
-          <w:numId w:val="1001"/>
+          <w:numId w:val="1002"/>
         </w:numPr>
       </w:pPr>
       <w:r>
@@ -3488,7 +3910,7 @@
         <w:t xml:space="preserve"> </w:t>
       </w:r>
       <w:r>
-        <w:t xml:space="preserve">When all 100 advisors agree, error bars are small. When they disagree significantly, error bars grow — signalling that the model is extrapolating into territory it has seen little of during training.</w:t>
+        <w:t xml:space="preserve">When all trees agree, error bars are small. When they disagree significantly, error bars grow — signalling that the model is extrapolating into territory it has seen little of during training.</w:t>
       </w:r>
     </w:p>
     <w:p>
@@ -3566,7 +3988,29 @@
         <w:t xml:space="preserve"> </w:t>
       </w:r>
       <w:r>
-        <w:t xml:space="preserve">The optimizer is intended to identify promising regions of the scenario space rather than a single globally optimal solution. Always verify suggestions using the main sliders.</w:t>
+        <w:t xml:space="preserve">The optimizer is intended to identify promising regions of the scenario space — the most efficient tradeoffs, not a single best answer. Always verify suggestions using the main sliders.</w:t>
+      </w:r>
+      <w:r>
+        <w:t xml:space="preserve"> </w:t>
+      </w:r>
+      <w:r>
+        <w:t xml:space="preserve">-</w:t>
+      </w:r>
+      <w:r>
+        <w:t xml:space="preserve"> </w:t>
+      </w:r>
+      <w:r>
+        <w:rPr>
+          <w:b/>
+          <w:bCs/>
+        </w:rPr>
+        <w:t xml:space="preserve">High Density artifacts:</w:t>
+      </w:r>
+      <w:r>
+        <w:t xml:space="preserve"> </w:t>
+      </w:r>
+      <w:r>
+        <w:t xml:space="preserve">Suggestions containing small amounts of High Density development (e.g. 2–10%) may reflect surrogate approximation error rather than a genuine optimum — verify by setting High Density to 0% when applying suggestions.</w:t>
       </w:r>
       <w:r>
         <w:t xml:space="preserve"> </w:t>
@@ -3598,9 +4042,9 @@
         </w:pict>
       </w:r>
     </w:p>
-    <w:bookmarkEnd w:id="32"/>
     <w:bookmarkEnd w:id="33"/>
-    <w:bookmarkStart w:id="42" w:name="tradeoff-chart-tradeoff-analysis-tab"/>
+    <w:bookmarkEnd w:id="34"/>
+    <w:bookmarkStart w:id="43" w:name="tradeoff-chart-tradeoff-analysis-tab"/>
     <w:p>
       <w:pPr>
         <w:pStyle w:val="Heading2"/>
@@ -3617,7 +4061,7 @@
         <w:t xml:space="preserve">Built with Plotly. X and Y axes show the two primary ecological metrics; bubble size encodes food production for saved and optimized scenarios only.</w:t>
       </w:r>
     </w:p>
-    <w:bookmarkStart w:id="34" w:name="axes"/>
+    <w:bookmarkStart w:id="35" w:name="axes"/>
     <w:p>
       <w:pPr>
         <w:pStyle w:val="Heading3"/>
@@ -3734,8 +4178,8 @@
         </w:pict>
       </w:r>
     </w:p>
-    <w:bookmarkEnd w:id="34"/>
-    <w:bookmarkStart w:id="35" w:name="reference-benchmarks-colored-markers"/>
+    <w:bookmarkEnd w:id="35"/>
+    <w:bookmarkStart w:id="36" w:name="reference-benchmarks-colored-markers"/>
     <w:p>
       <w:pPr>
         <w:pStyle w:val="Heading3"/>
@@ -4067,8 +4511,8 @@
         </w:pict>
       </w:r>
     </w:p>
-    <w:bookmarkEnd w:id="35"/>
-    <w:bookmarkStart w:id="36" w:name="convex-hull-feasible-space"/>
+    <w:bookmarkEnd w:id="36"/>
+    <w:bookmarkStart w:id="37" w:name="convex-hull-feasible-space"/>
     <w:p>
       <w:pPr>
         <w:pStyle w:val="Heading3"/>
@@ -4216,8 +4660,8 @@
         </w:pict>
       </w:r>
     </w:p>
-    <w:bookmarkEnd w:id="36"/>
-    <w:bookmarkStart w:id="37" w:name="current-scenario-purple-star"/>
+    <w:bookmarkEnd w:id="37"/>
+    <w:bookmarkStart w:id="38" w:name="current-scenario-purple-star"/>
     <w:p>
       <w:pPr>
         <w:pStyle w:val="Heading3"/>
@@ -4241,8 +4685,8 @@
         </w:pict>
       </w:r>
     </w:p>
-    <w:bookmarkEnd w:id="37"/>
-    <w:bookmarkStart w:id="38" w:name="saved-scenarios-purple-circles"/>
+    <w:bookmarkEnd w:id="38"/>
+    <w:bookmarkStart w:id="39" w:name="saved-scenarios-purple-circles"/>
     <w:p>
       <w:pPr>
         <w:pStyle w:val="Heading3"/>
@@ -4287,8 +4731,8 @@
         </w:pict>
       </w:r>
     </w:p>
-    <w:bookmarkEnd w:id="38"/>
-    <w:bookmarkStart w:id="39" w:name="pareto-frontier-gold-markers-dashed-line"/>
+    <w:bookmarkEnd w:id="39"/>
+    <w:bookmarkStart w:id="40" w:name="pareto-frontier-gold-markers-dashed-line"/>
     <w:p>
       <w:pPr>
         <w:pStyle w:val="Heading3"/>
@@ -4358,7 +4802,7 @@
               <w:pStyle w:val="Compact"/>
             </w:pPr>
             <w:r>
-              <w:t xml:space="preserve">The subset of saved scenarios where no other saved scenario is strictly better on all three metrics simultaneously (flood, HM, food).</w:t>
+              <w:t xml:space="preserve">The subset of saved scenarios that trace the outer edge of achievable performance — ones where improving one outcome would require sacrificing another. Anything far from the frontier is outperformed by at least one other saved scenario on all three metrics.</w:t>
             </w:r>
           </w:p>
         </w:tc>
@@ -4451,19 +4895,7 @@
         <w:t xml:space="preserve"> </w:t>
       </w:r>
       <w:r>
-        <w:t xml:space="preserve">worth exploring further. Scenarios far from the frontier are being</w:t>
-      </w:r>
-      <w:r>
-        <w:t xml:space="preserve"> </w:t>
-      </w:r>
-      <w:r>
-        <w:t xml:space="preserve">‘outcompeted’</w:t>
-      </w:r>
-      <w:r>
-        <w:t xml:space="preserve"> </w:t>
-      </w:r>
-      <w:r>
-        <w:t xml:space="preserve">by at least one other saved scenario on all three metrics simultaneously.</w:t>
+        <w:t xml:space="preserve">worth exploring further. Scenarios far from the frontier are outperformed by at least one other saved scenario on all three metrics simultaneously.</w:t>
       </w:r>
     </w:p>
     <w:p>
@@ -4473,8 +4905,8 @@
         </w:pict>
       </w:r>
     </w:p>
-    <w:bookmarkEnd w:id="39"/>
-    <w:bookmarkStart w:id="40" w:name="optimized-suggestions-orange-diamonds"/>
+    <w:bookmarkEnd w:id="40"/>
+    <w:bookmarkStart w:id="41" w:name="optimized-suggestions-orange-diamonds"/>
     <w:p>
       <w:pPr>
         <w:pStyle w:val="Heading3"/>
@@ -4510,8 +4942,8 @@
         </w:pict>
       </w:r>
     </w:p>
-    <w:bookmarkEnd w:id="40"/>
-    <w:bookmarkStart w:id="41" w:name="X08b0971ca8da753d502424aa77bd8b10039c9f8"/>
+    <w:bookmarkEnd w:id="41"/>
+    <w:bookmarkStart w:id="42" w:name="X08b0971ca8da753d502424aa77bd8b10039c9f8"/>
     <w:p>
       <w:pPr>
         <w:pStyle w:val="Heading3"/>
@@ -4654,7 +5086,7 @@
               <w:pStyle w:val="Compact"/>
             </w:pPr>
             <w:r>
-              <w:t xml:space="preserve">Importances reflect the surrogate’s learned relationships, not physical causation. Because the three inputs are constrained (GI% + FF% ≤ 100%), their importances are not fully independent.</w:t>
+              <w:t xml:space="preserve">Importances reflect the surrogate’s learned relationships, not physical causation. Because the three inputs are constrained (GI% + FF% ≤ 100%), their importances are not fully independent. Feature importance reflects how strongly variables influence the surrogate predictions within the sampled training space; it does not imply causal importance outside that range.</w:t>
             </w:r>
           </w:p>
         </w:tc>
@@ -4667,9 +5099,9 @@
         </w:pict>
       </w:r>
     </w:p>
-    <w:bookmarkEnd w:id="41"/>
     <w:bookmarkEnd w:id="42"/>
-    <w:bookmarkStart w:id="43" w:name="bar-charts-scenario-tab"/>
+    <w:bookmarkEnd w:id="43"/>
+    <w:bookmarkStart w:id="44" w:name="bar-charts-scenario-tab"/>
     <w:p>
       <w:pPr>
         <w:pStyle w:val="Heading2"/>
@@ -4962,8 +5394,8 @@
         </w:pict>
       </w:r>
     </w:p>
-    <w:bookmarkEnd w:id="43"/>
-    <w:bookmarkStart w:id="44" w:name="map-view-map-view-tab"/>
+    <w:bookmarkEnd w:id="44"/>
+    <w:bookmarkStart w:id="45" w:name="map-view-map-view-tab"/>
     <w:p>
       <w:pPr>
         <w:pStyle w:val="Heading2"/>
@@ -5191,8 +5623,8 @@
         <w:t xml:space="preserve">When heat-priority mode is on, teal/green/red pixels are concentrated in higher-intensity developed areas rather than uniformly distributed.</w:t>
       </w:r>
     </w:p>
-    <w:bookmarkEnd w:id="44"/>
     <w:bookmarkEnd w:id="45"/>
+    <w:bookmarkEnd w:id="46"/>
     <w:sectPr>
       <w:footnotePr>
         <w:numRestart w:val="eachSect"/>
@@ -5303,6 +5735,91 @@
       </w:pPr>
     </w:lvl>
   </w:abstractNum>
+  <w:abstractNum w:abstractNumId="99411">
+    <w:nsid w:val="00A99411"/>
+    <w:multiLevelType w:val="multilevel"/>
+    <w:lvl w:ilvl="0">
+      <w:start w:val="1"/>
+      <w:numFmt w:val="decimal"/>
+      <w:lvlText w:val="%1."/>
+      <w:lvlJc w:val="left"/>
+      <w:pPr>
+        <w:ind w:left="720" w:hanging="360"/>
+      </w:pPr>
+    </w:lvl>
+    <w:lvl w:ilvl="1">
+      <w:start w:val="1"/>
+      <w:numFmt w:val="decimal"/>
+      <w:lvlText w:val="%2."/>
+      <w:lvlJc w:val="left"/>
+      <w:pPr>
+        <w:ind w:left="1440" w:hanging="360"/>
+      </w:pPr>
+    </w:lvl>
+    <w:lvl w:ilvl="2">
+      <w:start w:val="1"/>
+      <w:numFmt w:val="decimal"/>
+      <w:lvlText w:val="%3."/>
+      <w:lvlJc w:val="left"/>
+      <w:pPr>
+        <w:ind w:left="2160" w:hanging="360"/>
+      </w:pPr>
+    </w:lvl>
+    <w:lvl w:ilvl="3">
+      <w:start w:val="1"/>
+      <w:numFmt w:val="decimal"/>
+      <w:lvlText w:val="%4."/>
+      <w:lvlJc w:val="left"/>
+      <w:pPr>
+        <w:ind w:left="2880" w:hanging="360"/>
+      </w:pPr>
+    </w:lvl>
+    <w:lvl w:ilvl="4">
+      <w:start w:val="1"/>
+      <w:numFmt w:val="decimal"/>
+      <w:lvlText w:val="%5."/>
+      <w:lvlJc w:val="left"/>
+      <w:pPr>
+        <w:ind w:left="3600" w:hanging="360"/>
+      </w:pPr>
+    </w:lvl>
+    <w:lvl w:ilvl="5">
+      <w:start w:val="1"/>
+      <w:numFmt w:val="decimal"/>
+      <w:lvlText w:val="%6."/>
+      <w:lvlJc w:val="left"/>
+      <w:pPr>
+        <w:ind w:left="4320" w:hanging="360"/>
+      </w:pPr>
+    </w:lvl>
+    <w:lvl w:ilvl="6">
+      <w:start w:val="1"/>
+      <w:numFmt w:val="decimal"/>
+      <w:lvlText w:val="%7."/>
+      <w:lvlJc w:val="left"/>
+      <w:pPr>
+        <w:ind w:left="5040" w:hanging="360"/>
+      </w:pPr>
+    </w:lvl>
+    <w:lvl w:ilvl="7">
+      <w:start w:val="1"/>
+      <w:numFmt w:val="decimal"/>
+      <w:lvlText w:val="%8."/>
+      <w:lvlJc w:val="left"/>
+      <w:pPr>
+        <w:ind w:left="5760" w:hanging="360"/>
+      </w:pPr>
+    </w:lvl>
+    <w:lvl w:ilvl="8">
+      <w:start w:val="1"/>
+      <w:numFmt w:val="decimal"/>
+      <w:lvlText w:val="%9."/>
+      <w:lvlJc w:val="left"/>
+      <w:pPr>
+        <w:ind w:left="6480" w:hanging="360"/>
+      </w:pPr>
+    </w:lvl>
+  </w:abstractNum>
   <w:abstractNum w:abstractNumId="991">
     <w:nsid w:val="0000A991"/>
     <w:multiLevelType w:val="multilevel"/>
@@ -5410,6 +5927,36 @@
     <w:abstractNumId w:val="990"/>
   </w:num>
   <w:num w:numId="1001">
+    <w:abstractNumId w:val="99411"/>
+    <w:lvlOverride w:ilvl="0">
+      <w:startOverride w:val="1"/>
+    </w:lvlOverride>
+    <w:lvlOverride w:ilvl="1">
+      <w:startOverride w:val="1"/>
+    </w:lvlOverride>
+    <w:lvlOverride w:ilvl="2">
+      <w:startOverride w:val="1"/>
+    </w:lvlOverride>
+    <w:lvlOverride w:ilvl="3">
+      <w:startOverride w:val="1"/>
+    </w:lvlOverride>
+    <w:lvlOverride w:ilvl="4">
+      <w:startOverride w:val="1"/>
+    </w:lvlOverride>
+    <w:lvlOverride w:ilvl="5">
+      <w:startOverride w:val="1"/>
+    </w:lvlOverride>
+    <w:lvlOverride w:ilvl="6">
+      <w:startOverride w:val="1"/>
+    </w:lvlOverride>
+    <w:lvlOverride w:ilvl="7">
+      <w:startOverride w:val="1"/>
+    </w:lvlOverride>
+    <w:lvlOverride w:ilvl="8">
+      <w:startOverride w:val="1"/>
+    </w:lvlOverride>
+  </w:num>
+  <w:num w:numId="1002">
     <w:abstractNumId w:val="991"/>
   </w:num>
 </w:numbering>
